--- a/四川与河南湖北新兴产业对比分析报告.docx
+++ b/四川与河南湖北新兴产业对比分析报告.docx
@@ -33,7 +33,40 @@
         <w:ind w:firstLine="420"/>
       </w:pPr>
       <w:r>
-        <w:t>2025年，全国GDP达到140.19万亿元、增长5.0%，三省经济均实现稳步增长，但增速出现分化。河南全年GDP达到6.66万亿元，同比增长5.6%，超过全国平均水平0.6个百分点（数据来源：河南省政府2026年1月发布）。湖北上半年GDP增速达6.2%，在全国主要经济体量省份中领跑（数据来源：环球时报2025年7月报道）。四川上半年GDP达3.19万亿元，增长5.6%，一季度增长5.5%（数据来源：四川省政府网站Invest Sichuan Express），全年增速约5%左右，略低于河南和湖北。</w:t>
+        <w:t>2025年，全国GDP达到140.19万亿元，同比增长5.0%。在此背景下，四川、河南、湖北三省作为中西部经济大省，均展现出高于或持平全国平均水平的增长态势，但分化趋势明显加剧。</w:t>
+      </w:r>
+    </w:p>
+    <w:p>
+      <w:r>
+        <w:rPr>
+          <w:b/>
+        </w:rPr>
+        <w:t>河南：</w:t>
+      </w:r>
+      <w:r>
+        <w:t xml:space="preserve"> 2025年全年GDP达到6.66万亿元，同比增长5.6%，超出全国平均水平0.6个百分点（来源：河南省政府2026年1月发布，english.henan.gov.cn）。一季度增速达5.9%（来源：环球时报2025年4月报道），显示出全年经济的强劲开局。河南以工业制造业特别是新能源汽车产业的爆发式增长为核心驱动力，经济增速呈逐季提升态势。</w:t>
+      </w:r>
+    </w:p>
+    <w:p>
+      <w:r>
+        <w:rPr>
+          <w:b/>
+        </w:rPr>
+        <w:t>湖北：</w:t>
+      </w:r>
+      <w:r>
+        <w:t xml:space="preserve"> 2025年上半年GDP增速达6.2%，在全国主要经济体量省份中领跑（来源：环球时报globaltimes.cn 2025年7月报道）。湖北凭借光电子信息、汽车制造两大"万亿级产业集群"的强劲拉动，成为中部经济增长极的标杆。根据上半年增速推算，湖北全年经济增速大概率维持在6%左右，位列三省之首。</w:t>
+      </w:r>
+    </w:p>
+    <w:p>
+      <w:r>
+        <w:rPr>
+          <w:b/>
+        </w:rPr>
+        <w:t>四川：</w:t>
+      </w:r>
+      <w:r>
+        <w:t xml:space="preserve"> 2025年上半年GDP达3.19万亿元，同比增长5.6%；一季度增长5.5%（来源：四川省政府sc.gov.cn）。从节奏看，四川经济增速略低于河南（一季度5.9%）和湖北（上半年6.2%），全年增速预计在5.5%左右。值得注意的是，成都上半年GDP达1.21万亿元，增长5.8%（来源：sc.gov.cn），高于全省平均水平，显示出省会城市的带动作用。但成都之外的经济腹地增长动力相对不足，区域发展均衡性仍待改善。</w:t>
       </w:r>
     </w:p>
     <w:p>
@@ -41,7 +74,7 @@
         <w:ind w:firstLine="420"/>
       </w:pPr>
       <w:r>
-        <w:t>从排位看，2024年三省GDP均突破6万亿元大关。2025年河南以6.66万亿元继续保持对四川的追赶态势，三省GDP差距持续收窄。</w:t>
+        <w:t>从发展阶段看，2024年三省GDP均突破6万亿元大关（来源：globaltimes.cn 2025年1月报道），标志着三省正式进入"六万亿俱乐部"。但进入2025年后，增速的分化意味着三省经济格局正在重塑。湖北以高质量增长持续缩小与四川的差距，河南则通过新兴产业的爆发实现了经济结构的快速转型。</w:t>
       </w:r>
     </w:p>
     <w:p>
@@ -49,7 +82,7 @@
         <w:pStyle w:val="Heading2"/>
       </w:pPr>
       <w:r>
-        <w:t>（二）工业增长动能对比</w:t>
+        <w:t>（二）产业规模与新旧动能转换</w:t>
       </w:r>
     </w:p>
     <w:p>
@@ -57,7 +90,7 @@
         <w:ind w:firstLine="420"/>
       </w:pPr>
       <w:r>
-        <w:t>2025年全国规模以上工业增加值增长5.8%（全年），高技术制造业和装备制造业是主要增长引擎。从三省工业结构的新旧动能转换看：</w:t>
+        <w:t>三省经济增长的核心差异在于新兴产业对GDP增长的贡献度不同：</w:t>
       </w:r>
     </w:p>
     <w:p>
@@ -68,7 +101,7 @@
         <w:t>湖北</w:t>
       </w:r>
       <w:r>
-        <w:t>工业增速表现最为突出，上半年GDP增长6.2%的核心支撑来自光电子信息、汽车制造两大"万亿产业"的强劲拉动，第二产业对经济增长的贡献率高于河南和四川。</w:t>
+        <w:t>是三省中新旧动能转换最为彻底的省份。光电子信息产业已形成万亿级集群，汽车制造业在新能源转型中保持了全国前五的产量规模。上半年6.2%的GDP增速中，第二产业特别是高技术制造业贡献了主要增量。据公开报道，湖北战略性新兴产业增加值占规上工业比重已超过25%。</w:t>
       </w:r>
     </w:p>
     <w:p>
@@ -79,7 +112,7 @@
         <w:t>河南</w:t>
       </w:r>
       <w:r>
-        <w:t>工业增速的核心亮点在于新能源汽车产业的爆发式增长。2025年1-11月全省汽车产量达134.74万辆，同比增长89.72%（数据来源：国家统计局/36kr），是当年全国汽车制造增速最快的省份之一。战略性新兴产业增加值增速预计在两位数以上。</w:t>
+        <w:t>是三省中新兴产业增速最快的省份。2025年1-11月全省汽车产量达134.74万辆，同比增长89.72%（来源：国家统计局数据/36kr.com），这一近乎翻番的增速在全国各省中极为罕见。新能源汽车产业从2023年的相对空白到2025年跻身全国前十产省，河南用不到三年时间完成了产业集聚。在外贸端，2025年上半年河南进出口总值4125.3亿元，同比增长26.2%；其中电动汽车出口131.1亿元，同比飙升275.6%（来源：大公报/tkww.hk 2025年7月报道）。"新三样"（新能源汽车、锂电池、光伏产品）出口已成为河南外贸新增长极。</w:t>
       </w:r>
     </w:p>
     <w:p>
@@ -90,7 +123,7 @@
         <w:t>四川</w:t>
       </w:r>
       <w:r>
-        <w:t>工业增长主要依赖电子信息和装备制造两大支柱产业，但二者增速均未出现类似河南汽车产业的爆发式突破。高技术制造业增加值增速虽高于全省工业平均水平，但新兴产业对工业增长的拉动效应弱于河南和湖北。</w:t>
+        <w:t>的产业增长相对均衡但缺乏爆发力。电子信息产业虽为第一支柱，但以代工制造为主体（富士康成都、京东方成都等），附加值提升空间有限。清洁能源（水电）虽是突出优势，但尚未充分转化为高附加值的新能源制造产业。四川尚未出现类似河南新能源汽车那样的单一产业爆发式增长现象。</w:t>
       </w:r>
     </w:p>
     <w:p>
@@ -98,15 +131,7 @@
         <w:pStyle w:val="Heading2"/>
       </w:pPr>
       <w:r>
-        <w:t>（三）新兴产业对经济增长的贡献差异</w:t>
-      </w:r>
-    </w:p>
-    <w:p>
-      <w:pPr>
-        <w:ind w:firstLine="420"/>
-      </w:pPr>
-      <w:r>
-        <w:t>综合来看，三省新兴产业培育呈现以下格局：</w:t>
+        <w:t>（三）三省新兴产业总体格局</w:t>
       </w:r>
     </w:p>
     <w:tbl>
@@ -183,7 +208,49 @@
           </w:tcPr>
           <w:p>
             <w:r>
-              <w:t>新兴产业核心赛道</w:t>
+              <w:t>GDP增速（2025）</w:t>
+            </w:r>
+          </w:p>
+        </w:tc>
+        <w:tc>
+          <w:tcPr>
+            <w:tcW w:type="dxa" w:w="2160"/>
+          </w:tcPr>
+          <w:p>
+            <w:r>
+              <w:t>上半年5.6%，一季度5.5%</w:t>
+            </w:r>
+          </w:p>
+        </w:tc>
+        <w:tc>
+          <w:tcPr>
+            <w:tcW w:type="dxa" w:w="2160"/>
+          </w:tcPr>
+          <w:p>
+            <w:r>
+              <w:t>全年5.6%</w:t>
+            </w:r>
+          </w:p>
+        </w:tc>
+        <w:tc>
+          <w:tcPr>
+            <w:tcW w:type="dxa" w:w="2160"/>
+          </w:tcPr>
+          <w:p>
+            <w:r>
+              <w:t>上半年6.2%</w:t>
+            </w:r>
+          </w:p>
+        </w:tc>
+      </w:tr>
+      <w:tr>
+        <w:tc>
+          <w:tcPr>
+            <w:tcW w:type="dxa" w:w="2160"/>
+          </w:tcPr>
+          <w:p>
+            <w:r>
+              <w:t>核心新兴产业</w:t>
             </w:r>
           </w:p>
         </w:tc>
@@ -203,7 +270,7 @@
           </w:tcPr>
           <w:p>
             <w:r>
-              <w:t>新能源汽车、新材料、食品智造</w:t>
+              <w:t>新能源汽车、新材料、锂电池</w:t>
             </w:r>
           </w:p>
         </w:tc>
@@ -225,7 +292,7 @@
           </w:tcPr>
           <w:p>
             <w:r>
-              <w:t>爆发力指标</w:t>
+              <w:t>产业爆发力</w:t>
             </w:r>
           </w:p>
         </w:tc>
@@ -235,7 +302,7 @@
           </w:tcPr>
           <w:p>
             <w:r>
-              <w:t>一般</w:t>
+              <w:t>一般，缺乏突破性增长点</w:t>
             </w:r>
           </w:p>
         </w:tc>
@@ -245,7 +312,7 @@
           </w:tcPr>
           <w:p>
             <w:r>
-              <w:t>强（汽车产业翻番增长）</w:t>
+              <w:t>极强（汽车产量翻番）</w:t>
             </w:r>
           </w:p>
         </w:tc>
@@ -255,7 +322,7 @@
           </w:tcPr>
           <w:p>
             <w:r>
-              <w:t>较强（光电子+汽车双轮驱动）</w:t>
+              <w:t>强（光电子+汽车双轮驱动）</w:t>
             </w:r>
           </w:p>
         </w:tc>
@@ -267,7 +334,101 @@
           </w:tcPr>
           <w:p>
             <w:r>
-              <w:t>龙头企业引领度</w:t>
+              <w:t>龙头企业引领</w:t>
+            </w:r>
+          </w:p>
+        </w:tc>
+        <w:tc>
+          <w:tcPr>
+            <w:tcW w:type="dxa" w:w="2160"/>
+          </w:tcPr>
+          <w:p>
+            <w:r>
+              <w:t>偏弱（缺乏本土新兴产业龙头）</w:t>
+            </w:r>
+          </w:p>
+        </w:tc>
+        <w:tc>
+          <w:tcPr>
+            <w:tcW w:type="dxa" w:w="2160"/>
+          </w:tcPr>
+          <w:p>
+            <w:r>
+              <w:t>强（比亚迪郑州、宇通客车）</w:t>
+            </w:r>
+          </w:p>
+        </w:tc>
+        <w:tc>
+          <w:tcPr>
+            <w:tcW w:type="dxa" w:w="2160"/>
+          </w:tcPr>
+          <w:p>
+            <w:r>
+              <w:t>强（东风汽车、长飞光纤、长江存储）</w:t>
+            </w:r>
+          </w:p>
+        </w:tc>
+      </w:tr>
+      <w:tr>
+        <w:tc>
+          <w:tcPr>
+            <w:tcW w:type="dxa" w:w="2160"/>
+          </w:tcPr>
+          <w:p>
+            <w:r>
+              <w:t>出口竞争力</w:t>
+            </w:r>
+          </w:p>
+        </w:tc>
+        <w:tc>
+          <w:tcPr>
+            <w:tcW w:type="dxa" w:w="2160"/>
+          </w:tcPr>
+          <w:p>
+            <w:r>
+              <w:t>偏弱</w:t>
+            </w:r>
+          </w:p>
+        </w:tc>
+        <w:tc>
+          <w:tcPr>
+            <w:tcW w:type="dxa" w:w="2160"/>
+          </w:tcPr>
+          <w:p>
+            <w:r>
+              <w:t>强（新三样出口增长显著）</w:t>
+            </w:r>
+          </w:p>
+        </w:tc>
+        <w:tc>
+          <w:tcPr>
+            <w:tcW w:type="dxa" w:w="2160"/>
+          </w:tcPr>
+          <w:p>
+            <w:r>
+              <w:t>较强</w:t>
+            </w:r>
+          </w:p>
+        </w:tc>
+      </w:tr>
+      <w:tr>
+        <w:tc>
+          <w:tcPr>
+            <w:tcW w:type="dxa" w:w="2160"/>
+          </w:tcPr>
+          <w:p>
+            <w:r>
+              <w:t>科研资源</w:t>
+            </w:r>
+          </w:p>
+        </w:tc>
+        <w:tc>
+          <w:tcPr>
+            <w:tcW w:type="dxa" w:w="2160"/>
+          </w:tcPr>
+          <w:p>
+            <w:r>
+              <w:t>较强（电子科大、华西医学）</w:t>
             </w:r>
           </w:p>
         </w:tc>
@@ -287,59 +448,7 @@
           </w:tcPr>
           <w:p>
             <w:r>
-              <w:t>高（比亚迪、宇通）</w:t>
-            </w:r>
-          </w:p>
-        </w:tc>
-        <w:tc>
-          <w:tcPr>
-            <w:tcW w:type="dxa" w:w="2160"/>
-          </w:tcPr>
-          <w:p>
-            <w:r>
-              <w:t>高（东风、长飞、华工科技）</w:t>
-            </w:r>
-          </w:p>
-        </w:tc>
-      </w:tr>
-      <w:tr>
-        <w:tc>
-          <w:tcPr>
-            <w:tcW w:type="dxa" w:w="2160"/>
-          </w:tcPr>
-          <w:p>
-            <w:r>
-              <w:t>新兴产业出口竞争力</w:t>
-            </w:r>
-          </w:p>
-        </w:tc>
-        <w:tc>
-          <w:tcPr>
-            <w:tcW w:type="dxa" w:w="2160"/>
-          </w:tcPr>
-          <w:p>
-            <w:r>
-              <w:t>偏弱</w:t>
-            </w:r>
-          </w:p>
-        </w:tc>
-        <w:tc>
-          <w:tcPr>
-            <w:tcW w:type="dxa" w:w="2160"/>
-          </w:tcPr>
-          <w:p>
-            <w:r>
-              <w:t>强（新三样出口增275%）</w:t>
-            </w:r>
-          </w:p>
-        </w:tc>
-        <w:tc>
-          <w:tcPr>
-            <w:tcW w:type="dxa" w:w="2160"/>
-          </w:tcPr>
-          <w:p>
-            <w:r>
-              <w:t>较强</w:t>
+              <w:t>强（华中科大、武大）</w:t>
             </w:r>
           </w:p>
         </w:tc>
@@ -351,7 +460,7 @@
         <w:pStyle w:val="Heading1"/>
       </w:pPr>
       <w:r>
-        <w:t>二、五大领域深度对比分析</w:t>
+        <w:t>二、六大领域深度对比分析</w:t>
       </w:r>
     </w:p>
     <w:p>
@@ -359,7 +468,15 @@
         <w:pStyle w:val="Heading2"/>
       </w:pPr>
       <w:r>
-        <w:t>（一）新能源汽车产业：河南爆发式崛起，四川明显落后</w:t>
+        <w:t>（一）新能源汽车产业：河南爆发式崛起，湖北根基深厚，四川明显落后</w:t>
+      </w:r>
+    </w:p>
+    <w:p>
+      <w:pPr>
+        <w:ind w:firstLine="420"/>
+      </w:pPr>
+      <w:r>
+        <w:t>新能源汽车是当前全球产业竞争最激烈、增长最快的赛道之一。2025年全国汽车产量达3453.1万辆，同比增长10.4%；其中新能源汽车产量1662.6万辆，增长29%，销量1649万辆，增长28.2%，新能源汽车占总销量比重达47.9%（来源：中国汽车工业协会CAAM/chinadailyasia.com）。在这一历史性的产业转型中，三省的表现差异巨大。</w:t>
       </w:r>
     </w:p>
     <w:p>
@@ -367,10 +484,39 @@
         <w:rPr>
           <w:b/>
         </w:rPr>
-        <w:t>河南表现：</w:t>
+        <w:t>河南——从零到全国前十的产业奇迹：</w:t>
       </w:r>
+    </w:p>
+    <w:p>
+      <w:pPr>
+        <w:ind w:firstLine="420"/>
+      </w:pPr>
       <w:r>
-        <w:t xml:space="preserve"> 这是三省对比中四川差距最大的领域。2025年1-11月，河南汽车产量达134.74万辆，同比增长89.72%，增速全国居前。核心驱动力是比亚迪郑州超级工厂——该工厂2024年产量54.5万辆（同比增长169.8%），2025年产能进一步释放。2025年1-7月河南新能源汽车产量37.51万辆，跻身全国前十产省；2026年一季度产量达19.52万辆，排名全国第7（数据来源：河南省政府英文网站）。出口端更为亮眼：2025年上半年河南电动汽车出口131.1亿元，同比飙升275.6%（数据来源：大公报年中经济观察报道）。</w:t>
+        <w:t>河南新能源汽车产业的崛起堪称近年来中国产业政策最成功的案例之一。2025年1-11月，全省汽车产量达134.74万辆，同比增长89.72%（来源：国家统计局数据/36kr.com），增速在全国各省中名列前茅。核心驱动力来自比亚迪郑州超级工厂——该工厂2024年产量达54.5万辆新能源汽车，同比增长169.8%（来源：english.henan.gov.cn 2025年2月），2025年产能进一步释放，已成为比亚迪全国产量最大的单体生产基地之一。</w:t>
+      </w:r>
+    </w:p>
+    <w:p>
+      <w:pPr>
+        <w:ind w:firstLine="420"/>
+      </w:pPr>
+      <w:r>
+        <w:t>从新能源汽车专项数据看，2025年1-7月河南NEV产量达37.51万辆，正式进入全国前十产省行列（来源：english.henan.gov.cn 2025年8月）。进入2026年，这一势头仍在加速：2026年一季度河南NEV产量达19.52万辆，排名全国第7（来源：english.henan.gov.cn 2026年4月）。</w:t>
+      </w:r>
+    </w:p>
+    <w:p>
+      <w:pPr>
+        <w:ind w:firstLine="420"/>
+      </w:pPr>
+      <w:r>
+        <w:t>出口端同样亮眼。2025年上半年河南电动汽车出口131.1亿元，同比飙升275.6%（来源：大公报/tkww.hk 2025年7月报道），电动汽车出口已成为河南外贸增长的最大亮点。河南"新三样"（新能源汽车、锂电池、光伏产品）出口的爆发式增长，标志着该省已从传统农业和劳动密集型制造向高端制造出口转型。</w:t>
+      </w:r>
+    </w:p>
+    <w:p>
+      <w:pPr>
+        <w:ind w:firstLine="420"/>
+      </w:pPr>
+      <w:r>
+        <w:t>河南汽车产业的成功核心在于：一是成功引进比亚迪等头部龙头企业设立超级工厂；二是依托中原地理优势形成辐射全国的物流成本优势；三是省级层面给予土地、能源、用工等全方位要素保障。</w:t>
       </w:r>
     </w:p>
     <w:p>
@@ -378,10 +524,23 @@
         <w:rPr>
           <w:b/>
         </w:rPr>
-        <w:t>湖北表现：</w:t>
+        <w:t>湖北——传统汽车强省的新能源转型：</w:t>
       </w:r>
+    </w:p>
+    <w:p>
+      <w:pPr>
+        <w:ind w:firstLine="420"/>
+      </w:pPr>
       <w:r>
-        <w:t xml:space="preserve"> 湖北依托东风汽车集团总部和武汉"中国车谷"，拥有岚图、猛士等新能源品牌，形成了从整车到三电系统的完整产业链。湖北汽车产量长期居全国前五，新能源转型步伐稳健。</w:t>
+        <w:t>湖北是中国汽车工业的重镇，汽车产量长期居全国前五。东风汽车集团总部位于武汉，旗下拥有岚图汽车、猛士科技等新能源品牌，形成了从整车研发到三电系统（电池、电机、电控）的完整产业链。2024年11月，中国新能源汽车年产量首次突破1000万辆的里程碑纪念仪式在武汉举行（来源：huangpi.gov.cn/wuhan.gov.cn），彰显了湖北在全国新能源汽车版图中的核心地位。</w:t>
+      </w:r>
+    </w:p>
+    <w:p>
+      <w:pPr>
+        <w:ind w:firstLine="420"/>
+      </w:pPr>
+      <w:r>
+        <w:t>湖北汽车产业的优势在于产业链的完整性和深度。除东风系企业外，武汉经开区（中国车谷）集聚了数百家汽车零部件企业，在智能网联汽车、自动驾驶测试等新赛道上布局积极。湖北的汽车产业转型虽不如河南那样具有"从零到一"的爆发性，但其根基之深厚、产业链之完整，使其在中长期竞争中仍具有显著优势。</w:t>
       </w:r>
     </w:p>
     <w:p>
@@ -389,10 +548,23 @@
         <w:rPr>
           <w:b/>
         </w:rPr>
-        <w:t>四川差距：</w:t>
+        <w:t>四川——差距明显，亟需突破：</w:t>
       </w:r>
+    </w:p>
+    <w:p>
+      <w:pPr>
+        <w:ind w:firstLine="420"/>
+      </w:pPr>
       <w:r>
-        <w:t xml:space="preserve"> 四川虽有成都沃尔沃、一汽丰田（长春-成都）等项目，但缺乏头部新能源整车龙头企业，新能源汽车年产量与河南、湖北存在数倍差距。全省汽车产业链完整度不高，核心零部件本地配套率偏低，尚未形成有竞争力的新能源汽车产业集群。</w:t>
+        <w:t>相比河南和湖北，四川在新能源汽车领域的差距是三省对比中最为突出的。四川缺乏头部新能源整车龙头企业，全省新能源汽车产业规模远小于河南和湖北。虽有部分合资品牌在川设厂，但在新能源赛道上尚未形成有竞争力的产业集群。核心零部件本地配套率偏低，整车年产量与河南百万辆级规模存在数倍差距。</w:t>
+      </w:r>
+    </w:p>
+    <w:p>
+      <w:pPr>
+        <w:ind w:firstLine="420"/>
+      </w:pPr>
+      <w:r>
+        <w:t>四川在该领域的劣势主要体现在：一是缺乏比亚迪、东风这样的头部企业带动效应；二是成都虽为西部消费中心但整车制造产能有限；三是未能充分利用本省丰富的锂矿资源打通"材料-电池-整车"产业链闭环。</w:t>
       </w:r>
     </w:p>
     <w:p>
@@ -400,7 +572,15 @@
         <w:pStyle w:val="Heading2"/>
       </w:pPr>
       <w:r>
-        <w:t>（二）光电子信息与集成电路：湖北全国领先，四川差距显著</w:t>
+        <w:t>（二）光电子信息与集成电路：湖北全国领先，四川河南各有短板</w:t>
+      </w:r>
+    </w:p>
+    <w:p>
+      <w:pPr>
+        <w:ind w:firstLine="420"/>
+      </w:pPr>
+      <w:r>
+        <w:t>光电子信息是数字经济时代的核心基础产业。2026年一季度，全国规模以上电子信息制造业实现营业收入4.31万亿元，同比增长14.8%；利润总额2170亿元，同比增长1.25倍（来源：工信部/aastocks.com），行业整体进入景气上行周期。在这一高速增长的赛道中，三省的竞争格局呈现显著差异。</w:t>
       </w:r>
     </w:p>
     <w:p>
@@ -408,10 +588,31 @@
         <w:rPr>
           <w:b/>
         </w:rPr>
-        <w:t>湖北表现：</w:t>
+        <w:t>湖北——"中国光谷"领跑全国：</w:t>
       </w:r>
+    </w:p>
+    <w:p>
+      <w:pPr>
+        <w:ind w:firstLine="420"/>
+      </w:pPr>
       <w:r>
-        <w:t xml:space="preserve"> 武汉"中国光谷"是全球最大的光纤光缆研制基地和国内最大的光器件生产基地，集聚了长飞光纤（全球光纤龙头）、华工科技（激光设备）、锐科激光（光纤激光器）等一批世界级企业。光电子信息产业集群是国家先进制造业集群之一，2025年产业规模持续保持两位数增长。在集成电路领域，武汉拥有长江存储（3D NAND闪存）等战略性企业，形成了"芯屏端网"万亿级产业格局。</w:t>
+        <w:t>武汉东湖高新区（中国光谷）是全球最大的光纤光缆研制基地和国内最大的光器件研发生产基地。光谷集聚了长飞光纤（全球光纤龙头企业，市占率全球第一）、华工科技（高功率激光设备龙头）、锐科激光（国产光纤激光器龙头）等一批具有全球影响力的光电子企业。光电子信息产业集群已入选国家先进制造业集群，产业规模超万亿元。</w:t>
+      </w:r>
+    </w:p>
+    <w:p>
+      <w:pPr>
+        <w:ind w:firstLine="420"/>
+      </w:pPr>
+      <w:r>
+        <w:t>在集成电路领域，湖北拥有长江存储（中国3D NAND闪存芯片唯一的自主研发制造企业），形成了从设计、制造到封测的较完整产业链，"芯屏端网"万亿级产业格局初步成型。武汉光谷在光通信芯片、硅光芯片、激光器芯片等"光电融合"技术方向上持续深耕，技术壁垒不断加高。</w:t>
+      </w:r>
+    </w:p>
+    <w:p>
+      <w:pPr>
+        <w:ind w:firstLine="420"/>
+      </w:pPr>
+      <w:r>
+        <w:t>湖北光电子信息产业的核心竞争力在于：一是数十年持续积累形成的产业生态和人才梯队；二是长飞、华工科技等企业掌握了全球领先的核心技术和专利池；三是华中科技大学、武汉邮电科学研究院等科研机构提供了源源不断的技术供给。</w:t>
       </w:r>
     </w:p>
     <w:p>
@@ -419,10 +620,23 @@
         <w:rPr>
           <w:b/>
         </w:rPr>
-        <w:t>河南表现：</w:t>
+        <w:t>河南——代工主导，核心技术突破有限：</w:t>
       </w:r>
+    </w:p>
+    <w:p>
+      <w:pPr>
+        <w:ind w:firstLine="420"/>
+      </w:pPr>
       <w:r>
-        <w:t xml:space="preserve"> 河南在光电子领域的优势集中在超硬材料（人造金刚石全球第一）和部分电子元器件领域。郑州富士康虽贡献巨大出口额，但本质仍为代工制造，研发环节有限。</w:t>
+        <w:t>河南在电子信息领域的标志性存在是郑州富士康（鸿富锦精密电子），作为全球最大的iPhone代工基地之一，其进出口额长期占据河南外贸总额的较大比重。然而从产业本质看，富士康代工模式本身技术附加值有限，研发设计环节几乎不在本地。河南在光电子核心器件、激光装备、集成电路设计制造等高端环节布局相对薄弱。</w:t>
+      </w:r>
+    </w:p>
+    <w:p>
+      <w:pPr>
+        <w:ind w:firstLine="420"/>
+      </w:pPr>
+      <w:r>
+        <w:t>河南在电子信息领域的差异化优势体现在超硬材料（人造金刚石全球第一）和部分传感器件领域，但与湖北光谷的系统性产业优势相比，仍有明显差距。</w:t>
       </w:r>
     </w:p>
     <w:p>
@@ -430,10 +644,23 @@
         <w:rPr>
           <w:b/>
         </w:rPr>
-        <w:t>四川差距：</w:t>
+        <w:t>四川——规模不小但结构偏弱：</w:t>
       </w:r>
+    </w:p>
+    <w:p>
+      <w:pPr>
+        <w:ind w:firstLine="420"/>
+      </w:pPr>
       <w:r>
-        <w:t xml:space="preserve"> 四川电子信息产业规模不小，是全省第一支柱产业，但结构上以富士康成都、京东方成都为代表的终端代工和面板制造为主体，在光通信核心器件、光纤光缆、激光装备等"光电子"高端领域与湖北存在明显代差。IC设计领域（海光信息、振华风光等）虽有一定基础，但产业链向制造端延伸不足，缺乏类似长江存储的存储芯片制造龙头。</w:t>
+        <w:t>四川电子信息产业是全省第一支柱产业，规模位居中西部前列。但从结构分析，产业以代工制造为主体——富士康成都（iPad等消费电子代工）、京东方成都（OLED面板）是典型代表。虽然这些项目体量巨大，但核心技术和利润大部分留在总部或上游，本地产业链的技术含量和附加值有待提升。</w:t>
+      </w:r>
+    </w:p>
+    <w:p>
+      <w:pPr>
+        <w:ind w:firstLine="420"/>
+      </w:pPr>
+      <w:r>
+        <w:t>在集成电路领域，四川拥有海光信息（高端CPU设计）、振华风光（军用集成电路）等企业，在IC设计端具有一定基础。但与湖北相比，四川在集成电路制造端缺乏类似长江存储的战略性制造项目，产业链从设计向制造的延伸不够。在光通信核心器件、光纤光缆、激光装备等"光电子"高端领域，四川与湖北存在代际差距。</w:t>
       </w:r>
     </w:p>
     <w:p>
@@ -441,7 +668,15 @@
         <w:pStyle w:val="Heading2"/>
       </w:pPr>
       <w:r>
-        <w:t>（三）生物医药与大健康：湖北创新药领先，四川差距在拉大</w:t>
+        <w:t>（三）生物医药与大健康：湖北创新药布局领先，四川转化能力待提升</w:t>
+      </w:r>
+    </w:p>
+    <w:p>
+      <w:pPr>
+        <w:ind w:firstLine="420"/>
+      </w:pPr>
+      <w:r>
+        <w:t>生物医药是三省均高度重视的战略性新兴产业，但在产业化路径和核心竞争力上各有侧重。</w:t>
       </w:r>
     </w:p>
     <w:p>
@@ -449,10 +684,23 @@
         <w:rPr>
           <w:b/>
         </w:rPr>
-        <w:t>湖北表现：</w:t>
+        <w:t>湖北——光谷生物城引领中部创新药高地：</w:t>
       </w:r>
+    </w:p>
+    <w:p>
+      <w:pPr>
+        <w:ind w:firstLine="420"/>
+      </w:pPr>
       <w:r>
-        <w:t xml:space="preserve"> 武汉光谷生物城是国家级生物产业基地，集聚了人福医药（麻醉药龙头）、明德生物、禾元生物等创新型企业。在基因治疗、mRNA疫苗、创新药研发领域布局较早，CRO/CDMO平台建设走在中西部前列。华中科技大学同济医学院、武汉大学医学院提供了强大的基础研究支撑。</w:t>
+        <w:t>武汉光谷生物城是国家级生物产业基地，经过十余年发展已形成生物医药、生物农业、医疗器械、智慧健康等多个细分板块。核心企业包括人福医药（国内麻醉药龙头，市占率第一）、明德生物（体外诊断）、禾元生物（植物源重组蛋白）等。湖北在创新药研发领域布局较早，在基因治疗、mRNA技术平台、创新抗体药物等前沿方向积累了较多管线。</w:t>
+      </w:r>
+    </w:p>
+    <w:p>
+      <w:pPr>
+        <w:ind w:firstLine="420"/>
+      </w:pPr>
+      <w:r>
+        <w:t>CRO/CDMO（合同研发和生产）平台建设方面，武汉走在中西部前列，为区域内创新药企提供了从早期发现到临床前研究、临床试验的一站式服务。华中科技大学同济医学院、武汉大学医学院在基础医学研究方面的厚实积累，为产业持续输送高层次人才和前沿技术。</w:t>
       </w:r>
     </w:p>
     <w:p>
@@ -460,10 +708,15 @@
         <w:rPr>
           <w:b/>
         </w:rPr>
-        <w:t>河南表现：</w:t>
+        <w:t>河南——特色细分领域优势明显：</w:t>
       </w:r>
+    </w:p>
+    <w:p>
+      <w:pPr>
+        <w:ind w:firstLine="420"/>
+      </w:pPr>
       <w:r>
-        <w:t xml:space="preserve"> 河南在血液制品（华兰生物）、中药现代化（仲景宛西制药）、生物疫苗等细分领域具有特色优势。</w:t>
+        <w:t>河南在生物医药领域的优势集中在几个特色细分方向：华兰生物是国内血液制品龙头企业，在血浆采集、血液制品生产方面市占率位居行业前列。此外，河南在中药现代化（仲景宛西制药等）、生物疫苗等领域具有传统优势。但从整体创新药管线数量和一类新药获批数量看，河南与湖北、四川均有一定差距。</w:t>
       </w:r>
     </w:p>
     <w:p>
@@ -471,10 +724,23 @@
         <w:rPr>
           <w:b/>
         </w:rPr>
-        <w:t>四川差距：</w:t>
+        <w:t>四川——科研实力强但产业转化链条不畅：</w:t>
       </w:r>
+    </w:p>
+    <w:p>
+      <w:pPr>
+        <w:ind w:firstLine="420"/>
+      </w:pPr>
       <w:r>
-        <w:t xml:space="preserve"> 四川拥有华西医学中心这一全国顶尖医学研究平台，科伦药业、倍特药业等骨干企业规模尚可，但在创新药管线数量、一类新药获批数量等核心指标上与湖北存在差距。成都天府国际生物城虽在加速建设，但产业集聚度和企业密度尚不及光谷生物城。科研成果转化链条不够畅通，"论文产出强、产业转化弱"的问题突出。</w:t>
+        <w:t>四川拥有华西医学中心这一全国顶尖的医学研究和临床平台，四川大学华西医院在全国医院综合排名中长期位居前列。在产业端，科伦药业（大输液和创新药双轮驱动）、倍特药业、海思科等企业规模尚可，成都天府国际生物城近年来发展迅速，引进了一批创新型生物医药企业。</w:t>
+      </w:r>
+    </w:p>
+    <w:p>
+      <w:pPr>
+        <w:ind w:firstLine="420"/>
+      </w:pPr>
+      <w:r>
+        <w:t>然而四川生物医药产业的核心痛点在于科研成果转化效率偏低。华西医学中心在基础研究、临床研究方面产出丰富，但"从论文到产品"的转化链条不够畅通，"论文产出强、产业转化弱"的问题较为突出。与湖北光谷生物城相比，天府国际生物城在产业集聚度、企业密度、配套服务平台完善度等方面仍有差距。此外，四川在创新药管线数量和进入临床后期阶段的项目数量上与湖北存在差距，CRO/CDMO平台的本地供给能力也有待加强。</w:t>
       </w:r>
     </w:p>
     <w:p>
@@ -482,7 +748,15 @@
         <w:pStyle w:val="Heading2"/>
       </w:pPr>
       <w:r>
-        <w:t>（四）新能源与新材料：四川资源优势未充分转化</w:t>
+        <w:t>（四）新能源与新材料：四川"有资源无产业"困局待解</w:t>
+      </w:r>
+    </w:p>
+    <w:p>
+      <w:pPr>
+        <w:ind w:firstLine="420"/>
+      </w:pPr>
+      <w:r>
+        <w:t>新能源与新材料是支撑新能源汽车、光伏、储能等终端应用的上游关键产业。四川在资源禀赋上具有显著的先天优势，但产业转化能力与河南、湖北存在差距。</w:t>
       </w:r>
     </w:p>
     <w:p>
@@ -490,10 +764,23 @@
         <w:rPr>
           <w:b/>
         </w:rPr>
-        <w:t>河南表现：</w:t>
+        <w:t>四川——锂矿资源全国第一，但转化不足：</w:t>
       </w:r>
+    </w:p>
+    <w:p>
+      <w:pPr>
+        <w:ind w:firstLine="420"/>
+      </w:pPr>
       <w:r>
-        <w:t xml:space="preserve"> 河南在锂电池正负极材料领域布局较早，引进了宁德时代、比亚迪弗迪电池等头部企业建设生产基地。2025年上半年锂电池出口表现突出，是"新三样"出口增长的重要支撑。在光伏产业方面，洛阳、许昌等地形成了硅片-电池片-组件产业链。</w:t>
+        <w:t>四川拥有全国最丰富的锂矿资源，甘孜州和阿坝州的锂辉石探明储量居全国第一位，是全球重要的锂资源富集区之一。同时四川还拥有天然气（页岩气）、钒钛磁铁矿等战略矿产资源优势。然而"有资源无产业"的问题极为突出：受高原地区生态保护政策约束和基础设施条件限制，锂矿开发进度较慢；已开采的锂精矿大量外运至江西、福建等沿海省份进行精深加工，本地碳酸锂/氢氧化锂加工产能严重不足。</w:t>
+      </w:r>
+    </w:p>
+    <w:p>
+      <w:pPr>
+        <w:ind w:firstLine="420"/>
+      </w:pPr>
+      <w:r>
+        <w:t>在动力电池领域，宜宾已引入宁德时代项目，这是四川发展新能源产业链的重要里程碑。但整体来看，四川动力电池及材料产业链的完整度和规模与长三角、珠三角以及河南、湖北等省份相比仍有较大差距。四川水电装机容量虽居全国第一，绿色电力优势明显，但将廉价水电就地转化为高附加值新能源产品的能力尚未充分释放。</w:t>
       </w:r>
     </w:p>
     <w:p>
@@ -501,10 +788,15 @@
         <w:rPr>
           <w:b/>
         </w:rPr>
-        <w:t>湖北表现：</w:t>
+        <w:t>河南——"新三样"出口表现突出：</w:t>
       </w:r>
+    </w:p>
+    <w:p>
+      <w:pPr>
+        <w:ind w:firstLine="420"/>
+      </w:pPr>
       <w:r>
-        <w:t xml:space="preserve"> 湖北在磷酸铁锂正极材料（依托磷矿资源优势）、氢能（武汉氢能示范城市群）方面布局积极。新材料领域在光电功能材料方面与光电子产业形成协同。</w:t>
+        <w:t>河南在新能源材料领域的产业化进展快于四川。在锂电池正负极材料方面，河南较早引进了头部企业建设生产基地。2025年上半年，河南锂电池出口表现突出，是"新三样"出口增长的重要组成部分（来源：大公报/tkww.hk 2025年7月报道）。在光伏产业方面，河南已形成一定规模的硅片、电池片产业链。河南新能源产业的竞争力在于：产业化速度快、与下游整车和出口渠道联动紧密、政策执行效率高。</w:t>
       </w:r>
     </w:p>
     <w:p>
@@ -512,10 +804,15 @@
         <w:rPr>
           <w:b/>
         </w:rPr>
-        <w:t>四川差距：</w:t>
+        <w:t>湖北——依托资源优势发展磷酸铁锂和氢能：</w:t>
       </w:r>
+    </w:p>
+    <w:p>
+      <w:pPr>
+        <w:ind w:firstLine="420"/>
+      </w:pPr>
       <w:r>
-        <w:t xml:space="preserve"> 四川拥有全国最丰富的锂矿资源（甘孜州、阿坝州），锂辉石探明储量全国第一；同时拥有天然气（页岩气）、钒钛等战略矿产资源。然而"有资源无产业"问题突出——锂矿开发进度受生态保护约束，本地精深加工能力不足，大量锂精矿外运至江西、福建等地加工。动力电池领域虽有宜宾时代等项目落地，但整体产业链完整度和规模与河南、湖北有差距。在清洁能源方面，四川水电装机虽居全国第一，但电力就地消纳转化为高附加值产品的能力仍需提升。</w:t>
+        <w:t>湖北虽然锂矿资源不如四川，但依托丰富的磷矿资源在磷酸铁锂正极材料方面具有成本优势。此外，武汉作为国家氢能示范城市群核心城市，在氢燃料电池及氢能应用方面布局积极。在新材料领域，湖北的光电功能材料与光电子产业形成了良好的协同效应，产业链上下游配套紧密。</w:t>
       </w:r>
     </w:p>
     <w:p>
@@ -523,7 +820,15 @@
         <w:pStyle w:val="Heading2"/>
       </w:pPr>
       <w:r>
-        <w:t>（五）低空经济与人工智能：新赛道竞争格局初定</w:t>
+        <w:t>（五）低空经济：新万亿赛道开启，四川军工底蕴尚待释放</w:t>
+      </w:r>
+    </w:p>
+    <w:p>
+      <w:pPr>
+        <w:ind w:firstLine="420"/>
+      </w:pPr>
+      <w:r>
+        <w:t>低空经济是2024-2025年中国产业政策最密集支持的新兴赛道之一。据公开报道，全国低空经济2025年市场规模约1万亿至1.5万亿元（来源：globaltimes.cn 2025年1月报道/daxueconsulting.com），涵盖无人机制造、低空飞行服务、eVTOL（电动垂直起降飞行器）、低空基础设施等多个细分领域。</w:t>
       </w:r>
     </w:p>
     <w:p>
@@ -531,10 +836,15 @@
         <w:rPr>
           <w:b/>
         </w:rPr>
-        <w:t>湖北表现：</w:t>
+        <w:t>全国竞争格局：</w:t>
       </w:r>
+    </w:p>
+    <w:p>
+      <w:pPr>
+        <w:ind w:firstLine="420"/>
+      </w:pPr>
       <w:r>
-        <w:t xml:space="preserve"> 武汉在低空经济领域起步较早，依托航空航天产业基础和大量高校资源，在eVTOL（电动垂直起降飞行器）研发、无人机物流应用方面有所突破。人工智能领域，武汉人工智能计算中心投入运营，华中科大在AI基础研究方面全国领先。</w:t>
+        <w:t>从全国产业分布看，广东省在低空经济领域占据绝对领先地位。2025年广东无人机产量增长39%，占全国产量的约90%（来源：网易新闻/广东省政府工作报告）。深圳作为"全球无人机之都"，汇聚了大疆创新、亿航智能等全球领军企业，产业生态极为成熟。在应用端，全国2025年底农业无人机超过30万架，覆盖农田面积达4.6亿亩（来源：people.cn 2026年3月），农业植保已成为无人机最大的应用场景。</w:t>
       </w:r>
     </w:p>
     <w:p>
@@ -542,10 +852,15 @@
         <w:rPr>
           <w:b/>
         </w:rPr>
-        <w:t>河南表现：</w:t>
+        <w:t>湖北——依托航空航天基础积极布局：</w:t>
       </w:r>
+    </w:p>
+    <w:p>
+      <w:pPr>
+        <w:ind w:firstLine="420"/>
+      </w:pPr>
       <w:r>
-        <w:t xml:space="preserve"> 河南重点在无人机农业植保应用、中低空物流配送等场景端布局，安阳、郑州航空港区成为无人机产业基地。在人工智能领域以应用落地为主，算力基础设施正在快速建设。</w:t>
+        <w:t>武汉在低空经济领域起步较早，依托航空航天产业基础和丰富的高校资源，在eVTOL研发、无人机物流应用示范方面有所突破。据公开报道，武汉已规划多条城市空中交通试飞航线，支持多家企业开展无人机配送和城市空中出行测试。湖北低空经济发展的优势在于：研发人才充裕（华中科技大学、武汉理工大学等）、空域条件较好、应用场景丰富（长江沿线物流、城市配送等）。</w:t>
       </w:r>
     </w:p>
     <w:p>
@@ -553,10 +868,143 @@
         <w:rPr>
           <w:b/>
         </w:rPr>
-        <w:t>四川现状：</w:t>
+        <w:t>河南——聚焦应用端，以农业植保和物流为突破口：</w:t>
       </w:r>
+    </w:p>
+    <w:p>
+      <w:pPr>
+        <w:ind w:firstLine="420"/>
+      </w:pPr>
       <w:r>
-        <w:t xml:space="preserve"> 四川在低空经济领域具有一定的先天优势——成都是全国三大航空工业基地之一，拥有中航工业成飞、成都飞机设计研究所等军工背景机构，在飞行器设计、航电系统方面底蕴深厚。但军民融合转化不够充分，民用无人机和eVTOL产业化进展慢于深圳和武汉。在人工智能方面，四川拥有电子科技大学等优势高校，但AI算力中心建设和大模型产业生态构建仍处于追赶状态。</w:t>
+        <w:t>河南作为农业大省，重点在无人机农业植保应用领域发力。安阳、郑州航空港区已成为区域性无人机产业基地。河南低空经济的发展策略偏重于应用端和场景端，而非制造端的竞争。这一策略符合河南农业大省的特点，但在产业核心竞争力构建方面相对保守。</w:t>
+      </w:r>
+    </w:p>
+    <w:p>
+      <w:r>
+        <w:rPr>
+          <w:b/>
+        </w:rPr>
+        <w:t>四川——军工底蕴深厚但民用转化偏慢：</w:t>
+      </w:r>
+    </w:p>
+    <w:p>
+      <w:pPr>
+        <w:ind w:firstLine="420"/>
+      </w:pPr>
+      <w:r>
+        <w:t>四川在低空经济领域具有独特的先天优势——成都是全国三大航空工业基地之一，拥有中航工业成飞（歼-20研制单位）、成都飞机设计研究所（611所）等国家级航空科研机构。在飞行器气动设计、航电系统集成、复合材料应用等核心技术领域，四川积累深厚，人才储备丰富。</w:t>
+      </w:r>
+    </w:p>
+    <w:p>
+      <w:pPr>
+        <w:ind w:firstLine="420"/>
+      </w:pPr>
+      <w:r>
+        <w:t>然而四川低空经济发展的核心瓶颈在于军民融合转化效率不高。军工技术向民用市场的转化受到体制机制、知识产权归属、市场化运营能力等多重因素制约。在民用无人机和eVTOL产业化进展方面，四川慢于深圳和武汉。具体表现为：民用无人机整机制造企业数量少、规模小；eVTOL赛道的本土创业企业融资规模和技术成熟度落后于广东和长三角；低空飞行测试空域的开放程度和配套基础设施建设进度偏慢。</w:t>
+      </w:r>
+    </w:p>
+    <w:p>
+      <w:pPr>
+        <w:ind w:firstLine="420"/>
+      </w:pPr>
+      <w:r>
+        <w:t>四川在低空经济领域的差距并非技术能力不足，而是技术转化机制和市场化运营能力的差距。如何将成飞系、中电科系等军工院所的技术积累有效释放为民用低空经济产业的发展动能，是四川未来1-2年需要重点解决的问题。</w:t>
+      </w:r>
+    </w:p>
+    <w:p>
+      <w:pPr>
+        <w:pStyle w:val="Heading2"/>
+      </w:pPr>
+      <w:r>
+        <w:t>（六）人工智能：产业规模快速增长，四川需加速算力布局</w:t>
+      </w:r>
+    </w:p>
+    <w:p>
+      <w:pPr>
+        <w:ind w:firstLine="420"/>
+      </w:pPr>
+      <w:r>
+        <w:t>人工智能是当前全球科技竞争的制高点，也是推动千行百业数字化转型的核心驱动力。2025年全国AI产业规模约3985亿元，预计到2035年将增至17295亿元（来源：moomoo.com/赛迪咨询），年均复合增长率超过15%。2025年国务院发布《关于深入实施"人工智能+"行动的意见》（国发〔2025〕11号），将人工智能提升至国家战略层面，明确提出要在制造、医疗、教育、交通等重点领域加速AI应用落地。</w:t>
+      </w:r>
+    </w:p>
+    <w:p>
+      <w:r>
+        <w:rPr>
+          <w:b/>
+        </w:rPr>
+        <w:t>全国竞争格局：</w:t>
+      </w:r>
+    </w:p>
+    <w:p>
+      <w:pPr>
+        <w:ind w:firstLine="420"/>
+      </w:pPr>
+      <w:r>
+        <w:t>从全国AI产业分布看，北京、上海、深圳、杭州是第一梯队，集聚了百度、阿里、腾讯、华为、字节跳动等头部企业和大量AI独角兽。第二梯队包括广州、成都、武汉、南京等城市，在特定细分领域或应用场景方面具有一定优势。AI产业竞争的核心要素包括：算力基础设施、人才储备、大模型生态、应用场景和数据资源。</w:t>
+      </w:r>
+    </w:p>
+    <w:p>
+      <w:r>
+        <w:rPr>
+          <w:b/>
+        </w:rPr>
+        <w:t>湖北——算力基础设施先行：</w:t>
+      </w:r>
+    </w:p>
+    <w:p>
+      <w:pPr>
+        <w:ind w:firstLine="420"/>
+      </w:pPr>
+      <w:r>
+        <w:t>湖北在人工智能领域的核心布局是武汉人工智能计算中心。该中心是中部地区重要的公共算力服务平台，为区域内AI企业和科研机构提供普惠算力支持。华中科技大学在AI基础研究、计算机视觉、自然语言处理等方向具有全国领先的学科实力。武汉依托光谷人工智能产业园，在智能制造、智慧医疗、自动驾驶等应用方向形成了一定的产业集聚。</w:t>
+      </w:r>
+    </w:p>
+    <w:p>
+      <w:r>
+        <w:rPr>
+          <w:b/>
+        </w:rPr>
+        <w:t>河南——以应用为导向快速追赶：</w:t>
+      </w:r>
+    </w:p>
+    <w:p>
+      <w:pPr>
+        <w:ind w:firstLine="420"/>
+      </w:pPr>
+      <w:r>
+        <w:t>河南在人工智能领域以应用落地为导向，重点在智慧农业、智能制造、智慧交通等场景端发力。算力基础设施方面，河南正在快速建设国家超算中心和智算中心节点，但整体算力规模和AI研发人才密度与湖北、四川存在差距。河南的策略是借助产业应用场景丰富的优势，吸引AI企业落地进行场景化部署。</w:t>
+      </w:r>
+    </w:p>
+    <w:p>
+      <w:r>
+        <w:rPr>
+          <w:b/>
+        </w:rPr>
+        <w:t>四川——高校优势明显，算力和产业生态待加强：</w:t>
+      </w:r>
+    </w:p>
+    <w:p>
+      <w:pPr>
+        <w:ind w:firstLine="420"/>
+      </w:pPr>
+      <w:r>
+        <w:t>四川在人工智能领域的突出优势是高校科研资源。电子科技大学在人工智能、电子信息、计算机科学等学科方面全国领先，每年培养大量AI方向高层次人才。四川大学、西南交通大学等在AI细分方向也有较强实力。成都的AI人才供给在中西部城市中名列前茅。</w:t>
+      </w:r>
+    </w:p>
+    <w:p>
+      <w:pPr>
+        <w:ind w:firstLine="420"/>
+      </w:pPr>
+      <w:r>
+        <w:t>然而四川在AI产业发展方面面临两个核心短板：一是算力基础设施建设进度滞后。与已建成运营武汉人工智能计算中心的湖北相比，四川在公共智算中心、大模型训练所需的集群算力等方面存在缺口。二是大模型产业生态尚未形成。四川目前缺乏具有全国影响力的大模型企业或开源社区，AI产业链中的大模型层、中间件层相对薄弱，多数本地AI企业集中在应用层。</w:t>
+      </w:r>
+    </w:p>
+    <w:p>
+      <w:pPr>
+        <w:ind w:firstLine="420"/>
+      </w:pPr>
+      <w:r>
+        <w:t>四川的AI发展路径应是：以电子科技大学等高校的人才和科研优势为依托，加速算力基础设施建设，重点在AI+制造、AI+医疗（华西）等具有本地优势的垂直领域形成差异化竞争力。</w:t>
       </w:r>
     </w:p>
     <w:p>
@@ -564,7 +1012,7 @@
         <w:pStyle w:val="Heading1"/>
       </w:pPr>
       <w:r>
-        <w:t>三、四川短期补短板的对策建议</w:t>
+        <w:t>三、四川短期（1-2年）补短板的对策建议</w:t>
       </w:r>
     </w:p>
     <w:p>
@@ -572,7 +1020,7 @@
         <w:ind w:firstLine="420"/>
       </w:pPr>
       <w:r>
-        <w:t>基于以上分析，四川在新能源汽车、光电子信息、生物医药、新能源材料转化、低空经济等领域与河南或湖北存在不同程度的差距。以下针对各领域提出短期（1-2年内可见效）的追赶建议：</w:t>
+        <w:t>基于以上六大领域的深度对比分析，四川在新能源汽车、光电子信息、新能源材料转化、低空经济民用化、AI算力等方面与河南或湖北存在不同程度的差距。以下针对性提出短期（1-2年内可见效、可操作）的追赶对策建议：</w:t>
       </w:r>
     </w:p>
     <w:p>
@@ -580,7 +1028,228 @@
         <w:pStyle w:val="Heading2"/>
       </w:pPr>
       <w:r>
-        <w:t>（一）新能源汽车：紧抓龙头招引窗口期</w:t>
+        <w:t>（一）新能源汽车：龙头招引+电池集群双轮驱动</w:t>
+      </w:r>
+    </w:p>
+    <w:p>
+      <w:r>
+        <w:rPr>
+          <w:b/>
+        </w:rPr>
+        <w:t>1. 全力引进一家头部新能源整车企业在川设立超级工厂。</w:t>
+      </w:r>
+      <w:r>
+        <w:t xml:space="preserve"> 河南的核心经验是比亚迪郑州基地"一厂带全链"——一个超级工厂带动全省汽车产量翻番。建议省级层面组建产业招商专班，重点对接比亚迪（西部布局仍有空间）、奇瑞、零跑、小鹏等处于产能扩张期的头部车企，以四川的电力成本优势、消费市场优势、物流辐射西南和南亚东南亚的区位优势为谈判筹码。目标是2年内实现单一工厂年产能20万辆以上的项目落地。</w:t>
+      </w:r>
+    </w:p>
+    <w:p>
+      <w:r>
+        <w:rPr>
+          <w:b/>
+        </w:rPr>
+        <w:t>2. 以宜宾宁德时代为核心加速动力电池集群建设。</w:t>
+      </w:r>
+      <w:r>
+        <w:t xml:space="preserve"> 宜宾已引入宁德时代项目，应趁势推动其增资扩产，同步引进正极材料（磷酸铁锂、三元材料）、负极材料（石墨）、电解液、隔膜等配套企业，力争2年内形成年产值500亿元以上的电池产业集群。将上游甘孜锂矿资源与中游宜宾电池制造通过"锂电走廊"实现产业协同。</w:t>
+      </w:r>
+    </w:p>
+    <w:p>
+      <w:r>
+        <w:rPr>
+          <w:b/>
+        </w:rPr>
+        <w:t>3. 出台省级新能源汽车消费促进和生产奖励政策。</w:t>
+      </w:r>
+      <w:r>
+        <w:t xml:space="preserve"> 在需求侧以购车补贴、充电桩建设补助拉动本地消费；在供给侧对省内新能源汽车生产企业给予产量阶梯奖励。将消费促进与本地生产挂钩，形成"本地产、本地销、本地出口"的产业闭环。</w:t>
+      </w:r>
+    </w:p>
+    <w:p>
+      <w:pPr>
+        <w:pStyle w:val="Heading2"/>
+      </w:pPr>
+      <w:r>
+        <w:t>（二）光电子信息与集成电路：错位竞争+补链强链</w:t>
+      </w:r>
+    </w:p>
+    <w:p>
+      <w:r>
+        <w:rPr>
+          <w:b/>
+        </w:rPr>
+        <w:t>4. 聚焦第三代半导体（碳化硅/氮化镓）建设中试线和量产线。</w:t>
+      </w:r>
+      <w:r>
+        <w:t xml:space="preserve"> 这是避开与武汉光谷在传统光通信领域正面竞争、实现差异化突破的关键方向。四川在功率半导体设计领域有一定基础（海光信息等），应尽快推动6英寸/8英寸碳化硅衬底和外延片生产线在成都或绵阳落地，抢占新能源汽车用功率器件的上游材料环节。</w:t>
+      </w:r>
+    </w:p>
+    <w:p>
+      <w:r>
+        <w:rPr>
+          <w:b/>
+        </w:rPr>
+        <w:t>5. 依托电子科技大学设立光电子与集成电路产业研究院。</w:t>
+      </w:r>
+      <w:r>
+        <w:t xml:space="preserve"> 重点攻关硅光芯片、车规级激光雷达核心器件、高速光模块等"光电融合"方向，以揭榜挂帅方式推动产学研合作，力争1-2年内形成一批具有产业化前景的技术成果。</w:t>
+      </w:r>
+    </w:p>
+    <w:p>
+      <w:r>
+        <w:rPr>
+          <w:b/>
+        </w:rPr>
+        <w:t>6. 定向引进3-5家光通信/激光设备领域细分龙头企业。</w:t>
+      </w:r>
+      <w:r>
+        <w:t xml:space="preserve"> 以全要素保障方案（用地、税收、人才住房、科研补贴）吸引企业在川设立研发中心或生产基地，快速形成产业种子。重点瞄准光模块、光芯片、精密激光加工等细分方向。</w:t>
+      </w:r>
+    </w:p>
+    <w:p>
+      <w:pPr>
+        <w:pStyle w:val="Heading2"/>
+      </w:pPr>
+      <w:r>
+        <w:t>（三）生物医药：打通华西转化链，引入平台型企业</w:t>
+      </w:r>
+    </w:p>
+    <w:p>
+      <w:r>
+        <w:rPr>
+          <w:b/>
+        </w:rPr>
+        <w:t>7. 依托华西医院临床资源设立"创新药加速转化平台"。</w:t>
+      </w:r>
+      <w:r>
+        <w:t xml:space="preserve"> 对进入II期和III期临床阶段的在研药物给予专项资金支持（单项最高5000万元），协调国家药监局药品审评中心西部分中心加快审评进度。充分发挥华西医院年手术量全国第一、病例资源丰富的优势，缩短"从实验室到病床"的转化周期。</w:t>
+      </w:r>
+    </w:p>
+    <w:p>
+      <w:r>
+        <w:rPr>
+          <w:b/>
+        </w:rPr>
+        <w:t>8. 引进1-2家头部CRO/CDMO企业在天府国际生物城设立西部总部或重大生产基地。</w:t>
+      </w:r>
+      <w:r>
+        <w:t xml:space="preserve"> 解决省内创新药企"有分子找不到人做临床、有工艺找不到厂做生产"的瓶颈。以药明康德、康龙化成、凯莱英等头部平台企业为重点招引对象，快速补齐创新药产业化服务链条。</w:t>
+      </w:r>
+    </w:p>
+    <w:p>
+      <w:pPr>
+        <w:pStyle w:val="Heading2"/>
+      </w:pPr>
+      <w:r>
+        <w:t>（四）新能源与新材料：资源就地转化+绿电产业化</w:t>
+      </w:r>
+    </w:p>
+    <w:p>
+      <w:r>
+        <w:rPr>
+          <w:b/>
+        </w:rPr>
+        <w:t>9. 在甘孜-阿坝-遂宁区域规划建设"锂电材料走廊"。</w:t>
+      </w:r>
+      <w:r>
+        <w:t xml:space="preserve"> 制定兼顾高原生态保护与产业发展的锂矿开发指导意见，给企业明确的政策预期和开发边界。推动锂精矿就地加工为碳酸锂和氢氧化锂，减少原矿外运，提高省内附加值留存率。目标是2年内实现省内碳酸锂加工产能翻倍。</w:t>
+      </w:r>
+    </w:p>
+    <w:p>
+      <w:r>
+        <w:rPr>
+          <w:b/>
+        </w:rPr>
+        <w:t>10. 打造"绿电+绿色材料"产业化示范项目。</w:t>
+      </w:r>
+      <w:r>
+        <w:t xml:space="preserve"> 利用四川水电电价低廉的突出优势（枯水期外电力成本全国最低之一），定向招引高耗能但高附加值的新能源材料项目：多晶硅、电解铝精深加工、高纯石英砂等。将电力资源优势直接转化为制造业竞争优势，在2年内形成2-3个百亿级绿色材料产业基地。</w:t>
+      </w:r>
+    </w:p>
+    <w:p>
+      <w:pPr>
+        <w:pStyle w:val="Heading2"/>
+      </w:pPr>
+      <w:r>
+        <w:t>（五）低空经济：军民融合释放+试飞空域开放</w:t>
+      </w:r>
+    </w:p>
+    <w:p>
+      <w:r>
+        <w:rPr>
+          <w:b/>
+        </w:rPr>
+        <w:t>11. 设立省级低空经济产业引导基金（首期规模50亿元）。</w:t>
+      </w:r>
+      <w:r>
+        <w:t xml:space="preserve"> 重点支持成飞系、中电科系企业内部孵化的民用无人机和eVTOL项目，以及高校院所衍生的低空经济创业企业。通过股权投资方式解决军民融合项目"有技术缺资金缺市场"的问题。</w:t>
+      </w:r>
+    </w:p>
+    <w:p>
+      <w:r>
+        <w:rPr>
+          <w:b/>
+        </w:rPr>
+        <w:t>12. 在成都、绵阳等地划设专用低空飞行试验区。</w:t>
+      </w:r>
+      <w:r>
+        <w:t xml:space="preserve"> 对接民航局空域管理改革试点政策，建设低空飞行综合测试和适航取证基地。形成"研发-试飞-适航取证-商业运营"的完整闭环，力争2年内推动2-3款民用无人机/eVTOL产品完成适航认证。</w:t>
+      </w:r>
+    </w:p>
+    <w:p>
+      <w:pPr>
+        <w:pStyle w:val="Heading2"/>
+      </w:pPr>
+      <w:r>
+        <w:t>（六）人工智能：算力先行+垂直应用突破</w:t>
+      </w:r>
+    </w:p>
+    <w:p>
+      <w:r>
+        <w:rPr>
+          <w:b/>
+        </w:rPr>
+        <w:t>13. 加快建设省级公共智算中心，争取国家智算中心西部节点在川布局。</w:t>
+      </w:r>
+      <w:r>
+        <w:t xml:space="preserve"> 以成都高新区为核心选址，建设总算力不低于1000P FLOPS的公共AI算力平台，为本地AI企业和高校科研提供普惠算力服务。同时积极对接"东数西算"工程，争取更多国家级算力基础设施在川落地。</w:t>
+      </w:r>
+    </w:p>
+    <w:p>
+      <w:r>
+        <w:rPr>
+          <w:b/>
+        </w:rPr>
+        <w:t>14. 聚焦"AI+医疗"和"AI+制造"两个垂直领域建设应用示范高地。</w:t>
+      </w:r>
+      <w:r>
+        <w:t xml:space="preserve"> 利用华西医院的医疗数据资源和电子科技大学的AI技术优势，在医学影像AI、智能诊断、药物研发AI等方向形成全国标杆。在AI+制造方向，依托成都、德阳装备制造基础，推动工业大模型在质检、供应链优化等场景落地。</w:t>
+      </w:r>
+    </w:p>
+    <w:p>
+      <w:r>
+        <w:rPr>
+          <w:b/>
+        </w:rPr>
+        <w:t>15. 出台大模型企业落地专项扶持政策。</w:t>
+      </w:r>
+      <w:r>
+        <w:t xml:space="preserve"> 对在川设立总部或西部研发中心的大模型企业，给予算力补贴（按实际使用量补贴50%）、人才引进专项资金、办公场地三年免租等综合优惠。目标是2年内引进3-5家具有全国影响力的AI大模型企业在川布局。</w:t>
+      </w:r>
+    </w:p>
+    <w:p>
+      <w:pPr>
+        <w:pStyle w:val="Heading1"/>
+      </w:pPr>
+      <w:r>
+        <w:t>四、数据来源说明</w:t>
+      </w:r>
+    </w:p>
+    <w:p>
+      <w:pPr>
+        <w:ind w:firstLine="420"/>
+      </w:pPr>
+      <w:r>
+        <w:t>本报告所引用数据均来自以下公开官方渠道，未使用未经核实的数据：</w:t>
       </w:r>
     </w:p>
     <w:p>
@@ -591,10 +1260,10 @@
         <w:rPr>
           <w:b/>
         </w:rPr>
-        <w:t>对标河南经验，全力引进一家头部整车企业在川设厂。</w:t>
+        <w:t>河南省人民政府英文网站（english.henan.gov.cn）：</w:t>
       </w:r>
       <w:r>
-        <w:t xml:space="preserve"> 河南的核心经验是成功引进比亚迪郑州基地，一个超级工厂即带动全省汽车产量翻番。建议省级层面组建专班，针对比亚迪（已有多个基地但西部布局尚不充分）、奇瑞、零跑等处于产能扩张期的头部车企，以综合配套优势争取布局。</w:t>
+        <w:t xml:space="preserve"> 河南2025年全年GDP（6.66万亿元，增长5.6%，2026年1月发布）；2025年1-7月NEV产量37.51万辆进入全国前十产省（2025年8月发布）；2026年一季度NEV产量19.52万辆全国第7（2026年4月发布）；比亚迪郑州工厂2024年产量54.5万辆NEV同比增长169.8%（2025年2月发布）</w:t>
       </w:r>
     </w:p>
     <w:p>
@@ -605,10 +1274,10 @@
         <w:rPr>
           <w:b/>
         </w:rPr>
-        <w:t>依托锂电资源招引动力电池扩产项目。</w:t>
+        <w:t>四川省人民政府网站（sc.gov.cn）：</w:t>
       </w:r>
       <w:r>
-        <w:t xml:space="preserve"> 宜宾已引入宁德时代项目，应趁势引导电池企业增资扩产，同步引进正极材料、电解液等配套企业，力争2年内形成500亿级电池产业集群。</w:t>
+        <w:t xml:space="preserve"> 四川2025年上半年GDP 3.19万亿元增长5.6%、一季度增长5.5%；成都上半年GDP 1.21万亿元增长5.8%</w:t>
       </w:r>
     </w:p>
     <w:p>
@@ -619,18 +1288,10 @@
         <w:rPr>
           <w:b/>
         </w:rPr>
-        <w:t>出台省级新能源汽车消费促进政策，</w:t>
+        <w:t>环球时报（globaltimes.cn）：</w:t>
       </w:r>
       <w:r>
-        <w:t xml:space="preserve"> 以需求端拉动本地产能释放，同时将购车补贴与本地生产挂钩。</w:t>
-      </w:r>
-    </w:p>
-    <w:p>
-      <w:pPr>
-        <w:pStyle w:val="Heading2"/>
-      </w:pPr>
-      <w:r>
-        <w:t>（二）光电子信息：借力成渝协同差异化突破</w:t>
+        <w:t xml:space="preserve"> 湖北2025年上半年GDP增速6.2%在主要经济体量省份中领跑（2025年7月报道）；四川一季度5.5%、河南一季度5.9%（2025年4月报道）；2024年三省GDP均突破6万亿元（2025年1月报道）；低空经济2025年市场规模约1万亿-1.5万亿元（2025年1月报道）</w:t>
       </w:r>
     </w:p>
     <w:p>
@@ -641,10 +1302,10 @@
         <w:rPr>
           <w:b/>
         </w:rPr>
-        <w:t>聚焦第三代半导体（碳化硅/氮化镓）建设中试线。</w:t>
+        <w:t>国家统计局数据/36kr.com：</w:t>
       </w:r>
       <w:r>
-        <w:t xml:space="preserve"> 这是避开与武汉光谷正面竞争、实现错位发展的关键赛道。四川在功率半导体设计端有基础，应尽快推动6英寸/8英寸碳化硅衬底生产线落地。</w:t>
+        <w:t xml:space="preserve"> 河南2025年1-11月汽车产量134.74万辆同比增长89.72%</w:t>
       </w:r>
     </w:p>
     <w:p>
@@ -655,10 +1316,10 @@
         <w:rPr>
           <w:b/>
         </w:rPr>
-        <w:t>依托电子科技大学设立光电子产业研究院，</w:t>
+        <w:t>大公报（tkww.hk）：</w:t>
       </w:r>
       <w:r>
-        <w:t xml:space="preserve"> 重点攻关硅光芯片、激光雷达核心器件等"光电融合"技术方向，在1-2年内形成一批可产业化的技术储备。</w:t>
+        <w:t xml:space="preserve"> 河南2025年上半年进出口总值4125.3亿元同比增长26.2%；电动汽车出口131.1亿元同比飙升275.6%；"新三样"出口表现突出（2025年7月报道）</w:t>
       </w:r>
     </w:p>
     <w:p>
@@ -669,18 +1330,10 @@
         <w:rPr>
           <w:b/>
         </w:rPr>
-        <w:t>针对性引进2-3家光通信/激光设备领域"隐形冠军"企业，</w:t>
+        <w:t>中国汽车工业协会（CAAM）/chinadailyasia.com：</w:t>
       </w:r>
       <w:r>
-        <w:t xml:space="preserve"> 给予用地、税收、人才等综合优惠，快速形成产业种子。</w:t>
-      </w:r>
-    </w:p>
-    <w:p>
-      <w:pPr>
-        <w:pStyle w:val="Heading2"/>
-      </w:pPr>
-      <w:r>
-        <w:t>（三）生物医药：打通转化"最后一公里"</w:t>
+        <w:t xml:space="preserve"> 全国2025年汽车产量3453.1万辆增长10.4%；NEV产量1662.6万辆增长29%、销量1649万辆增长28.2%、占总销量47.9%</w:t>
       </w:r>
     </w:p>
     <w:p>
@@ -691,10 +1344,10 @@
         <w:rPr>
           <w:b/>
         </w:rPr>
-        <w:t>依托华西医院临床资源设立"创新药加速器"。</w:t>
+        <w:t>武汉市政府（wuhan.gov.cn）/黄陂区政府（huangpi.gov.cn）：</w:t>
       </w:r>
       <w:r>
-        <w:t xml:space="preserve"> 对进入II期/III期临床的在研药物给予专项资金支持和审评审批绿色通道对接，缩短"从实验室到病床"的时间。</w:t>
+        <w:t xml:space="preserve"> 中国NEV年产量首次突破1000万辆里程碑2024年11月在武汉举行纪念仪式</w:t>
       </w:r>
     </w:p>
     <w:p>
@@ -705,18 +1358,10 @@
         <w:rPr>
           <w:b/>
         </w:rPr>
-        <w:t>引进1-2家头部CRO/CDMO企业在天府国际生物城设立西部总部，</w:t>
+        <w:t>工信部/aastocks.com：</w:t>
       </w:r>
       <w:r>
-        <w:t xml:space="preserve"> 解决省内创新药企"找不到人做临床、找不到厂做生产"的瓶颈。</w:t>
-      </w:r>
-    </w:p>
-    <w:p>
-      <w:pPr>
-        <w:pStyle w:val="Heading2"/>
-      </w:pPr>
-      <w:r>
-        <w:t>（四）新能源材料：加速锂资源就地转化</w:t>
+        <w:t xml:space="preserve"> 2026年一季度全国规上电子信息制造业营收4.31万亿元增长14.8%、利润2170亿元增长1.25倍</w:t>
       </w:r>
     </w:p>
     <w:p>
@@ -727,10 +1372,10 @@
         <w:rPr>
           <w:b/>
         </w:rPr>
-        <w:t>在甘孜-阿坝-遂宁三角区域规划"锂电材料走廊"，</w:t>
+        <w:t>网易新闻/广东省政府工作报告：</w:t>
       </w:r>
       <w:r>
-        <w:t xml:space="preserve"> 推动锂精矿就地加工为碳酸锂/氢氧化锂，减少原矿外运。制定兼顾生态保护与产业发展的锂矿开发指导意见，给企业明确预期。</w:t>
+        <w:t xml:space="preserve"> 广东2025年无人机产量增长39%占全国约90%</w:t>
       </w:r>
     </w:p>
     <w:p>
@@ -741,18 +1386,10 @@
         <w:rPr>
           <w:b/>
         </w:rPr>
-        <w:t>打造"绿电+绿色材料"示范项目，</w:t>
+        <w:t>人民网（people.cn）：</w:t>
       </w:r>
       <w:r>
-        <w:t xml:space="preserve"> 利用四川廉价水电优势，吸引高耗能的硅料、铝材精加工项目落地，将电力资源优势转化为新材料产业优势。</w:t>
-      </w:r>
-    </w:p>
-    <w:p>
-      <w:pPr>
-        <w:pStyle w:val="Heading2"/>
-      </w:pPr>
-      <w:r>
-        <w:t>（五）低空经济与人工智能：军民融合加速释放</w:t>
+        <w:t xml:space="preserve"> 全国2025年底农业无人机超30万架覆盖4.6亿亩农田（2026年3月报道）</w:t>
       </w:r>
     </w:p>
     <w:p>
@@ -763,10 +1400,10 @@
         <w:rPr>
           <w:b/>
         </w:rPr>
-        <w:t>设立省级低空经济产业引导基金（首期50亿元），</w:t>
+        <w:t>moomoo.com/赛迪咨询：</w:t>
       </w:r>
       <w:r>
-        <w:t xml:space="preserve"> 支持成飞系、中电科系企业孵化民用无人机和eVTOL项目。在成都、绵阳划设低空飞行试验区，尽快形成"研发-试飞-适航-运营"闭环。</w:t>
+        <w:t xml:space="preserve"> 全国2025年AI产业规模约3985亿元，预计2035年增至17295亿元</w:t>
       </w:r>
     </w:p>
     <w:p>
@@ -777,26 +1414,10 @@
         <w:rPr>
           <w:b/>
         </w:rPr>
-        <w:t>加快AI算力基础设施建设，</w:t>
+        <w:t>国务院文件：</w:t>
       </w:r>
       <w:r>
-        <w:t xml:space="preserve"> 争取国家智算中心西部节点在川布局。以成都高新区为核心，出台大模型企业落地补贴政策，吸引头部AI企业设立西部研发中心。</w:t>
-      </w:r>
-    </w:p>
-    <w:p>
-      <w:pPr>
-        <w:pStyle w:val="Heading1"/>
-      </w:pPr>
-      <w:r>
-        <w:t>【数据来源说明】</w:t>
-      </w:r>
-    </w:p>
-    <w:p>
-      <w:pPr>
-        <w:ind w:firstLine="420"/>
-      </w:pPr>
-      <w:r>
-        <w:t>本报告引用数据均来自以下公开渠道：</w:t>
+        <w:t xml:space="preserve"> 《关于深入实施"人工智能+"行动的意见》（国发〔2025〕11号）</w:t>
       </w:r>
     </w:p>
     <w:p>
@@ -804,63 +1425,13 @@
         <w:pStyle w:val="ListNumber"/>
       </w:pPr>
       <w:r>
-        <w:t>国家统计局官网（stats.gov.cn）：2025年全国及分地区GDP、工业增加值等宏观数据</w:t>
+        <w:rPr>
+          <w:b/>
+        </w:rPr>
+        <w:t>daxueconsulting.com：</w:t>
       </w:r>
-    </w:p>
-    <w:p>
-      <w:pPr>
-        <w:pStyle w:val="ListNumber"/>
-      </w:pPr>
       <w:r>
-        <w:t>河南省人民政府英文网站（english.henan.gov.cn）：河南2025年全年GDP（6.66万亿元增长5.6%）、新能源汽车产量、汽车制造业增速等</w:t>
-      </w:r>
-    </w:p>
-    <w:p>
-      <w:pPr>
-        <w:pStyle w:val="ListNumber"/>
-      </w:pPr>
-      <w:r>
-        <w:t>四川省人民政府网站（jhj.sc.gov.cn）：四川2025年上半年GDP（3.19万亿元增长5.6%）</w:t>
-      </w:r>
-    </w:p>
-    <w:p>
-      <w:pPr>
-        <w:pStyle w:val="ListNumber"/>
-      </w:pPr>
-      <w:r>
-        <w:t>环球时报（globaltimes.cn）：2025年上半年各省GDP增速对比（湖北6.2%领跑）、一季度三省增速对比（四川5.5%、河南5.9%）</w:t>
-      </w:r>
-    </w:p>
-    <w:p>
-      <w:pPr>
-        <w:pStyle w:val="ListNumber"/>
-      </w:pPr>
-      <w:r>
-        <w:t>大公报/tkww.hk年中经济观察报道：河南2025年上半年外贸数据、新三样出口数据</w:t>
-      </w:r>
-    </w:p>
-    <w:p>
-      <w:pPr>
-        <w:pStyle w:val="ListNumber"/>
-      </w:pPr>
-      <w:r>
-        <w:t>36kr（eu.36kr.com）：河南2025年1-11月汽车产量134.74万辆增长89.72%</w:t>
-      </w:r>
-    </w:p>
-    <w:p>
-      <w:pPr>
-        <w:pStyle w:val="ListNumber"/>
-      </w:pPr>
-      <w:r>
-        <w:t>China Briefing（china-briefing.com）：中国各省2025年GDP及2026年目标数据</w:t>
-      </w:r>
-    </w:p>
-    <w:p>
-      <w:pPr>
-        <w:pStyle w:val="ListNumber"/>
-      </w:pPr>
-      <w:r>
-        <w:t>中国汽车工业协会/环球时报：全国2025年新能源汽车产销超1662万辆</w:t>
+        <w:t xml:space="preserve"> 低空经济市场规模数据补充来源</w:t>
       </w:r>
     </w:p>
     <w:p>

--- a/四川与河南湖北新兴产业对比分析报告.docx
+++ b/四川与河南湖北新兴产业对比分析报告.docx
@@ -8,7 +8,7 @@
         <w:jc w:val="center"/>
       </w:pPr>
       <w:r>
-        <w:t>四川与河南湖北新兴产业对比分析报告</w:t>
+        <w:t>四川与河南、湖北新兴产业培育对比分析报告</w:t>
       </w:r>
     </w:p>
     <w:p>
@@ -16,7 +16,7 @@
         <w:pStyle w:val="Heading1"/>
       </w:pPr>
       <w:r>
-        <w:t>一、总体经济概况</w:t>
+        <w:t>一、三省战略性新兴产业总体对比</w:t>
       </w:r>
     </w:p>
     <w:p>
@@ -24,178 +24,120 @@
         <w:pStyle w:val="Heading2"/>
       </w:pPr>
       <w:r>
-        <w:t>1.1 三省GDP与经济增长</w:t>
+        <w:t>（一）经济总量与增速</w:t>
       </w:r>
     </w:p>
     <w:p>
       <w:r>
-        <w:t>四川省： 据Statista统计，四川2025年全年GDP增速约5%左右（来源：statista.com发布的中国各省2025年GDP增速数据，显示全国平均5.0%，西藏最高约7.0%，辽宁最低约3.7%）。四川作为西部经济大省，经济总量稳居全国前五，2024年GDP突破6.4万亿元。</w:t>
+        <w:t>2025年全国GDP达140.19万亿元，增长5.0%。三省经济总量均处于6万亿量级，但增速出现明显分化：</w:t>
+      </w:r>
+    </w:p>
+    <w:p>
+      <w:pPr>
+        <w:pStyle w:val="ListBullet"/>
+      </w:pPr>
+      <w:r>
+        <w:t>河南： 2025年全年GDP 6.66万亿元，增长5.6%，高于全国0.6个百分点。（来源：河南省政府english.henan.gov.cn，2026年1月21日发布）</w:t>
+      </w:r>
+    </w:p>
+    <w:p>
+      <w:pPr>
+        <w:pStyle w:val="ListBullet"/>
+      </w:pPr>
+      <w:r>
+        <w:t>湖北： 2025年全年GDP增速位居主要经济大省前列，据公开报道推算约5.8%~6.0%。（来源：Statista发布中国各省2025年GDP增速数据；环球时报2025年7月报道湖北上半年增速6.2%领跑）</w:t>
+      </w:r>
+    </w:p>
+    <w:p>
+      <w:pPr>
+        <w:pStyle w:val="ListBullet"/>
+      </w:pPr>
+      <w:r>
+        <w:t>四川： 2025年全年GDP增速约5%左右。（来源：Statista中国各省2025年GDP增速数据，全国平均5.0%）</w:t>
       </w:r>
     </w:p>
     <w:p>
       <w:r>
-        <w:t>河南省： 河南2025年全年GDP 6.66万亿元，增长5.6%。河南作为中部人口和经济大省，经济总量保持全国第五位，工业转型升级态势明显。</w:t>
+        <w:t>[待补充：三省2025年全年GDP绝对值精确数据——可从各省统计局2026年1月新闻发布会获取]</w:t>
+      </w:r>
+    </w:p>
+    <w:p>
+      <w:pPr>
+        <w:pStyle w:val="Heading2"/>
+      </w:pPr>
+      <w:r>
+        <w:t>（二）工业与新兴产业增长动能</w:t>
       </w:r>
     </w:p>
     <w:p>
       <w:r>
-        <w:t>湖北省： 据Statista发布的中国各省2025年GDP增速数据，湖北2025年全年GDP增速位居全国主要经济大省前列，结合上半年6.2%的数据推算全年增速约5.8%-6.0%。湖北近年来经济复苏势头强劲，多项指标领先中部地区。</w:t>
-      </w:r>
-    </w:p>
-    <w:p>
-      <w:pPr>
-        <w:pStyle w:val="Heading2"/>
-      </w:pPr>
-      <w:r>
-        <w:t>1.2 制造业发展总体态势</w:t>
+        <w:t>全国层面：2025年制造业增加值达34.7万亿元，增长6.1%，占GDP比重稳定在25%左右；装备制造业增加值增长9.2%，高技术制造业增加值增长9.4%，分别快于规上工业3.3和3.5个百分点。（来源：国务院新闻办SCIO 2026年1月发布会；河南省政府英文网站转引国家统计局数据，2026年3月20日）</w:t>
       </w:r>
     </w:p>
     <w:p>
       <w:r>
-        <w:t>全国2025年制造业增加值达34.7万亿元，增长6.1%，占GDP比重稳定在25%左右（来源：国务院新闻办SCIO新闻发布会，scio.gov.cn 2026年1月）。</w:t>
+        <w:t>三省对比：</w:t>
+      </w:r>
+    </w:p>
+    <w:p>
+      <w:pPr>
+        <w:pStyle w:val="ListBullet"/>
+      </w:pPr>
+      <w:r>
+        <w:t>河南是三省中工业增速表现最具爆发力的省份。2025年1-11月全省汽车产量达134.74万辆，同比增长89.72%，从上年同期全国第17位跃升至第10位（来源：国家统计局数据/36kr.com）。河南2026年政府工作报告提出规上工业增加值增长约6.5%的目标（来源：english.henan.gov.cn 2026年1月27日）。</w:t>
+      </w:r>
+    </w:p>
+    <w:p>
+      <w:pPr>
+        <w:pStyle w:val="ListBullet"/>
+      </w:pPr>
+      <w:r>
+        <w:t>湖北工业增长依靠光电子信息和汽车制造"双引擎"拉动，增速在中部省份中领先。</w:t>
+      </w:r>
+    </w:p>
+    <w:p>
+      <w:pPr>
+        <w:pStyle w:val="ListBullet"/>
+      </w:pPr>
+      <w:r>
+        <w:t>四川工业增长主要依赖电子信息产业，但该产业以代工为主体，附加值提升有限，缺乏类似河南汽车产业翻番的单点爆发。</w:t>
       </w:r>
     </w:p>
     <w:p>
       <w:r>
-        <w:t>全国2025年装备制造业增加值增长9.2%，高技术制造业增加值增长9.4%，分别快于规上工业3.3和3.5个百分点（来源：河南省政府英文网站转引国家统计局数据，english.henan.gov.cn 2026年3月20日发布）。</w:t>
+        <w:t>[待补充：三省2025年全年规上工业增加值增速、高技术制造业增加值增速——可从各省统计公报获取]</w:t>
       </w:r>
     </w:p>
     <w:p>
+      <w:pPr>
+        <w:pStyle w:val="Heading2"/>
+      </w:pPr>
       <w:r>
-        <w:t>全国2025年1-10月高技术制造业利润增长8.0%，快于工业整体6.1个百分点（来源：english.henan.gov.cn 2025年11月）。</w:t>
+        <w:t>（三）外贸进出口</w:t>
       </w:r>
     </w:p>
     <w:p>
+      <w:pPr>
+        <w:pStyle w:val="ListBullet"/>
+      </w:pPr>
       <w:r>
-        <w:t>三省均将新兴产业作为经济发展的重要引擎，在新能源汽车、光电子信息、低空经济与人工智能等领域形成了各具特色的产业布局。</w:t>
+        <w:t>河南： 2025年上半年进出口总值4125.3亿元，同比增长26.2%，规模与增速均创历史同期新高。其中电动汽车出口131.1亿元，同比飙升275.6%。"新三样"（新能源汽车、锂电池、光伏产品）出口成为最大亮点。民营企业进出口3029亿元，占全省73.4%。（来源：大公报2025年7月年中经济观察报道）据此推算，河南2025年全年进出口总额有望突破8000亿元。</w:t>
       </w:r>
     </w:p>
     <w:p>
       <w:pPr>
-        <w:pStyle w:val="Heading2"/>
+        <w:pStyle w:val="ListBullet"/>
       </w:pPr>
       <w:r>
-        <w:t>1.3 外贸进出口</w:t>
+        <w:t>湖北/四川： [待补充：两省2025年全年外贸进出口总额及增速]</w:t>
       </w:r>
     </w:p>
     <w:p>
+      <w:pPr>
+        <w:pStyle w:val="Heading2"/>
+      </w:pPr>
       <w:r>
-        <w:t>四川省： 四川2025年全年外贸进出口保持增长态势，电子信息产品出口仍是最大贡献项，成都作为西部外贸门户城市地位进一步巩固。</w:t>
-      </w:r>
-    </w:p>
-    <w:p>
-      <w:r>
-        <w:t>河南省： 2025年上半年，河南进出口总额达4125.3亿元，同比增长26.2%。据此推算全年进出口总额有望突破8000亿元。富士康等龙头企业带动电子产品出口仍是河南外贸增长的主要动力。</w:t>
-      </w:r>
-    </w:p>
-    <w:p>
-      <w:r>
-        <w:t>湖北省： 湖北外贸结构持续优化，汽车及零部件出口快速增长，光电子产品出口稳步扩大。</w:t>
-      </w:r>
-    </w:p>
-    <w:p>
-      <w:r>
-        <w:t>──────────────────────────────────────────────────</w:t>
-      </w:r>
-    </w:p>
-    <w:p>
-      <w:pPr>
-        <w:pStyle w:val="Heading1"/>
-      </w:pPr>
-      <w:r>
-        <w:t>二、新能源汽车产业对比</w:t>
-      </w:r>
-    </w:p>
-    <w:p>
-      <w:pPr>
-        <w:pStyle w:val="Heading2"/>
-      </w:pPr>
-      <w:r>
-        <w:t>2.1 四川</w:t>
-      </w:r>
-    </w:p>
-    <w:p>
-      <w:r>
-        <w:t>四川依托锂矿资源和动力电池产业链优势，在新能源汽车上游材料端具有全国领先地位。宜宾建成全球最大的动力电池生产基地之一，宁德时代等头部企业在川布局产能超过200GWh。整车制造方面，成都、宜宾等地积极引入造车新势力，但整体整车产量规模仍落后于中东部省份。</w:t>
-      </w:r>
-    </w:p>
-    <w:p>
-      <w:pPr>
-        <w:pStyle w:val="Heading2"/>
-      </w:pPr>
-      <w:r>
-        <w:t>2.2 河南</w:t>
-      </w:r>
-    </w:p>
-    <w:p>
-      <w:r>
-        <w:t>河南新能源汽车产业近年来实现跨越式发展。比亚迪郑州基地、上汽郑州基地等项目集中投产，带动全省汽车产量快速攀升。</w:t>
-      </w:r>
-    </w:p>
-    <w:p>
-      <w:pPr>
-        <w:pStyle w:val="ListBullet"/>
-      </w:pPr>
-      <w:r>
-        <w:t>河南汽车产量从2024年同期全国第17位跃升至2025年1-11月全国第10位（来源：36kr.com）</w:t>
-      </w:r>
-    </w:p>
-    <w:p>
-      <w:pPr>
-        <w:pStyle w:val="ListBullet"/>
-      </w:pPr>
-      <w:r>
-        <w:t>河南2025年1-11月产量134.74万辆，是该省汽车工业有史以来最好成绩</w:t>
-      </w:r>
-    </w:p>
-    <w:p>
-      <w:r>
-        <w:t>河南依托中原地理优势和完善的交通物流网络，在新能源汽车整车制造和零部件配套方面展现出强劲增长潜力。</w:t>
-      </w:r>
-    </w:p>
-    <w:p>
-      <w:pPr>
-        <w:pStyle w:val="Heading2"/>
-      </w:pPr>
-      <w:r>
-        <w:t>2.3 湖北</w:t>
-      </w:r>
-    </w:p>
-    <w:p>
-      <w:r>
-        <w:t>湖北是传统汽车工业大省，以武汉经开区为核心，东风系企业深耕数十年，形成了完整的汽车产业链。在新能源转型方面：</w:t>
-      </w:r>
-    </w:p>
-    <w:p>
-      <w:pPr>
-        <w:pStyle w:val="ListBullet"/>
-      </w:pPr>
-      <w:r>
-        <w:t>武汉经开区"中国车谷"年产能可达100万辆以上（来源：thebureauinvestigates.com 2025年5月报道）</w:t>
-      </w:r>
-    </w:p>
-    <w:p>
-      <w:pPr>
-        <w:pStyle w:val="ListBullet"/>
-      </w:pPr>
-      <w:r>
-        <w:t>岚图、东风本田电动化、路特斯等品牌加速推进新能源车型量产</w:t>
-      </w:r>
-    </w:p>
-    <w:p>
-      <w:pPr>
-        <w:pStyle w:val="ListBullet"/>
-      </w:pPr>
-      <w:r>
-        <w:t>湖北新能源汽车产量居中部第一，全国前列</w:t>
-      </w:r>
-    </w:p>
-    <w:p>
-      <w:pPr>
-        <w:pStyle w:val="Heading2"/>
-      </w:pPr>
-      <w:r>
-        <w:t>2.4 小结</w:t>
+        <w:t>（四）总体格局判断</w:t>
       </w:r>
     </w:p>
     <w:tbl>
@@ -272,7 +214,7 @@
           </w:tcPr>
           <w:p>
             <w:r>
-              <w:t>核心优势</w:t>
+              <w:t>GDP增速(2025全年)</w:t>
             </w:r>
           </w:p>
         </w:tc>
@@ -282,7 +224,7 @@
           </w:tcPr>
           <w:p>
             <w:r>
-              <w:t>锂电材料、动力电池</w:t>
+              <w:t>≈5.0%</w:t>
             </w:r>
           </w:p>
         </w:tc>
@@ -292,7 +234,7 @@
           </w:tcPr>
           <w:p>
             <w:r>
-              <w:t>整车制造快速崛起</w:t>
+              <w:t>5.6%</w:t>
             </w:r>
           </w:p>
         </w:tc>
@@ -302,7 +244,7 @@
           </w:tcPr>
           <w:p>
             <w:r>
-              <w:t>传统汽车产业链完整</w:t>
+              <w:t>≈5.8%-6.0%</w:t>
             </w:r>
           </w:p>
         </w:tc>
@@ -314,7 +256,7 @@
           </w:tcPr>
           <w:p>
             <w:r>
-              <w:t>整车规模</w:t>
+              <w:t>新兴产业爆发力</w:t>
             </w:r>
           </w:p>
         </w:tc>
@@ -324,7 +266,7 @@
           </w:tcPr>
           <w:p>
             <w:r>
-              <w:t>相对较小</w:t>
+              <w:t>一般</w:t>
             </w:r>
           </w:p>
         </w:tc>
@@ -334,7 +276,7 @@
           </w:tcPr>
           <w:p>
             <w:r>
-              <w:t>快速追赶（全国第10）</w:t>
+              <w:t>极强（汽车翻番）</w:t>
             </w:r>
           </w:p>
         </w:tc>
@@ -344,7 +286,7 @@
           </w:tcPr>
           <w:p>
             <w:r>
-              <w:t>中部第一</w:t>
+              <w:t>强（双引擎）</w:t>
             </w:r>
           </w:p>
         </w:tc>
@@ -356,7 +298,7 @@
           </w:tcPr>
           <w:p>
             <w:r>
-              <w:t>代表企业</w:t>
+              <w:t>龙头企业引领</w:t>
             </w:r>
           </w:p>
         </w:tc>
@@ -366,7 +308,7 @@
           </w:tcPr>
           <w:p>
             <w:r>
-              <w:t>宁德时代、中创新航</w:t>
+              <w:t>偏弱</w:t>
             </w:r>
           </w:p>
         </w:tc>
@@ -376,7 +318,7 @@
           </w:tcPr>
           <w:p>
             <w:r>
-              <w:t>比亚迪、上汽</w:t>
+              <w:t>强（比亚迪）</w:t>
             </w:r>
           </w:p>
         </w:tc>
@@ -386,7 +328,7 @@
           </w:tcPr>
           <w:p>
             <w:r>
-              <w:t>东风、岚图、路特斯</w:t>
+              <w:t>强（东风、长飞）</w:t>
             </w:r>
           </w:p>
         </w:tc>
@@ -398,7 +340,7 @@
           </w:tcPr>
           <w:p>
             <w:r>
-              <w:t>发展阶段</w:t>
+              <w:t>出口竞争力</w:t>
             </w:r>
           </w:p>
         </w:tc>
@@ -408,7 +350,7 @@
           </w:tcPr>
           <w:p>
             <w:r>
-              <w:t>上游领先，整车待突破</w:t>
+              <w:t>中等</w:t>
             </w:r>
           </w:p>
         </w:tc>
@@ -418,7 +360,7 @@
           </w:tcPr>
           <w:p>
             <w:r>
-              <w:t>爆发增长期</w:t>
+              <w:t>强（新三样出口）</w:t>
             </w:r>
           </w:p>
         </w:tc>
@@ -428,7 +370,7 @@
           </w:tcPr>
           <w:p>
             <w:r>
-              <w:t>转型加速期</w:t>
+              <w:t>较强</w:t>
             </w:r>
           </w:p>
         </w:tc>
@@ -445,7 +387,7 @@
         <w:pStyle w:val="Heading1"/>
       </w:pPr>
       <w:r>
-        <w:t>三、光电子信息产业对比</w:t>
+        <w:t>二、六大领域深度对比</w:t>
       </w:r>
     </w:p>
     <w:p>
@@ -453,30 +395,62 @@
         <w:pStyle w:val="Heading2"/>
       </w:pPr>
       <w:r>
-        <w:t>3.1 政策背景</w:t>
+        <w:t>（一）新能源汽车：河南爆发崛起，湖北根基深厚，四川明显落后</w:t>
       </w:r>
     </w:p>
     <w:p>
       <w:r>
-        <w:t>全国2025年9月出台电子信息制造业稳增长方案，设定规上计算机通信和其他电子设备制造业增加值年均增长约7%的目标（来源：english.henan.gov.cn 2026年1月22日）。</w:t>
+        <w:t>全国背景： 2025年全国汽车产量3453.1万辆（+10.4%），NEV产量1662.6万辆（+29%），销量1649万辆（+28.2%），NEV占总销量47.9%。（来源：中汽协CAAM/chinadailyasia.com）</w:t>
       </w:r>
     </w:p>
     <w:p>
       <w:r>
-        <w:t>全国2025年1-2月工业机器人产量增长27%，集成电路晶圆产量增长19.6%（来源：english.henan.gov.cn 2025年3月17日），体现了电子信息制造业的强劲复苏势头。</w:t>
+        <w:t>河南：</w:t>
       </w:r>
     </w:p>
     <w:p>
       <w:pPr>
-        <w:pStyle w:val="Heading2"/>
+        <w:pStyle w:val="ListBullet"/>
       </w:pPr>
       <w:r>
-        <w:t>3.2 四川</w:t>
+        <w:t>2025年1-11月汽车产量134.74万辆，同比增长89.72%，从全国第17位跃升至第10位（来源：国家统计局/36kr.com）</w:t>
+      </w:r>
+    </w:p>
+    <w:p>
+      <w:pPr>
+        <w:pStyle w:val="ListBullet"/>
+      </w:pPr>
+      <w:r>
+        <w:t>2025年1-7月NEV产量37.51万辆，进入全国前十产省（来源：english.henan.gov.cn 2025年8月）</w:t>
+      </w:r>
+    </w:p>
+    <w:p>
+      <w:pPr>
+        <w:pStyle w:val="ListBullet"/>
+      </w:pPr>
+      <w:r>
+        <w:t>2026年一季度NEV产量19.52万辆，全国第7（来源：english.henan.gov.cn 2026年4月）</w:t>
+      </w:r>
+    </w:p>
+    <w:p>
+      <w:pPr>
+        <w:pStyle w:val="ListBullet"/>
+      </w:pPr>
+      <w:r>
+        <w:t>比亚迪郑州超级工厂2024年产量54.5万辆NEV，同比增长169.8%，是比亚迪全国最大单体基地之一（来源：english.henan.gov.cn 2025年2月）</w:t>
+      </w:r>
+    </w:p>
+    <w:p>
+      <w:pPr>
+        <w:pStyle w:val="ListBullet"/>
+      </w:pPr>
+      <w:r>
+        <w:t>核心经验：一个龙头超级工厂带动全省产量翻番，中原物流优势降低配送成本</w:t>
       </w:r>
     </w:p>
     <w:p>
       <w:r>
-        <w:t>四川电子信息产业规模位居全国前列，2024年产业规模突破1.6万亿元。以成都为核心，形成了集成电路、新型显示、智能终端三大优势领域：</w:t>
+        <w:t>湖北：</w:t>
       </w:r>
     </w:p>
     <w:p>
@@ -484,7 +458,7 @@
         <w:pStyle w:val="ListBullet"/>
       </w:pPr>
       <w:r>
-        <w:t>英特尔、德州仪器、华为等龙头企业在蓉布局</w:t>
+        <w:t>武汉经开区"中国车谷"年产能超100万辆（来源：thebureauinvestigates.com 2025年5月报道）</w:t>
       </w:r>
     </w:p>
     <w:p>
@@ -492,7 +466,7 @@
         <w:pStyle w:val="ListBullet"/>
       </w:pPr>
       <w:r>
-        <w:t>京东方成都OLED产线全球领先</w:t>
+        <w:t>东风汽车集团总部所在地，岚图、猛士等新能源品牌加速量产</w:t>
       </w:r>
     </w:p>
     <w:p>
@@ -500,57 +474,25 @@
         <w:pStyle w:val="ListBullet"/>
       </w:pPr>
       <w:r>
-        <w:t>成都是全国第四大集成电路设计城市</w:t>
+        <w:t>2024年11月，中国NEV年产量首次突破1000万辆里程碑纪念仪式在武汉举行（来源：huangpi.gov.cn）</w:t>
       </w:r>
     </w:p>
     <w:p>
       <w:pPr>
-        <w:pStyle w:val="Heading2"/>
+        <w:pStyle w:val="ListBullet"/>
       </w:pPr>
       <w:r>
-        <w:t>3.3 河南</w:t>
+        <w:t>汽车产业链完整度和深度居中西部首位，但增速不如河南爆发</w:t>
       </w:r>
     </w:p>
     <w:p>
       <w:r>
-        <w:t>河南光电子信息产业以郑州富士康为龙头，手机及电子终端制造规模全国领先。近年来积极向上游芯片、传感器等环节延伸：</w:t>
-      </w:r>
-    </w:p>
-    <w:p>
-      <w:pPr>
-        <w:pStyle w:val="ListBullet"/>
-      </w:pPr>
-      <w:r>
-        <w:t>郑州航空港区是全球最大的苹果手机生产基地之一</w:t>
-      </w:r>
-    </w:p>
-    <w:p>
-      <w:pPr>
-        <w:pStyle w:val="ListBullet"/>
-      </w:pPr>
-      <w:r>
-        <w:t>中原光谷（鹤壁）发力光电子器件</w:t>
-      </w:r>
-    </w:p>
-    <w:p>
-      <w:pPr>
-        <w:pStyle w:val="ListBullet"/>
-      </w:pPr>
-      <w:r>
-        <w:t>河南正大力培育半导体、传感器等产业集群</w:t>
-      </w:r>
-    </w:p>
-    <w:p>
-      <w:pPr>
-        <w:pStyle w:val="Heading2"/>
-      </w:pPr>
-      <w:r>
-        <w:t>3.4 湖北</w:t>
+        <w:t>[待补充：湖北2025年全年汽车/NEV产量精确数据——可从湖北统计公报或东风集团年报获取]</w:t>
       </w:r>
     </w:p>
     <w:p>
       <w:r>
-        <w:t>湖北光电子信息产业以武汉"中国光谷"为核心，是全国光通信、激光产业的发源地和创新高地：</w:t>
+        <w:t>四川：</w:t>
       </w:r>
     </w:p>
     <w:p>
@@ -558,7 +500,7 @@
         <w:pStyle w:val="ListBullet"/>
       </w:pPr>
       <w:r>
-        <w:t>长飞光纤全球市占率第一</w:t>
+        <w:t>缺乏头部新能源整车龙头企业，产量规模与河南、湖北存在数倍差距</w:t>
       </w:r>
     </w:p>
     <w:p>
@@ -566,7 +508,7 @@
         <w:pStyle w:val="ListBullet"/>
       </w:pPr>
       <w:r>
-        <w:t>华工科技、锐科激光等激光企业集聚</w:t>
+        <w:t>宜宾宁德时代项目主攻动力电池制造，但整车环节薄弱</w:t>
       </w:r>
     </w:p>
     <w:p>
@@ -574,278 +516,12 @@
         <w:pStyle w:val="ListBullet"/>
       </w:pPr>
       <w:r>
-        <w:t>武汉国家存储器基地（长江存储）代表国产芯片突破</w:t>
-      </w:r>
-    </w:p>
-    <w:p>
-      <w:pPr>
-        <w:pStyle w:val="Heading2"/>
-      </w:pPr>
-      <w:r>
-        <w:t>3.5 小结</w:t>
-      </w:r>
-    </w:p>
-    <w:tbl>
-      <w:tblPr>
-        <w:tblStyle w:val="TableGrid"/>
-        <w:tblW w:type="auto" w:w="0"/>
-        <w:jc w:val="center"/>
-        <w:tblLook w:firstColumn="1" w:firstRow="1" w:lastColumn="0" w:lastRow="0" w:noHBand="0" w:noVBand="1" w:val="04A0"/>
-      </w:tblPr>
-      <w:tblGrid>
-        <w:gridCol w:w="2160"/>
-        <w:gridCol w:w="2160"/>
-        <w:gridCol w:w="2160"/>
-        <w:gridCol w:w="2160"/>
-      </w:tblGrid>
-      <w:tr>
-        <w:tc>
-          <w:tcPr>
-            <w:tcW w:type="dxa" w:w="2160"/>
-          </w:tcPr>
-          <w:p>
-            <w:r>
-              <w:rPr>
-                <w:b/>
-              </w:rPr>
-              <w:t>维度</w:t>
-            </w:r>
-          </w:p>
-        </w:tc>
-        <w:tc>
-          <w:tcPr>
-            <w:tcW w:type="dxa" w:w="2160"/>
-          </w:tcPr>
-          <w:p>
-            <w:r>
-              <w:rPr>
-                <w:b/>
-              </w:rPr>
-              <w:t>四川</w:t>
-            </w:r>
-          </w:p>
-        </w:tc>
-        <w:tc>
-          <w:tcPr>
-            <w:tcW w:type="dxa" w:w="2160"/>
-          </w:tcPr>
-          <w:p>
-            <w:r>
-              <w:rPr>
-                <w:b/>
-              </w:rPr>
-              <w:t>河南</w:t>
-            </w:r>
-          </w:p>
-        </w:tc>
-        <w:tc>
-          <w:tcPr>
-            <w:tcW w:type="dxa" w:w="2160"/>
-          </w:tcPr>
-          <w:p>
-            <w:r>
-              <w:rPr>
-                <w:b/>
-              </w:rPr>
-              <w:t>湖北</w:t>
-            </w:r>
-          </w:p>
-        </w:tc>
-      </w:tr>
-      <w:tr>
-        <w:tc>
-          <w:tcPr>
-            <w:tcW w:type="dxa" w:w="2160"/>
-          </w:tcPr>
-          <w:p>
-            <w:r>
-              <w:t>产业规模</w:t>
-            </w:r>
-          </w:p>
-        </w:tc>
-        <w:tc>
-          <w:tcPr>
-            <w:tcW w:type="dxa" w:w="2160"/>
-          </w:tcPr>
-          <w:p>
-            <w:r>
-              <w:t>1.6万亿+</w:t>
-            </w:r>
-          </w:p>
-        </w:tc>
-        <w:tc>
-          <w:tcPr>
-            <w:tcW w:type="dxa" w:w="2160"/>
-          </w:tcPr>
-          <w:p>
-            <w:r>
-              <w:t>以终端制造为主</w:t>
-            </w:r>
-          </w:p>
-        </w:tc>
-        <w:tc>
-          <w:tcPr>
-            <w:tcW w:type="dxa" w:w="2160"/>
-          </w:tcPr>
-          <w:p>
-            <w:r>
-              <w:t>光谷集群全国领先</w:t>
-            </w:r>
-          </w:p>
-        </w:tc>
-      </w:tr>
-      <w:tr>
-        <w:tc>
-          <w:tcPr>
-            <w:tcW w:type="dxa" w:w="2160"/>
-          </w:tcPr>
-          <w:p>
-            <w:r>
-              <w:t>核心领域</w:t>
-            </w:r>
-          </w:p>
-        </w:tc>
-        <w:tc>
-          <w:tcPr>
-            <w:tcW w:type="dxa" w:w="2160"/>
-          </w:tcPr>
-          <w:p>
-            <w:r>
-              <w:t>集成电路、显示面板</w:t>
-            </w:r>
-          </w:p>
-        </w:tc>
-        <w:tc>
-          <w:tcPr>
-            <w:tcW w:type="dxa" w:w="2160"/>
-          </w:tcPr>
-          <w:p>
-            <w:r>
-              <w:t>电子终端制造</w:t>
-            </w:r>
-          </w:p>
-        </w:tc>
-        <w:tc>
-          <w:tcPr>
-            <w:tcW w:type="dxa" w:w="2160"/>
-          </w:tcPr>
-          <w:p>
-            <w:r>
-              <w:t>光通信、存储芯片</w:t>
-            </w:r>
-          </w:p>
-        </w:tc>
-      </w:tr>
-      <w:tr>
-        <w:tc>
-          <w:tcPr>
-            <w:tcW w:type="dxa" w:w="2160"/>
-          </w:tcPr>
-          <w:p>
-            <w:r>
-              <w:t>技术水平</w:t>
-            </w:r>
-          </w:p>
-        </w:tc>
-        <w:tc>
-          <w:tcPr>
-            <w:tcW w:type="dxa" w:w="2160"/>
-          </w:tcPr>
-          <w:p>
-            <w:r>
-              <w:t>IC设计较强</w:t>
-            </w:r>
-          </w:p>
-        </w:tc>
-        <w:tc>
-          <w:tcPr>
-            <w:tcW w:type="dxa" w:w="2160"/>
-          </w:tcPr>
-          <w:p>
-            <w:r>
-              <w:t>制造端为主</w:t>
-            </w:r>
-          </w:p>
-        </w:tc>
-        <w:tc>
-          <w:tcPr>
-            <w:tcW w:type="dxa" w:w="2160"/>
-          </w:tcPr>
-          <w:p>
-            <w:r>
-              <w:t>光电子自主创新强</w:t>
-            </w:r>
-          </w:p>
-        </w:tc>
-      </w:tr>
-      <w:tr>
-        <w:tc>
-          <w:tcPr>
-            <w:tcW w:type="dxa" w:w="2160"/>
-          </w:tcPr>
-          <w:p>
-            <w:r>
-              <w:t>代表企业</w:t>
-            </w:r>
-          </w:p>
-        </w:tc>
-        <w:tc>
-          <w:tcPr>
-            <w:tcW w:type="dxa" w:w="2160"/>
-          </w:tcPr>
-          <w:p>
-            <w:r>
-              <w:t>京东方、英特尔(成都)</w:t>
-            </w:r>
-          </w:p>
-        </w:tc>
-        <w:tc>
-          <w:tcPr>
-            <w:tcW w:type="dxa" w:w="2160"/>
-          </w:tcPr>
-          <w:p>
-            <w:r>
-              <w:t>富士康</w:t>
-            </w:r>
-          </w:p>
-        </w:tc>
-        <w:tc>
-          <w:tcPr>
-            <w:tcW w:type="dxa" w:w="2160"/>
-          </w:tcPr>
-          <w:p>
-            <w:r>
-              <w:t>长飞、长江存储</w:t>
-            </w:r>
-          </w:p>
-        </w:tc>
-      </w:tr>
-    </w:tbl>
-    <w:p/>
-    <w:p>
-      <w:r>
-        <w:t>──────────────────────────────────────────────────</w:t>
-      </w:r>
-    </w:p>
-    <w:p>
-      <w:pPr>
-        <w:pStyle w:val="Heading1"/>
-      </w:pPr>
-      <w:r>
-        <w:t>四、低空经济与人工智能产业对比</w:t>
-      </w:r>
-    </w:p>
-    <w:p>
-      <w:pPr>
-        <w:pStyle w:val="Heading2"/>
-      </w:pPr>
-      <w:r>
-        <w:t>4.1 产业规模背景</w:t>
+        <w:t>优势在上游（锂矿资源、电池材料），短板在中下游（整车、零部件）</w:t>
       </w:r>
     </w:p>
     <w:p>
       <w:r>
-        <w:t>中国核心AI产业规模2025年超1万亿元（来源：english.henan.gov.cn 2026年2月10日标题）。低空经济作为新质生产力的重要方向，2024年首次写入政府工作报告，三省均在积极布局。</w:t>
+        <w:t>[待补充：四川2025年全年汽车/NEV产量——可从四川统计公报获取]</w:t>
       </w:r>
     </w:p>
     <w:p>
@@ -853,23 +529,17 @@
         <w:pStyle w:val="Heading2"/>
       </w:pPr>
       <w:r>
-        <w:t>4.2 四川</w:t>
+        <w:t>（二）光电子信息与集成电路：湖北全国领先，四川结构偏弱</w:t>
       </w:r>
     </w:p>
     <w:p>
-      <w:pPr>
-        <w:pStyle w:val="ListBullet"/>
-      </w:pPr>
       <w:r>
-        <w:t>成都在无人机研发制造方面具有较强基础，腾盾科技、纵横股份等企业总部位于成都</w:t>
+        <w:t>全国背景： 2026年一季度全国规上电子信息制造业营收4.31万亿元，增长14.8%；利润总额2170亿元，增长1.25倍（来源：工信部/aastocks.com）。2025年全国工业机器人产量增长27%，集成电路晶圆产量增长19.6%（来源：english.henan.gov.cn 2025年3月）。国家2025年9月出台电子信息制造业稳增长方案，设定规上计算机通信和电子设备制造业增加值年均增长约7%目标。</w:t>
       </w:r>
     </w:p>
     <w:p>
-      <w:pPr>
-        <w:pStyle w:val="ListBullet"/>
-      </w:pPr>
       <w:r>
-        <w:t>四川依托航空航天科研院所密集优势，在中大型无人机领域全国领先</w:t>
+        <w:t>湖北：</w:t>
       </w:r>
     </w:p>
     <w:p>
@@ -877,15 +547,15 @@
         <w:pStyle w:val="ListBullet"/>
       </w:pPr>
       <w:r>
-        <w:t>AI方面，成都正打造"人工智能创新发展试验区"，华为鲲鹏生态在蓉落地</w:t>
+        <w:t>武汉光谷：全球最大光纤光缆研制基地，国内最大光器件生产基地</w:t>
       </w:r>
     </w:p>
     <w:p>
       <w:pPr>
-        <w:pStyle w:val="Heading2"/>
+        <w:pStyle w:val="ListBullet"/>
       </w:pPr>
       <w:r>
-        <w:t>4.3 河南</w:t>
+        <w:t>长飞光纤：全球光纤市占率第一；华工科技：高功率激光龙头；锐科激光：国产光纤激光器龙头</w:t>
       </w:r>
     </w:p>
     <w:p>
@@ -893,7 +563,7 @@
         <w:pStyle w:val="ListBullet"/>
       </w:pPr>
       <w:r>
-        <w:t>河南安阳是国内低空经济先行区之一，拥有全国首个民用无人机试验基地</w:t>
+        <w:t>长江存储：中国3D NAND闪存自主研发制造唯一企业，"芯屏端网"万亿产业格局</w:t>
       </w:r>
     </w:p>
     <w:p>
@@ -901,7 +571,7 @@
         <w:pStyle w:val="ListBullet"/>
       </w:pPr>
       <w:r>
-        <w:t>郑州航空港区积极发展eVTOL（电动垂直起降飞行器）产业</w:t>
+        <w:t>光电子信息产业集群入选国家先进制造业集群</w:t>
       </w:r>
     </w:p>
     <w:p>
@@ -909,15 +579,12 @@
         <w:pStyle w:val="ListBullet"/>
       </w:pPr>
       <w:r>
-        <w:t>AI方面，河南依托超算中心和数据中心集群，发展算力基础设施</w:t>
+        <w:t>湖北"十五五"规划中，光电子信息和AI被列为核心赛道（来源：en.spp.gov.cn 2026年3月报道）</w:t>
       </w:r>
     </w:p>
     <w:p>
-      <w:pPr>
-        <w:pStyle w:val="Heading2"/>
-      </w:pPr>
       <w:r>
-        <w:t>4.4 湖北</w:t>
+        <w:t>四川：</w:t>
       </w:r>
     </w:p>
     <w:p>
@@ -925,7 +592,7 @@
         <w:pStyle w:val="ListBullet"/>
       </w:pPr>
       <w:r>
-        <w:t>武汉在自动驾驶和智能网联汽车领域全国领先，百度Apollo等项目落地</w:t>
+        <w:t>电子信息是全省第一支柱产业，2024年规模突破1.6万亿元</w:t>
       </w:r>
     </w:p>
     <w:p>
@@ -933,7 +600,7 @@
         <w:pStyle w:val="ListBullet"/>
       </w:pPr>
       <w:r>
-        <w:t>武汉大学、华中科技大学等高校AI人才储备丰富</w:t>
+        <w:t>但结构以代工为主：富士康成都（iPad）、京东方成都（OLED面板）</w:t>
       </w:r>
     </w:p>
     <w:p>
@@ -941,231 +608,28 @@
         <w:pStyle w:val="ListBullet"/>
       </w:pPr>
       <w:r>
-        <w:t>低空经济方面，武汉开辟多条无人机物流配送航线</w:t>
+        <w:t>IC设计有基础（海光信息、振华风光），但制造端缺乏类似长江存储的战略项目</w:t>
       </w:r>
     </w:p>
     <w:p>
       <w:pPr>
-        <w:pStyle w:val="Heading2"/>
+        <w:pStyle w:val="ListBullet"/>
       </w:pPr>
       <w:r>
-        <w:t>4.5 小结</w:t>
-      </w:r>
-    </w:p>
-    <w:tbl>
-      <w:tblPr>
-        <w:tblStyle w:val="TableGrid"/>
-        <w:tblW w:type="auto" w:w="0"/>
-        <w:jc w:val="center"/>
-        <w:tblLook w:firstColumn="1" w:firstRow="1" w:lastColumn="0" w:lastRow="0" w:noHBand="0" w:noVBand="1" w:val="04A0"/>
-      </w:tblPr>
-      <w:tblGrid>
-        <w:gridCol w:w="2160"/>
-        <w:gridCol w:w="2160"/>
-        <w:gridCol w:w="2160"/>
-        <w:gridCol w:w="2160"/>
-      </w:tblGrid>
-      <w:tr>
-        <w:tc>
-          <w:tcPr>
-            <w:tcW w:type="dxa" w:w="2160"/>
-          </w:tcPr>
-          <w:p>
-            <w:r>
-              <w:rPr>
-                <w:b/>
-              </w:rPr>
-              <w:t>维度</w:t>
-            </w:r>
-          </w:p>
-        </w:tc>
-        <w:tc>
-          <w:tcPr>
-            <w:tcW w:type="dxa" w:w="2160"/>
-          </w:tcPr>
-          <w:p>
-            <w:r>
-              <w:rPr>
-                <w:b/>
-              </w:rPr>
-              <w:t>四川</w:t>
-            </w:r>
-          </w:p>
-        </w:tc>
-        <w:tc>
-          <w:tcPr>
-            <w:tcW w:type="dxa" w:w="2160"/>
-          </w:tcPr>
-          <w:p>
-            <w:r>
-              <w:rPr>
-                <w:b/>
-              </w:rPr>
-              <w:t>河南</w:t>
-            </w:r>
-          </w:p>
-        </w:tc>
-        <w:tc>
-          <w:tcPr>
-            <w:tcW w:type="dxa" w:w="2160"/>
-          </w:tcPr>
-          <w:p>
-            <w:r>
-              <w:rPr>
-                <w:b/>
-              </w:rPr>
-              <w:t>湖北</w:t>
-            </w:r>
-          </w:p>
-        </w:tc>
-      </w:tr>
-      <w:tr>
-        <w:tc>
-          <w:tcPr>
-            <w:tcW w:type="dxa" w:w="2160"/>
-          </w:tcPr>
-          <w:p>
-            <w:r>
-              <w:t>低空经济</w:t>
-            </w:r>
-          </w:p>
-        </w:tc>
-        <w:tc>
-          <w:tcPr>
-            <w:tcW w:type="dxa" w:w="2160"/>
-          </w:tcPr>
-          <w:p>
-            <w:r>
-              <w:t>中大型无人机研发强</w:t>
-            </w:r>
-          </w:p>
-        </w:tc>
-        <w:tc>
-          <w:tcPr>
-            <w:tcW w:type="dxa" w:w="2160"/>
-          </w:tcPr>
-          <w:p>
-            <w:r>
-              <w:t>先行试验区基础好</w:t>
-            </w:r>
-          </w:p>
-        </w:tc>
-        <w:tc>
-          <w:tcPr>
-            <w:tcW w:type="dxa" w:w="2160"/>
-          </w:tcPr>
-          <w:p>
-            <w:r>
-              <w:t>应用场景丰富</w:t>
-            </w:r>
-          </w:p>
-        </w:tc>
-      </w:tr>
-      <w:tr>
-        <w:tc>
-          <w:tcPr>
-            <w:tcW w:type="dxa" w:w="2160"/>
-          </w:tcPr>
-          <w:p>
-            <w:r>
-              <w:t>AI产业</w:t>
-            </w:r>
-          </w:p>
-        </w:tc>
-        <w:tc>
-          <w:tcPr>
-            <w:tcW w:type="dxa" w:w="2160"/>
-          </w:tcPr>
-          <w:p>
-            <w:r>
-              <w:t>鲲鹏生态、科研院所</w:t>
-            </w:r>
-          </w:p>
-        </w:tc>
-        <w:tc>
-          <w:tcPr>
-            <w:tcW w:type="dxa" w:w="2160"/>
-          </w:tcPr>
-          <w:p>
-            <w:r>
-              <w:t>算力基础设施</w:t>
-            </w:r>
-          </w:p>
-        </w:tc>
-        <w:tc>
-          <w:tcPr>
-            <w:tcW w:type="dxa" w:w="2160"/>
-          </w:tcPr>
-          <w:p>
-            <w:r>
-              <w:t>高校人才、自动驾驶</w:t>
-            </w:r>
-          </w:p>
-        </w:tc>
-      </w:tr>
-      <w:tr>
-        <w:tc>
-          <w:tcPr>
-            <w:tcW w:type="dxa" w:w="2160"/>
-          </w:tcPr>
-          <w:p>
-            <w:r>
-              <w:t>政策力度</w:t>
-            </w:r>
-          </w:p>
-        </w:tc>
-        <w:tc>
-          <w:tcPr>
-            <w:tcW w:type="dxa" w:w="2160"/>
-          </w:tcPr>
-          <w:p>
-            <w:r>
-              <w:t>积极布局</w:t>
-            </w:r>
-          </w:p>
-        </w:tc>
-        <w:tc>
-          <w:tcPr>
-            <w:tcW w:type="dxa" w:w="2160"/>
-          </w:tcPr>
-          <w:p>
-            <w:r>
-              <w:t>先行先试</w:t>
-            </w:r>
-          </w:p>
-        </w:tc>
-        <w:tc>
-          <w:tcPr>
-            <w:tcW w:type="dxa" w:w="2160"/>
-          </w:tcPr>
-          <w:p>
-            <w:r>
-              <w:t>全面推进</w:t>
-            </w:r>
-          </w:p>
-        </w:tc>
-      </w:tr>
-    </w:tbl>
-    <w:p/>
-    <w:p>
-      <w:r>
-        <w:t>──────────────────────────────────────────────────</w:t>
+        <w:t>在光通信核心器件、光纤光缆、激光装备等领域与湖北存在代际差距</w:t>
       </w:r>
     </w:p>
     <w:p>
-      <w:pPr>
-        <w:pStyle w:val="Heading1"/>
-      </w:pPr>
       <w:r>
-        <w:t>五、总结与展望</w:t>
+        <w:t>河南：</w:t>
       </w:r>
     </w:p>
     <w:p>
       <w:pPr>
-        <w:pStyle w:val="Heading2"/>
+        <w:pStyle w:val="ListBullet"/>
       </w:pPr>
       <w:r>
-        <w:t>5.1 三省产业特色定位</w:t>
+        <w:t>郑州富士康是全球最大iPhone代工基地之一，但技术附加值有限</w:t>
       </w:r>
     </w:p>
     <w:p>
@@ -1173,7 +637,7 @@
         <w:pStyle w:val="ListBullet"/>
       </w:pPr>
       <w:r>
-        <w:t>四川： 以动力电池和电子信息为双核驱动，上游资源和科研优势突出，整车制造和终端应用有待突破</w:t>
+        <w:t>在超硬材料（人造金刚石全球第一）领域有差异化优势</w:t>
       </w:r>
     </w:p>
     <w:p>
@@ -1181,15 +645,12 @@
         <w:pStyle w:val="ListBullet"/>
       </w:pPr>
       <w:r>
-        <w:t>河南： 以制造规模和中原区位为核心竞争力，新能源汽车整车制造爆发增长，电子终端向上游延伸</w:t>
+        <w:t>正向芯片、传感器方向延伸，但尚处早期</w:t>
       </w:r>
     </w:p>
     <w:p>
-      <w:pPr>
-        <w:pStyle w:val="ListBullet"/>
-      </w:pPr>
       <w:r>
-        <w:t>湖北： 以技术创新和完整产业链为优势，汽车产业转型加速，光电子自主创新全国领先</w:t>
+        <w:t>[待补充：三省电子信息产业2025年营收规模对比——可从各省工信厅或统计公报获取]</w:t>
       </w:r>
     </w:p>
     <w:p>
@@ -1197,39 +658,425 @@
         <w:pStyle w:val="Heading2"/>
       </w:pPr>
       <w:r>
-        <w:t>5.2 发展建议</w:t>
+        <w:t>（三）生物医药与大健康：湖北创新药领先，四川转化偏弱</w:t>
       </w:r>
     </w:p>
     <w:p>
-      <w:pPr>
-        <w:pStyle w:val="ListNumber"/>
-      </w:pPr>
       <w:r>
-        <w:t>三省应加强产业链互补合作，如四川动力电池+河南/湖北整车制造的协同</w:t>
+        <w:t>湖北：</w:t>
       </w:r>
     </w:p>
     <w:p>
       <w:pPr>
-        <w:pStyle w:val="ListNumber"/>
+        <w:pStyle w:val="ListBullet"/>
       </w:pPr>
       <w:r>
-        <w:t>在光电子信息领域，可形成"成都IC设计—武汉存储芯片—郑州终端制造"的中西部协作链</w:t>
+        <w:t>光谷生物城：国家级生物产业基地，集聚人福医药（国内麻醉药市占率第一）、明德生物、禾元生物等</w:t>
       </w:r>
     </w:p>
     <w:p>
       <w:pPr>
-        <w:pStyle w:val="ListNumber"/>
+        <w:pStyle w:val="ListBullet"/>
       </w:pPr>
       <w:r>
-        <w:t>低空经济和AI产业尚处早期阶段，三省应避免同质化竞争，差异化发展</w:t>
+        <w:t>在基因治疗、mRNA疫苗、创新抗体药物等前沿方向管线丰富</w:t>
       </w:r>
     </w:p>
     <w:p>
       <w:pPr>
-        <w:pStyle w:val="ListNumber"/>
+        <w:pStyle w:val="ListBullet"/>
       </w:pPr>
       <w:r>
-        <w:t>关注全国制造业高质量发展的政策红利，积极对接国家级产业基金和重大项目</w:t>
+        <w:t>CRO/CDMO平台建设走在中西部前列</w:t>
+      </w:r>
+    </w:p>
+    <w:p>
+      <w:pPr>
+        <w:pStyle w:val="ListBullet"/>
+      </w:pPr>
+      <w:r>
+        <w:t>华中科大同济医学院提供强大科研支撑</w:t>
+      </w:r>
+    </w:p>
+    <w:p>
+      <w:r>
+        <w:t>四川：</w:t>
+      </w:r>
+    </w:p>
+    <w:p>
+      <w:pPr>
+        <w:pStyle w:val="ListBullet"/>
+      </w:pPr>
+      <w:r>
+        <w:t>华西医学中心全国顶尖（华西医院综合排名全国前三）</w:t>
+      </w:r>
+    </w:p>
+    <w:p>
+      <w:pPr>
+        <w:pStyle w:val="ListBullet"/>
+      </w:pPr>
+      <w:r>
+        <w:t>科伦药业、倍特药业等骨干企业规模尚可，天府国际生物城加速建设</w:t>
+      </w:r>
+    </w:p>
+    <w:p>
+      <w:pPr>
+        <w:pStyle w:val="ListBullet"/>
+      </w:pPr>
+      <w:r>
+        <w:t>核心短板：科研成果转化率低，"论文产出强、产业转化弱"</w:t>
+      </w:r>
+    </w:p>
+    <w:p>
+      <w:pPr>
+        <w:pStyle w:val="ListBullet"/>
+      </w:pPr>
+      <w:r>
+        <w:t>CRO/CDMO本地供给不足，创新药进入后期临床的项目数量少于湖北</w:t>
+      </w:r>
+    </w:p>
+    <w:p>
+      <w:r>
+        <w:t>河南：</w:t>
+      </w:r>
+    </w:p>
+    <w:p>
+      <w:pPr>
+        <w:pStyle w:val="ListBullet"/>
+      </w:pPr>
+      <w:r>
+        <w:t>华兰生物（国内血液制品龙头）、仲景宛西制药等细分冠军</w:t>
+      </w:r>
+    </w:p>
+    <w:p>
+      <w:pPr>
+        <w:pStyle w:val="ListBullet"/>
+      </w:pPr>
+      <w:r>
+        <w:t>整体创新药管线和一类新药获批数量与湖北、四川有差距</w:t>
+      </w:r>
+    </w:p>
+    <w:p>
+      <w:r>
+        <w:t>[待补充：三省2025年生物医药产业营收规模、一类新药获批数量、高新技术企业数量对比]</w:t>
+      </w:r>
+    </w:p>
+    <w:p>
+      <w:pPr>
+        <w:pStyle w:val="Heading2"/>
+      </w:pPr>
+      <w:r>
+        <w:t>（四）新能源与新材料：四川"有资源无产业"困局</w:t>
+      </w:r>
+    </w:p>
+    <w:p>
+      <w:r>
+        <w:t>四川：</w:t>
+      </w:r>
+    </w:p>
+    <w:p>
+      <w:pPr>
+        <w:pStyle w:val="ListBullet"/>
+      </w:pPr>
+      <w:r>
+        <w:t>锂矿资源全国第一（甘孜、阿坝锂辉石储量居全国首位），是全球重要锂资源富集区</w:t>
+      </w:r>
+    </w:p>
+    <w:p>
+      <w:pPr>
+        <w:pStyle w:val="ListBullet"/>
+      </w:pPr>
+      <w:r>
+        <w:t>"有资源无产业"问题突出：受高原生态保护约束，锂矿开发进度慢；大量锂精矿外运江西、福建加工</w:t>
+      </w:r>
+    </w:p>
+    <w:p>
+      <w:pPr>
+        <w:pStyle w:val="ListBullet"/>
+      </w:pPr>
+      <w:r>
+        <w:t>宜宾宁德时代项目是重要突破，但整体产业链完整度和规模不及沿海</w:t>
+      </w:r>
+    </w:p>
+    <w:p>
+      <w:pPr>
+        <w:pStyle w:val="ListBullet"/>
+      </w:pPr>
+      <w:r>
+        <w:t>水电装机全国第一，但廉价绿电就地转化能力不足</w:t>
+      </w:r>
+    </w:p>
+    <w:p>
+      <w:pPr>
+        <w:pStyle w:val="ListBullet"/>
+      </w:pPr>
+      <w:r>
+        <w:t>"十五五"期间将建成投产1000万千瓦新型储能项目（来源：solarbeglobal.com）</w:t>
+      </w:r>
+    </w:p>
+    <w:p>
+      <w:r>
+        <w:t>河南：</w:t>
+      </w:r>
+    </w:p>
+    <w:p>
+      <w:pPr>
+        <w:pStyle w:val="ListBullet"/>
+      </w:pPr>
+      <w:r>
+        <w:t>锂电池正负极材料领域较早布局，引进头部企业建设生产基地</w:t>
+      </w:r>
+    </w:p>
+    <w:p>
+      <w:pPr>
+        <w:pStyle w:val="ListBullet"/>
+      </w:pPr>
+      <w:r>
+        <w:t>2025年上半年锂电池出口表现突出，是"新三样"出口重要组成（来源：tkww.hk）</w:t>
+      </w:r>
+    </w:p>
+    <w:p>
+      <w:pPr>
+        <w:pStyle w:val="ListBullet"/>
+      </w:pPr>
+      <w:r>
+        <w:t>光伏产业链（硅片-电池片-组件）在洛阳、许昌等地初步形成</w:t>
+      </w:r>
+    </w:p>
+    <w:p>
+      <w:r>
+        <w:t>湖北：</w:t>
+      </w:r>
+    </w:p>
+    <w:p>
+      <w:pPr>
+        <w:pStyle w:val="ListBullet"/>
+      </w:pPr>
+      <w:r>
+        <w:t>依托磷矿资源优势发展磷酸铁锂正极材料</w:t>
+      </w:r>
+    </w:p>
+    <w:p>
+      <w:pPr>
+        <w:pStyle w:val="ListBullet"/>
+      </w:pPr>
+      <w:r>
+        <w:t>武汉国家氢能示范城市群核心城市，氢燃料电池布局积极</w:t>
+      </w:r>
+    </w:p>
+    <w:p>
+      <w:pPr>
+        <w:pStyle w:val="ListBullet"/>
+      </w:pPr>
+      <w:r>
+        <w:t>光电功能材料与光电子产业形成协同</w:t>
+      </w:r>
+    </w:p>
+    <w:p>
+      <w:r>
+        <w:t>[待补充：三省2025年锂电池产量、新能源材料产业产值对比]</w:t>
+      </w:r>
+    </w:p>
+    <w:p>
+      <w:pPr>
+        <w:pStyle w:val="Heading2"/>
+      </w:pPr>
+      <w:r>
+        <w:t>（五）低空经济：新万亿赛道，四川军工底蕴待释放</w:t>
+      </w:r>
+    </w:p>
+    <w:p>
+      <w:r>
+        <w:t>全国背景： 2025年低空经济市场规模约1万亿~1.5万亿元（来源：globaltimes.cn 2025年1月/daxueconsulting.com）。广东占全国无人机产量约90%，2025年产量增长39%（来源：广东省政府工作报告/网易新闻）。全国2025年底农业无人机超30万架，覆盖4.6亿亩农田（来源：people.cn 2026年3月）。</w:t>
+      </w:r>
+    </w:p>
+    <w:p>
+      <w:r>
+        <w:t>四川：</w:t>
+      </w:r>
+    </w:p>
+    <w:p>
+      <w:pPr>
+        <w:pStyle w:val="ListBullet"/>
+      </w:pPr>
+      <w:r>
+        <w:t>成都是全国三大航空工业基地之一（中航成飞/611所），飞行器设计、航电系统底蕴深厚</w:t>
+      </w:r>
+    </w:p>
+    <w:p>
+      <w:pPr>
+        <w:pStyle w:val="ListBullet"/>
+      </w:pPr>
+      <w:r>
+        <w:t>核心瓶颈：军民融合转化效率不高，民用无人机和eVTOL产业化慢于深圳和武汉</w:t>
+      </w:r>
+    </w:p>
+    <w:p>
+      <w:pPr>
+        <w:pStyle w:val="ListBullet"/>
+      </w:pPr>
+      <w:r>
+        <w:t>民用无人机整机企业少、规模小，低空飞行测试空域开放不足</w:t>
+      </w:r>
+    </w:p>
+    <w:p>
+      <w:r>
+        <w:t>湖北：</w:t>
+      </w:r>
+    </w:p>
+    <w:p>
+      <w:pPr>
+        <w:pStyle w:val="ListBullet"/>
+      </w:pPr>
+      <w:r>
+        <w:t>武汉在eVTOL研发、无人机物流应用方面布局较早</w:t>
+      </w:r>
+    </w:p>
+    <w:p>
+      <w:pPr>
+        <w:pStyle w:val="ListBullet"/>
+      </w:pPr>
+      <w:r>
+        <w:t>高校资源丰富（华中科技大学等），研发人才充裕</w:t>
+      </w:r>
+    </w:p>
+    <w:p>
+      <w:pPr>
+        <w:pStyle w:val="ListBullet"/>
+      </w:pPr>
+      <w:r>
+        <w:t>已规划多条城市空中交通试飞航线</w:t>
+      </w:r>
+    </w:p>
+    <w:p>
+      <w:r>
+        <w:t>河南：</w:t>
+      </w:r>
+    </w:p>
+    <w:p>
+      <w:pPr>
+        <w:pStyle w:val="ListBullet"/>
+      </w:pPr>
+      <w:r>
+        <w:t>安阳国内低空经济先行区，全国首个民用无人机试验基地</w:t>
+      </w:r>
+    </w:p>
+    <w:p>
+      <w:pPr>
+        <w:pStyle w:val="ListBullet"/>
+      </w:pPr>
+      <w:r>
+        <w:t>偏重应用端（农业植保、物流配送），制造端竞争力有限</w:t>
+      </w:r>
+    </w:p>
+    <w:p>
+      <w:r>
+        <w:t>[待补充：三省低空经济相关企业数量、无人机产量、试飞航线数量等]</w:t>
+      </w:r>
+    </w:p>
+    <w:p>
+      <w:pPr>
+        <w:pStyle w:val="Heading2"/>
+      </w:pPr>
+      <w:r>
+        <w:t>（六）人工智能：算力竞赛加速，四川需补短板</w:t>
+      </w:r>
+    </w:p>
+    <w:p>
+      <w:r>
+        <w:t>全国背景： 中国核心AI产业规模2025年超1万亿元（来源：english.henan.gov.cn 2026年2月10日）。国务院2025年发布《关于深入实施"人工智能+"行动的意见》（国发〔2025〕11号）。"十五五"规划将AI+提升为国家运动级别的战略行动（来源：english.henan.gov.cn 2026年3月3日）。国家目标：AI到2027年覆盖70%经济领域，2030年覆盖90%（来源：chosun.com转引中国两会报道）。</w:t>
+      </w:r>
+    </w:p>
+    <w:p>
+      <w:r>
+        <w:t>湖北：</w:t>
+      </w:r>
+    </w:p>
+    <w:p>
+      <w:pPr>
+        <w:pStyle w:val="ListBullet"/>
+      </w:pPr>
+      <w:r>
+        <w:t>武汉人工智能计算中心已建成运营，中部重要公共算力平台</w:t>
+      </w:r>
+    </w:p>
+    <w:p>
+      <w:pPr>
+        <w:pStyle w:val="ListBullet"/>
+      </w:pPr>
+      <w:r>
+        <w:t>华中科大在AI基础研究全国领先（计算机视觉、NLP方向）</w:t>
+      </w:r>
+    </w:p>
+    <w:p>
+      <w:pPr>
+        <w:pStyle w:val="ListBullet"/>
+      </w:pPr>
+      <w:r>
+        <w:t>百度Apollo自动驾驶项目在武汉大规模落地</w:t>
+      </w:r>
+    </w:p>
+    <w:p>
+      <w:pPr>
+        <w:pStyle w:val="ListBullet"/>
+      </w:pPr>
+      <w:r>
+        <w:t>"十五五"规划明确光电子信息和AI为核心赛道</w:t>
+      </w:r>
+    </w:p>
+    <w:p>
+      <w:r>
+        <w:t>四川：</w:t>
+      </w:r>
+    </w:p>
+    <w:p>
+      <w:pPr>
+        <w:pStyle w:val="ListBullet"/>
+      </w:pPr>
+      <w:r>
+        <w:t>电子科技大学AI学科全国领先，人才供给在中西部名列前茅</w:t>
+      </w:r>
+    </w:p>
+    <w:p>
+      <w:pPr>
+        <w:pStyle w:val="ListBullet"/>
+      </w:pPr>
+      <w:r>
+        <w:t>华为鲲鹏生态在蓉落地</w:t>
+      </w:r>
+    </w:p>
+    <w:p>
+      <w:pPr>
+        <w:pStyle w:val="ListBullet"/>
+      </w:pPr>
+      <w:r>
+        <w:t>短板：算力基础设施建设滞后于湖北；缺乏全国影响力的大模型企业；AI产业链中间层薄弱</w:t>
+      </w:r>
+    </w:p>
+    <w:p>
+      <w:r>
+        <w:t>河南：</w:t>
+      </w:r>
+    </w:p>
+    <w:p>
+      <w:pPr>
+        <w:pStyle w:val="ListBullet"/>
+      </w:pPr>
+      <w:r>
+        <w:t>以应用场景为导向（智慧农业、智能制造）</w:t>
+      </w:r>
+    </w:p>
+    <w:p>
+      <w:pPr>
+        <w:pStyle w:val="ListBullet"/>
+      </w:pPr>
+      <w:r>
+        <w:t>算力基础设施快速建设中，但AI研发人才密度不及四川和湖北</w:t>
+      </w:r>
+    </w:p>
+    <w:p>
+      <w:r>
+        <w:t>[待补充：三省AI企业数量、算力规模（FLOPS）、AI相关专利数量对比]</w:t>
       </w:r>
     </w:p>
     <w:p>
@@ -1238,21 +1085,585 @@
       </w:r>
     </w:p>
     <w:p>
+      <w:pPr>
+        <w:pStyle w:val="Heading1"/>
+      </w:pPr>
       <w:r>
-        <w:rPr>
-          <w:i/>
-          <w:sz w:val="18"/>
-        </w:rPr>
-        <w:t>报告编制日期：2025年12月</w:t>
+        <w:t>三、"十五五"规划视角下的未来五年趋势研判</w:t>
+      </w:r>
+    </w:p>
+    <w:p>
+      <w:pPr>
+        <w:pStyle w:val="Heading2"/>
+      </w:pPr>
+      <w:r>
+        <w:t>（一）国家"十五五"规划产业导向</w:t>
       </w:r>
     </w:p>
     <w:p>
       <w:r>
-        <w:rPr>
-          <w:i/>
-          <w:sz w:val="18"/>
-        </w:rPr>
-        <w:t>数据来源：国家统计局、各省统计局、Statista、国务院新闻办(SCIO)、各省政府官网等公开渠道</w:t>
+        <w:t>2026年3月全国人大通过"十五五"规划纲要（2026-2030），核心产业方向包括：</w:t>
+      </w:r>
+    </w:p>
+    <w:p>
+      <w:pPr>
+        <w:pStyle w:val="ListBullet"/>
+      </w:pPr>
+      <w:r>
+        <w:t>首要任务： 以先进制造业为骨干建设现代化产业体系（来源：english.henan.gov.cn 2025年10月31日）</w:t>
+      </w:r>
+    </w:p>
+    <w:p>
+      <w:pPr>
+        <w:pStyle w:val="ListBullet"/>
+      </w:pPr>
+      <w:r>
+        <w:t>战略性新兴产业： 新一代信息技术、新能源、集成电路、新型显示、先进材料、航空航天、低空经济、生物医药（来源：ncsti.gov.cn 2025年12月/SCIO 2026年3月发布会）</w:t>
+      </w:r>
+    </w:p>
+    <w:p>
+      <w:pPr>
+        <w:pStyle w:val="ListBullet"/>
+      </w:pPr>
+      <w:r>
+        <w:t>未来产业： 氢能与核聚变、量子技术、生物制造、脑机接口、具身智能（人形机器人）、6G（来源：china-briefing.com）</w:t>
+      </w:r>
+    </w:p>
+    <w:p>
+      <w:pPr>
+        <w:pStyle w:val="ListBullet"/>
+      </w:pPr>
+      <w:r>
+        <w:t>国家运动： AI+行动全面推进，机器人被置于现代产业体系核心（来源：ifr.org 2026年5月）</w:t>
+      </w:r>
+    </w:p>
+    <w:p>
+      <w:pPr>
+        <w:pStyle w:val="Heading2"/>
+      </w:pPr>
+      <w:r>
+        <w:t>（二）三省"十五五"产业谋划对比</w:t>
+      </w:r>
+    </w:p>
+    <w:p>
+      <w:r>
+        <w:t>湖北"十五五"重点：</w:t>
+      </w:r>
+    </w:p>
+    <w:p>
+      <w:pPr>
+        <w:pStyle w:val="ListBullet"/>
+      </w:pPr>
+      <w:r>
+        <w:t>光电子信息产业继续做大做强，巩固"中国光谷"全球领先地位</w:t>
+      </w:r>
+    </w:p>
+    <w:p>
+      <w:pPr>
+        <w:pStyle w:val="ListBullet"/>
+      </w:pPr>
+      <w:r>
+        <w:t>汽车产业全面新能源化转型</w:t>
+      </w:r>
+    </w:p>
+    <w:p>
+      <w:pPr>
+        <w:pStyle w:val="ListBullet"/>
+      </w:pPr>
+      <w:r>
+        <w:t>AI与光电子融合发展</w:t>
+      </w:r>
+    </w:p>
+    <w:p>
+      <w:pPr>
+        <w:pStyle w:val="ListBullet"/>
+      </w:pPr>
+      <w:r>
+        <w:t>湖北代表团在全国两会上重点回应光电子信息、AI、产业升级等议题（来源：en.spp.gov.cn 2026年3月）</w:t>
+      </w:r>
+    </w:p>
+    <w:p>
+      <w:r>
+        <w:t>河南"十五五"重点：</w:t>
+      </w:r>
+    </w:p>
+    <w:p>
+      <w:pPr>
+        <w:pStyle w:val="ListBullet"/>
+      </w:pPr>
+      <w:r>
+        <w:t>2026年目标：GDP增长约5%，规上工业增加值增长约6.5%（来源：english.henan.gov.cn 2026年1月27日）</w:t>
+      </w:r>
+    </w:p>
+    <w:p>
+      <w:pPr>
+        <w:pStyle w:val="ListBullet"/>
+      </w:pPr>
+      <w:r>
+        <w:t>继续做大新能源汽车产业集群（比亚迪二期/三期扩产预期）</w:t>
+      </w:r>
+    </w:p>
+    <w:p>
+      <w:pPr>
+        <w:pStyle w:val="ListBullet"/>
+      </w:pPr>
+      <w:r>
+        <w:t>电子信息产业从终端制造向芯片、传感器上游延伸</w:t>
+      </w:r>
+    </w:p>
+    <w:p>
+      <w:pPr>
+        <w:pStyle w:val="ListBullet"/>
+      </w:pPr>
+      <w:r>
+        <w:t>培育战略性新兴产业集群，打造先进制造业高地</w:t>
+      </w:r>
+    </w:p>
+    <w:p>
+      <w:r>
+        <w:t>四川"十五五"重点：</w:t>
+      </w:r>
+    </w:p>
+    <w:p>
+      <w:pPr>
+        <w:pStyle w:val="ListBullet"/>
+      </w:pPr>
+      <w:r>
+        <w:t>"十五五"期间建成投产1000万千瓦新型储能项目（来源：solarbeglobal.com）</w:t>
+      </w:r>
+    </w:p>
+    <w:p>
+      <w:pPr>
+        <w:pStyle w:val="ListBullet"/>
+      </w:pPr>
+      <w:r>
+        <w:t>清洁能源+新材料产业化是核心方向</w:t>
+      </w:r>
+    </w:p>
+    <w:p>
+      <w:pPr>
+        <w:pStyle w:val="ListBullet"/>
+      </w:pPr>
+      <w:r>
+        <w:t>成渝双城经济圈协同发展，电子信息产业规模进一步做大</w:t>
+      </w:r>
+    </w:p>
+    <w:p>
+      <w:pPr>
+        <w:pStyle w:val="ListBullet"/>
+      </w:pPr>
+      <w:r>
+        <w:t>军民融合深化，低空经济和航空航天向民用转化</w:t>
+      </w:r>
+    </w:p>
+    <w:p>
+      <w:r>
+        <w:t>[待补充：三省"十五五"规划纲要中关于新兴产业的具体量化目标——可从各省人大审议通过的规划纲要全文获取]</w:t>
+      </w:r>
+    </w:p>
+    <w:p>
+      <w:pPr>
+        <w:pStyle w:val="Heading2"/>
+      </w:pPr>
+      <w:r>
+        <w:t>（三）未来五年发展潜力综合研判</w:t>
+      </w:r>
+    </w:p>
+    <w:p>
+      <w:r>
+        <w:t>结论：湖北未来五年新兴产业发展潜力最大，河南次之，四川第三。</w:t>
+      </w:r>
+    </w:p>
+    <w:p>
+      <w:r>
+        <w:t>理由如下：</w:t>
+      </w:r>
+    </w:p>
+    <w:p>
+      <w:r>
+        <w:t>湖北（潜力最大）：</w:t>
+      </w:r>
+    </w:p>
+    <w:p>
+      <w:pPr>
+        <w:pStyle w:val="ListNumber"/>
+      </w:pPr>
+      <w:r>
+        <w:t>赛道契合度最高。 "十五五"国家重点支持的集成电路、光电子信息、AI、生物医药等方向恰好是湖北的传统强项，湖北可以直接承接国家战略红利。</w:t>
+      </w:r>
+    </w:p>
+    <w:p>
+      <w:pPr>
+        <w:pStyle w:val="ListNumber"/>
+      </w:pPr>
+      <w:r>
+        <w:t>产业基础最扎实。 光谷集群历经20余年积累，已形成"科研—中试—产业化"完整链条和自我造血能力，不依赖单一企业或项目。</w:t>
+      </w:r>
+    </w:p>
+    <w:p>
+      <w:pPr>
+        <w:pStyle w:val="ListNumber"/>
+      </w:pPr>
+      <w:r>
+        <w:t>创新转化效率高。 华中科大、武大等高校科研成果就地转化率在中西部最高，产学研融合机制成熟。</w:t>
+      </w:r>
+    </w:p>
+    <w:p>
+      <w:pPr>
+        <w:pStyle w:val="ListNumber"/>
+      </w:pPr>
+      <w:r>
+        <w:t>增速惯性强。 2025年GDP增速已领跑主要经济大省，经济动能有望延续。</w:t>
+      </w:r>
+    </w:p>
+    <w:p>
+      <w:r>
+        <w:t>河南（潜力第二）：</w:t>
+      </w:r>
+    </w:p>
+    <w:p>
+      <w:pPr>
+        <w:pStyle w:val="ListNumber"/>
+      </w:pPr>
+      <w:r>
+        <w:t>新能源汽车赛道处于快速放量期。 比亚迪郑州基地仍有扩产空间，河南有望在"十五五"期间跻身全国汽车产量前五省份。</w:t>
+      </w:r>
+    </w:p>
+    <w:p>
+      <w:pPr>
+        <w:pStyle w:val="ListNumber"/>
+      </w:pPr>
+      <w:r>
+        <w:t>制造业规模化优势明显。 河南人口多、劳动力成本适中、物流区位优越，在大规模制造环节有持续吸引力。</w:t>
+      </w:r>
+    </w:p>
+    <w:p>
+      <w:pPr>
+        <w:pStyle w:val="ListNumber"/>
+      </w:pPr>
+      <w:r>
+        <w:t>风险点： 产业结构过度依赖少数龙头企业（比亚迪、富士康），内生创新能力不足，若龙头企业产能转移则面临较大冲击。同时在AI、生物医药等"深科技"领域人才储备薄弱。</w:t>
+      </w:r>
+    </w:p>
+    <w:p>
+      <w:r>
+        <w:t>四川（潜力第三）：</w:t>
+      </w:r>
+    </w:p>
+    <w:p>
+      <w:pPr>
+        <w:pStyle w:val="ListNumber"/>
+      </w:pPr>
+      <w:r>
+        <w:t>优势未充分释放。 锂矿资源、军工技术、清洁能源、高校科研等"家底"很厚，但转化链条不畅，多项优势处于"沉睡"状态。</w:t>
+      </w:r>
+    </w:p>
+    <w:p>
+      <w:pPr>
+        <w:pStyle w:val="ListNumber"/>
+      </w:pPr>
+      <w:r>
+        <w:t>缺乏近期爆发点。 与河南（汽车翻番）和湖北（光谷+长江存储双轮驱动）相比，四川新兴产业缺少一个年内可见效的突破性增长极。</w:t>
+      </w:r>
+    </w:p>
+    <w:p>
+      <w:pPr>
+        <w:pStyle w:val="ListNumber"/>
+      </w:pPr>
+      <w:r>
+        <w:t>"十五五"储能项目是亮点但不够。 1000万千瓦储能虽是重大工程，但属于基础设施型投入，对高附加值制造业带动有限。</w:t>
+      </w:r>
+    </w:p>
+    <w:p>
+      <w:pPr>
+        <w:pStyle w:val="ListNumber"/>
+      </w:pPr>
+      <w:r>
+        <w:t>希望在中长期。 若能在"十五五"期间成功破解锂矿就地转化、军民融合效率提升、整车龙头引进三个关键瓶颈，四川的后发潜力可能超过河南。</w:t>
+      </w:r>
+    </w:p>
+    <w:p>
+      <w:r>
+        <w:t>──────────────────────────────────────────────────</w:t>
+      </w:r>
+    </w:p>
+    <w:p>
+      <w:pPr>
+        <w:pStyle w:val="Heading1"/>
+      </w:pPr>
+      <w:r>
+        <w:t>四、四川短期补短板的对策建议</w:t>
+      </w:r>
+    </w:p>
+    <w:p>
+      <w:pPr>
+        <w:pStyle w:val="Heading2"/>
+      </w:pPr>
+      <w:r>
+        <w:t>（一）新能源汽车：龙头招引是第一要务</w:t>
+      </w:r>
+    </w:p>
+    <w:p>
+      <w:pPr>
+        <w:pStyle w:val="ListNumber"/>
+      </w:pPr>
+      <w:r>
+        <w:t>全力引进一家头部NEV整车企业设立超级工厂。 对标河南比亚迪郑州模式，以四川电力成本、消费市场、辐射南亚东南亚区位为筹码。目标：2年内落地年产能20万辆+项目。</w:t>
+      </w:r>
+    </w:p>
+    <w:p>
+      <w:pPr>
+        <w:pStyle w:val="ListNumber"/>
+      </w:pPr>
+      <w:r>
+        <w:t>以宜宾宁德时代为核心加速电池集群。 引导增资扩产，同步引进正极/负极/电解液/隔膜企业，打通甘孜锂矿至宜宾电池的"锂电走廊"。</w:t>
+      </w:r>
+    </w:p>
+    <w:p>
+      <w:pPr>
+        <w:pStyle w:val="Heading2"/>
+      </w:pPr>
+      <w:r>
+        <w:t>（二）光电子信息：错位突破第三代半导体</w:t>
+      </w:r>
+    </w:p>
+    <w:p>
+      <w:pPr>
+        <w:pStyle w:val="ListNumber"/>
+      </w:pPr>
+      <w:r>
+        <w:t>聚焦碳化硅/氮化镓功率半导体。 推动6/8英寸衬底产线在成都或绵阳落地，抢占新能源汽车用功率器件上游。</w:t>
+      </w:r>
+    </w:p>
+    <w:p>
+      <w:pPr>
+        <w:pStyle w:val="ListNumber"/>
+      </w:pPr>
+      <w:r>
+        <w:t>依托电子科技大学设立光电子产业研究院。 重点攻关硅光芯片、激光雷达核心器件。</w:t>
+      </w:r>
+    </w:p>
+    <w:p>
+      <w:pPr>
+        <w:pStyle w:val="Heading2"/>
+      </w:pPr>
+      <w:r>
+        <w:t>（三）生物医药：打通华西转化链</w:t>
+      </w:r>
+    </w:p>
+    <w:p>
+      <w:pPr>
+        <w:pStyle w:val="ListNumber"/>
+      </w:pPr>
+      <w:r>
+        <w:t>设立"创新药加速转化平台"。 对进入II/III期临床的在研药物给予专项支持，缩短从实验室到市场的周期。</w:t>
+      </w:r>
+    </w:p>
+    <w:p>
+      <w:pPr>
+        <w:pStyle w:val="ListNumber"/>
+      </w:pPr>
+      <w:r>
+        <w:t>引进头部CRO/CDMO企业在天府国际生物城设西部总部。</w:t>
+      </w:r>
+    </w:p>
+    <w:p>
+      <w:pPr>
+        <w:pStyle w:val="Heading2"/>
+      </w:pPr>
+      <w:r>
+        <w:t>（四）新能源材料：加速锂资源就地转化</w:t>
+      </w:r>
+    </w:p>
+    <w:p>
+      <w:pPr>
+        <w:pStyle w:val="ListNumber"/>
+      </w:pPr>
+      <w:r>
+        <w:t>规划"锂电材料走廊"。 制定兼顾生态与产业的锂矿开发指导意见，推动碳酸锂就地加工。</w:t>
+      </w:r>
+    </w:p>
+    <w:p>
+      <w:pPr>
+        <w:pStyle w:val="ListNumber"/>
+      </w:pPr>
+      <w:r>
+        <w:t>打造"绿电+绿色材料"示范。 利用水电低价优势招引高附加值材料加工项目。</w:t>
+      </w:r>
+    </w:p>
+    <w:p>
+      <w:pPr>
+        <w:pStyle w:val="Heading2"/>
+      </w:pPr>
+      <w:r>
+        <w:t>（五）低空经济：军民融合释放</w:t>
+      </w:r>
+    </w:p>
+    <w:p>
+      <w:pPr>
+        <w:pStyle w:val="ListNumber"/>
+      </w:pPr>
+      <w:r>
+        <w:t>设立省级低空经济产业基金（50亿元）。 支持成飞系企业孵化民用项目。</w:t>
+      </w:r>
+    </w:p>
+    <w:p>
+      <w:pPr>
+        <w:pStyle w:val="ListNumber"/>
+      </w:pPr>
+      <w:r>
+        <w:t>划设专用低空试验区， 推动2-3款民用产品完成适航认证。</w:t>
+      </w:r>
+    </w:p>
+    <w:p>
+      <w:pPr>
+        <w:pStyle w:val="Heading2"/>
+      </w:pPr>
+      <w:r>
+        <w:t>（六）人工智能：算力先行</w:t>
+      </w:r>
+    </w:p>
+    <w:p>
+      <w:pPr>
+        <w:pStyle w:val="ListNumber"/>
+      </w:pPr>
+      <w:r>
+        <w:t>加快建设省级公共智算中心（目标1000P FLOPS+）。</w:t>
+      </w:r>
+    </w:p>
+    <w:p>
+      <w:pPr>
+        <w:pStyle w:val="ListNumber"/>
+      </w:pPr>
+      <w:r>
+        <w:t>聚焦AI+医疗（华西）和AI+制造两个垂直领域。</w:t>
+      </w:r>
+    </w:p>
+    <w:p>
+      <w:r>
+        <w:t>──────────────────────────────────────────────────</w:t>
+      </w:r>
+    </w:p>
+    <w:p>
+      <w:pPr>
+        <w:pStyle w:val="Heading1"/>
+      </w:pPr>
+      <w:r>
+        <w:t>数据来源说明</w:t>
+      </w:r>
+    </w:p>
+    <w:p>
+      <w:r>
+        <w:t>本报告数据来源如下，标注[待补充]处需从各省统计局或政府工作报告获取精确数据：</w:t>
+      </w:r>
+    </w:p>
+    <w:p>
+      <w:pPr>
+        <w:pStyle w:val="ListNumber"/>
+      </w:pPr>
+      <w:r>
+        <w:t>河南省政府英文网站（english.henan.gov.cn）：GDP、汽车产量、NEV产量、工业数据</w:t>
+      </w:r>
+    </w:p>
+    <w:p>
+      <w:pPr>
+        <w:pStyle w:val="ListNumber"/>
+      </w:pPr>
+      <w:r>
+        <w:t>国务院新闻办SCIO（scio.gov.cn）：全国制造业增加值、高技术制造业数据</w:t>
+      </w:r>
+    </w:p>
+    <w:p>
+      <w:pPr>
+        <w:pStyle w:val="ListNumber"/>
+      </w:pPr>
+      <w:r>
+        <w:t>中汽协/chinadailyasia.com：全国汽车产销数据</w:t>
+      </w:r>
+    </w:p>
+    <w:p>
+      <w:pPr>
+        <w:pStyle w:val="ListNumber"/>
+      </w:pPr>
+      <w:r>
+        <w:t>国家统计局/36kr.com：河南汽车产量排名变化</w:t>
+      </w:r>
+    </w:p>
+    <w:p>
+      <w:pPr>
+        <w:pStyle w:val="ListNumber"/>
+      </w:pPr>
+      <w:r>
+        <w:t>大公报（tkww.hk）：河南外贸数据</w:t>
+      </w:r>
+    </w:p>
+    <w:p>
+      <w:pPr>
+        <w:pStyle w:val="ListNumber"/>
+      </w:pPr>
+      <w:r>
+        <w:t>Statista（statista.com）：中国各省2025年GDP增速</w:t>
+      </w:r>
+    </w:p>
+    <w:p>
+      <w:pPr>
+        <w:pStyle w:val="ListNumber"/>
+      </w:pPr>
+      <w:r>
+        <w:t>环球时报（globaltimes.cn）：湖北增速、十五五产业方向</w:t>
+      </w:r>
+    </w:p>
+    <w:p>
+      <w:pPr>
+        <w:pStyle w:val="ListNumber"/>
+      </w:pPr>
+      <w:r>
+        <w:t>工信部/aastocks.com：电子信息制造业数据</w:t>
+      </w:r>
+    </w:p>
+    <w:p>
+      <w:pPr>
+        <w:pStyle w:val="ListNumber"/>
+      </w:pPr>
+      <w:r>
+        <w:t>en.spp.gov.cn：湖北十五五规划方向</w:t>
+      </w:r>
+    </w:p>
+    <w:p>
+      <w:pPr>
+        <w:pStyle w:val="ListNumber"/>
+      </w:pPr>
+      <w:r>
+        <w:t>solarbeglobal.com：四川十五五储能项目</w:t>
+      </w:r>
+    </w:p>
+    <w:p>
+      <w:pPr>
+        <w:pStyle w:val="ListNumber"/>
+      </w:pPr>
+      <w:r>
+        <w:t>ncsti.gov.cn/SCIO/china-briefing.com：国家十五五规划产业方向</w:t>
+      </w:r>
+    </w:p>
+    <w:p>
+      <w:pPr>
+        <w:pStyle w:val="ListNumber"/>
+      </w:pPr>
+      <w:r>
+        <w:t>people.cn/daxueconsulting.com：低空经济数据</w:t>
+      </w:r>
+    </w:p>
+    <w:p>
+      <w:pPr>
+        <w:pStyle w:val="ListNumber"/>
+      </w:pPr>
+      <w:r>
+        <w:t>ifr.org/chosun.com：十五五AI与机器人战略</w:t>
+      </w:r>
+    </w:p>
+    <w:p>
+      <w:r>
+        <w:t>（报告完）</w:t>
       </w:r>
     </w:p>
     <w:sectPr>

--- a/四川与河南湖北新兴产业对比分析报告.docx
+++ b/四川与河南湖北新兴产业对比分析报告.docx
@@ -29,36 +29,22 @@
     </w:p>
     <w:p>
       <w:r>
-        <w:t>2025年全国GDP达140.19万亿元，增长5.0%。三省经济总量均处于6万亿量级，但增速出现明显分化：</w:t>
+        <w:t>2025年是"十四五"规划收官之年，全国GDP首次突破140万亿元大关，达到140.19万亿元，按不变价格计算同比增长5.0%。在此背景下，四川、河南、湖北三省作为中西部经济体量最大的省份，经济运行总体平稳但分化趋势日益明显。</w:t>
       </w:r>
     </w:p>
     <w:p>
-      <w:pPr>
-        <w:pStyle w:val="ListBullet"/>
-      </w:pPr>
       <w:r>
-        <w:t>河南： 2025年全年GDP 6.66万亿元，增长5.6%，高于全国0.6个百分点。（来源：河南省政府english.henan.gov.cn，2026年1月21日发布）</w:t>
-      </w:r>
-    </w:p>
-    <w:p>
-      <w:pPr>
-        <w:pStyle w:val="ListBullet"/>
-      </w:pPr>
-      <w:r>
-        <w:t>湖北： 2025年全年GDP增速位居主要经济大省前列，据公开报道推算约5.8%~6.0%。（来源：Statista发布中国各省2025年GDP增速数据；环球时报2025年7月报道湖北上半年增速6.2%领跑）</w:t>
-      </w:r>
-    </w:p>
-    <w:p>
-      <w:pPr>
-        <w:pStyle w:val="ListBullet"/>
-      </w:pPr>
-      <w:r>
-        <w:t>四川： 2025年全年GDP增速约5%左右。（来源：Statista中国各省2025年GDP增速数据，全国平均5.0%）</w:t>
+        <w:t>河南2025年全年GDP达到6.66万亿元，同比增长5.6%，高出全国平均水平0.6个百分点（来源：河南省政府english.henan.gov.cn，2026年1月21日发布）。这一增速在全国GDP体量前十的省份中表现突出，反映出河南产业转型升级释放的增长红利正在加速兑现。湖北表现更为亮眼，据Statista发布的中国各省2025年GDP增速数据以及环球时报2025年7月的报道，湖北上半年GDP增速达到6.2%，在全国主要经济大省中领跑，全年增速推算约在5.8%至6.0%之间。四川全年GDP增速约为5%左右，与全国平均水平基本持平，但相较河南和湖北，经济增长的"加速度"明显不足。</w:t>
       </w:r>
     </w:p>
     <w:p>
       <w:r>
         <w:t>[待补充：三省2025年全年GDP绝对值精确数据——可从各省统计局2026年1月新闻发布会获取]</w:t>
+      </w:r>
+    </w:p>
+    <w:p>
+      <w:r>
+        <w:t>从增速排序看，三省格局为"湖北&gt;河南&gt;四川"。这一排序并非偶然——湖北和河南的增速优势来自其新兴产业的高速增长对经济的强拉动，而四川虽然经济体量大、产业门类齐全，但缺乏类似的产业爆发点，增长动力主要来自存量产业的稳步推进。</w:t>
       </w:r>
     </w:p>
     <w:p>
@@ -71,41 +57,27 @@
     </w:p>
     <w:p>
       <w:r>
-        <w:t>全国层面：2025年制造业增加值达34.7万亿元，增长6.1%，占GDP比重稳定在25%左右；装备制造业增加值增长9.2%，高技术制造业增加值增长9.4%，分别快于规上工业3.3和3.5个百分点。（来源：国务院新闻办SCIO 2026年1月发布会；河南省政府英文网站转引国家统计局数据，2026年3月20日）</w:t>
+        <w:t>从全国层面看，2025年制造业增加值达34.7万亿元，增长6.1%，占GDP比重稳定在25%左右。其中装备制造业增加值增长9.2%，高技术制造业增加值增长9.4%，分别快于规上工业整体3.3和3.5个百分点（来源：国务院新闻办SCIO 2026年1月发布会；河南省政府英文网站转引国家统计局数据，2026年3月20日发布）。全国层面高技术制造业的"跑赢大盘"效应十分显著：2025年1至10月，高技术制造业利润增长8.0%，快于工业整体6.1个百分点（来源：english.henan.gov.cn 2025年11月）。在这一全国趋势下，哪个省的新兴产业占比更高、增速更快，谁就能获得更大的经济增长动能。</w:t>
       </w:r>
     </w:p>
     <w:p>
       <w:r>
-        <w:t>三省对比：</w:t>
-      </w:r>
-    </w:p>
-    <w:p>
-      <w:pPr>
-        <w:pStyle w:val="ListBullet"/>
-      </w:pPr>
-      <w:r>
-        <w:t>河南是三省中工业增速表现最具爆发力的省份。2025年1-11月全省汽车产量达134.74万辆，同比增长89.72%，从上年同期全国第17位跃升至第10位（来源：国家统计局数据/36kr.com）。河南2026年政府工作报告提出规上工业增加值增长约6.5%的目标（来源：english.henan.gov.cn 2026年1月27日）。</w:t>
-      </w:r>
-    </w:p>
-    <w:p>
-      <w:pPr>
-        <w:pStyle w:val="ListBullet"/>
-      </w:pPr>
-      <w:r>
-        <w:t>湖北工业增长依靠光电子信息和汽车制造"双引擎"拉动，增速在中部省份中领先。</w:t>
-      </w:r>
-    </w:p>
-    <w:p>
-      <w:pPr>
-        <w:pStyle w:val="ListBullet"/>
-      </w:pPr>
-      <w:r>
-        <w:t>四川工业增长主要依赖电子信息产业，但该产业以代工为主体，附加值提升有限，缺乏类似河南汽车产业翻番的单点爆发。</w:t>
+        <w:t>河南是三省中工业增速表现最具爆发力的省份。2025年1至11月，河南全省汽车产量达到134.74万辆，同比增长89.72%——接近翻番的增速在全国各省中极为罕见，河南汽车产业排名也从上年同期全国第17位跃升至第10位（来源：国家统计局数据/36kr.com）。这种单一产业近乎翻倍的增长，对全省工业增加值的拉动效应是巨大的。河南2026年政府工作报告进一步提出规上工业增加值增长约6.5%的目标（来源：english.henan.gov.cn 2026年1月27日），显示出对工业增长前景的强烈信心。</w:t>
       </w:r>
     </w:p>
     <w:p>
       <w:r>
-        <w:t>[待补充：三省2025年全年规上工业增加值增速、高技术制造业增加值增速——可从各省统计公报获取]</w:t>
+        <w:t>湖北的工业增长则呈现"双引擎驱动"的特征——光电子信息和汽车制造两大万亿级产业集群同步发力，推动全省工业增速在中部省份中持续领先。湖北的优势不在于单点爆发，而在于多个高端产业集群的协同拉动，这种增长模式的可持续性更强。</w:t>
+      </w:r>
+    </w:p>
+    <w:p>
+      <w:r>
+        <w:t>相比之下，四川工业增长主要依赖电子信息这一单一支柱产业，但该产业以富士康、京东方等代工和面板制造为主体，产品附加值和利润率提升空间有限。四川没有出现类似河南新能源汽车那样的产业爆发现象，工业增长更多表现为"温和增长"而非"加速增长"。</w:t>
+      </w:r>
+    </w:p>
+    <w:p>
+      <w:r>
+        <w:t>[待补充：三省2025年全年规上工业增加值增速、战略性新兴产业增加值占比——可从各省统计公报获取]</w:t>
       </w:r>
     </w:p>
     <w:p>
@@ -113,270 +85,19 @@
         <w:pStyle w:val="Heading2"/>
       </w:pPr>
       <w:r>
-        <w:t>（三）外贸进出口</w:t>
+        <w:t>（三）外贸进出口与产业出口竞争力</w:t>
       </w:r>
     </w:p>
     <w:p>
-      <w:pPr>
-        <w:pStyle w:val="ListBullet"/>
-      </w:pPr>
       <w:r>
-        <w:t>河南： 2025年上半年进出口总值4125.3亿元，同比增长26.2%，规模与增速均创历史同期新高。其中电动汽车出口131.1亿元，同比飙升275.6%。"新三样"（新能源汽车、锂电池、光伏产品）出口成为最大亮点。民营企业进出口3029亿元，占全省73.4%。（来源：大公报2025年7月年中经济观察报道）据此推算，河南2025年全年进出口总额有望突破8000亿元。</w:t>
+        <w:t>外贸数据是衡量新兴产业国际竞争力的重要窗口。河南在这方面的进步令人瞩目：2025年上半年全省进出口总值达4125.3亿元，同比增长26.2%，规模与增速均刷新历史同期纪录。更值得关注的是出口结构的质变——代表绿色低碳趋势的"新三样"（新能源汽车、锂电池、光伏产品）出口表现尤为抢眼，其中电动汽车出口131.1亿元，同比飙升275.6%，成为最耀眼的单项冠军。民营企业进出口额达3029亿元，占全省总量的73.4%，平均每天有6家新企业进入外贸赛道（来源：大公报2025年7月年中经济观察报道）。据此推算，河南2025年全年进出口总额有望突破8000亿元。河南外贸结构的变化说明，该省已经从过去高度依赖富士康手机出口的"一品独大"格局，逐步转向以新能源汽车、锂电池为代表的多元化高端制造出口格局。</w:t>
       </w:r>
     </w:p>
     <w:p>
-      <w:pPr>
-        <w:pStyle w:val="ListBullet"/>
-      </w:pPr>
       <w:r>
-        <w:t>湖北/四川： [待补充：两省2025年全年外贸进出口总额及增速]</w:t>
+        <w:t>[待补充：四川、湖北2025年全年外贸进出口总额及增速、"新三样"出口数据——可从各省商务厅或统计公报获取]</w:t>
       </w:r>
     </w:p>
-    <w:p>
-      <w:pPr>
-        <w:pStyle w:val="Heading2"/>
-      </w:pPr>
-      <w:r>
-        <w:t>（四）总体格局判断</w:t>
-      </w:r>
-    </w:p>
-    <w:tbl>
-      <w:tblPr>
-        <w:tblStyle w:val="TableGrid"/>
-        <w:tblW w:type="auto" w:w="0"/>
-        <w:jc w:val="center"/>
-        <w:tblLook w:firstColumn="1" w:firstRow="1" w:lastColumn="0" w:lastRow="0" w:noHBand="0" w:noVBand="1" w:val="04A0"/>
-      </w:tblPr>
-      <w:tblGrid>
-        <w:gridCol w:w="2160"/>
-        <w:gridCol w:w="2160"/>
-        <w:gridCol w:w="2160"/>
-        <w:gridCol w:w="2160"/>
-      </w:tblGrid>
-      <w:tr>
-        <w:tc>
-          <w:tcPr>
-            <w:tcW w:type="dxa" w:w="2160"/>
-          </w:tcPr>
-          <w:p>
-            <w:r>
-              <w:rPr>
-                <w:b/>
-              </w:rPr>
-              <w:t>维度</w:t>
-            </w:r>
-          </w:p>
-        </w:tc>
-        <w:tc>
-          <w:tcPr>
-            <w:tcW w:type="dxa" w:w="2160"/>
-          </w:tcPr>
-          <w:p>
-            <w:r>
-              <w:rPr>
-                <w:b/>
-              </w:rPr>
-              <w:t>四川</w:t>
-            </w:r>
-          </w:p>
-        </w:tc>
-        <w:tc>
-          <w:tcPr>
-            <w:tcW w:type="dxa" w:w="2160"/>
-          </w:tcPr>
-          <w:p>
-            <w:r>
-              <w:rPr>
-                <w:b/>
-              </w:rPr>
-              <w:t>河南</w:t>
-            </w:r>
-          </w:p>
-        </w:tc>
-        <w:tc>
-          <w:tcPr>
-            <w:tcW w:type="dxa" w:w="2160"/>
-          </w:tcPr>
-          <w:p>
-            <w:r>
-              <w:rPr>
-                <w:b/>
-              </w:rPr>
-              <w:t>湖北</w:t>
-            </w:r>
-          </w:p>
-        </w:tc>
-      </w:tr>
-      <w:tr>
-        <w:tc>
-          <w:tcPr>
-            <w:tcW w:type="dxa" w:w="2160"/>
-          </w:tcPr>
-          <w:p>
-            <w:r>
-              <w:t>GDP增速(2025全年)</w:t>
-            </w:r>
-          </w:p>
-        </w:tc>
-        <w:tc>
-          <w:tcPr>
-            <w:tcW w:type="dxa" w:w="2160"/>
-          </w:tcPr>
-          <w:p>
-            <w:r>
-              <w:t>≈5.0%</w:t>
-            </w:r>
-          </w:p>
-        </w:tc>
-        <w:tc>
-          <w:tcPr>
-            <w:tcW w:type="dxa" w:w="2160"/>
-          </w:tcPr>
-          <w:p>
-            <w:r>
-              <w:t>5.6%</w:t>
-            </w:r>
-          </w:p>
-        </w:tc>
-        <w:tc>
-          <w:tcPr>
-            <w:tcW w:type="dxa" w:w="2160"/>
-          </w:tcPr>
-          <w:p>
-            <w:r>
-              <w:t>≈5.8%-6.0%</w:t>
-            </w:r>
-          </w:p>
-        </w:tc>
-      </w:tr>
-      <w:tr>
-        <w:tc>
-          <w:tcPr>
-            <w:tcW w:type="dxa" w:w="2160"/>
-          </w:tcPr>
-          <w:p>
-            <w:r>
-              <w:t>新兴产业爆发力</w:t>
-            </w:r>
-          </w:p>
-        </w:tc>
-        <w:tc>
-          <w:tcPr>
-            <w:tcW w:type="dxa" w:w="2160"/>
-          </w:tcPr>
-          <w:p>
-            <w:r>
-              <w:t>一般</w:t>
-            </w:r>
-          </w:p>
-        </w:tc>
-        <w:tc>
-          <w:tcPr>
-            <w:tcW w:type="dxa" w:w="2160"/>
-          </w:tcPr>
-          <w:p>
-            <w:r>
-              <w:t>极强（汽车翻番）</w:t>
-            </w:r>
-          </w:p>
-        </w:tc>
-        <w:tc>
-          <w:tcPr>
-            <w:tcW w:type="dxa" w:w="2160"/>
-          </w:tcPr>
-          <w:p>
-            <w:r>
-              <w:t>强（双引擎）</w:t>
-            </w:r>
-          </w:p>
-        </w:tc>
-      </w:tr>
-      <w:tr>
-        <w:tc>
-          <w:tcPr>
-            <w:tcW w:type="dxa" w:w="2160"/>
-          </w:tcPr>
-          <w:p>
-            <w:r>
-              <w:t>龙头企业引领</w:t>
-            </w:r>
-          </w:p>
-        </w:tc>
-        <w:tc>
-          <w:tcPr>
-            <w:tcW w:type="dxa" w:w="2160"/>
-          </w:tcPr>
-          <w:p>
-            <w:r>
-              <w:t>偏弱</w:t>
-            </w:r>
-          </w:p>
-        </w:tc>
-        <w:tc>
-          <w:tcPr>
-            <w:tcW w:type="dxa" w:w="2160"/>
-          </w:tcPr>
-          <w:p>
-            <w:r>
-              <w:t>强（比亚迪）</w:t>
-            </w:r>
-          </w:p>
-        </w:tc>
-        <w:tc>
-          <w:tcPr>
-            <w:tcW w:type="dxa" w:w="2160"/>
-          </w:tcPr>
-          <w:p>
-            <w:r>
-              <w:t>强（东风、长飞）</w:t>
-            </w:r>
-          </w:p>
-        </w:tc>
-      </w:tr>
-      <w:tr>
-        <w:tc>
-          <w:tcPr>
-            <w:tcW w:type="dxa" w:w="2160"/>
-          </w:tcPr>
-          <w:p>
-            <w:r>
-              <w:t>出口竞争力</w:t>
-            </w:r>
-          </w:p>
-        </w:tc>
-        <w:tc>
-          <w:tcPr>
-            <w:tcW w:type="dxa" w:w="2160"/>
-          </w:tcPr>
-          <w:p>
-            <w:r>
-              <w:t>中等</w:t>
-            </w:r>
-          </w:p>
-        </w:tc>
-        <w:tc>
-          <w:tcPr>
-            <w:tcW w:type="dxa" w:w="2160"/>
-          </w:tcPr>
-          <w:p>
-            <w:r>
-              <w:t>强（新三样出口）</w:t>
-            </w:r>
-          </w:p>
-        </w:tc>
-        <w:tc>
-          <w:tcPr>
-            <w:tcW w:type="dxa" w:w="2160"/>
-          </w:tcPr>
-          <w:p>
-            <w:r>
-              <w:t>较强</w:t>
-            </w:r>
-          </w:p>
-        </w:tc>
-      </w:tr>
-    </w:tbl>
-    <w:p/>
     <w:p>
       <w:r>
         <w:t>──────────────────────────────────────────────────</w:t>
@@ -395,133 +116,37 @@
         <w:pStyle w:val="Heading2"/>
       </w:pPr>
       <w:r>
-        <w:t>（一）新能源汽车：河南爆发崛起，湖北根基深厚，四川明显落后</w:t>
+        <w:t>（一）新能源汽车产业</w:t>
       </w:r>
     </w:p>
     <w:p>
       <w:r>
-        <w:t>全国背景： 2025年全国汽车产量3453.1万辆（+10.4%），NEV产量1662.6万辆（+29%），销量1649万辆（+28.2%），NEV占总销量47.9%。（来源：中汽协CAAM/chinadailyasia.com）</w:t>
+        <w:t>新能源汽车是当前全球产业竞争最激烈、国内增速最快的战略性新兴产业。2025年全国汽车产量达到3453.1万辆，同比增长10.4%；其中新能源汽车产量1662.6万辆，增长29%，销量1649万辆，增长28.2%，新能源汽车占全部汽车销量的比重达到47.9%，逼近"半壁江山"（来源：中国汽车工业协会/chinadailyasia.com）。新能源汽车已经从"新兴产业"变成了"支柱产业"，三省在这一赛道上的差距也因此具有重大战略意义。</w:t>
       </w:r>
     </w:p>
     <w:p>
       <w:r>
-        <w:t>河南：</w:t>
-      </w:r>
-    </w:p>
-    <w:p>
-      <w:pPr>
-        <w:pStyle w:val="ListBullet"/>
-      </w:pPr>
-      <w:r>
-        <w:t>2025年1-11月汽车产量134.74万辆，同比增长89.72%，从全国第17位跃升至第10位（来源：国家统计局/36kr.com）</w:t>
-      </w:r>
-    </w:p>
-    <w:p>
-      <w:pPr>
-        <w:pStyle w:val="ListBullet"/>
-      </w:pPr>
-      <w:r>
-        <w:t>2025年1-7月NEV产量37.51万辆，进入全国前十产省（来源：english.henan.gov.cn 2025年8月）</w:t>
-      </w:r>
-    </w:p>
-    <w:p>
-      <w:pPr>
-        <w:pStyle w:val="ListBullet"/>
-      </w:pPr>
-      <w:r>
-        <w:t>2026年一季度NEV产量19.52万辆，全国第7（来源：english.henan.gov.cn 2026年4月）</w:t>
-      </w:r>
-    </w:p>
-    <w:p>
-      <w:pPr>
-        <w:pStyle w:val="ListBullet"/>
-      </w:pPr>
-      <w:r>
-        <w:t>比亚迪郑州超级工厂2024年产量54.5万辆NEV，同比增长169.8%，是比亚迪全国最大单体基地之一（来源：english.henan.gov.cn 2025年2月）</w:t>
-      </w:r>
-    </w:p>
-    <w:p>
-      <w:pPr>
-        <w:pStyle w:val="ListBullet"/>
-      </w:pPr>
-      <w:r>
-        <w:t>核心经验：一个龙头超级工厂带动全省产量翻番，中原物流优势降低配送成本</w:t>
+        <w:t>河南的爆发式崛起。 河南新能源汽车产业近三年的发展堪称中国产业政策成功实践的典型案例。2025年1至11月，全省汽车产量达到134.74万辆，同比增长89.72%，从上年同期全国第17位一举跃升至第10位（来源：国家统计局数据/36kr.com）。从新能源汽车专项看，2025年1至7月河南NEV产量达37.51万辆，正式跻身全国前十产省行列（来源：english.henan.gov.cn 2025年8月）；进入2026年，增长势头不减，一季度产量达19.52万辆，排名升至全国第7位（来源：english.henan.gov.cn 2026年4月）。这一切的核心驱动力来自比亚迪郑州超级工厂——该工厂2024年产量达54.5万辆新能源汽车，同比增长169.8%，已成为比亚迪全国最大的单体生产基地之一（来源：english.henan.gov.cn 2025年2月）。河南的成功经验可以概括为：一个顶级龙头企业的超级工厂落地，即可带动一个省份的汽车产业实现从无到有、从小到大的跨越式发展。</w:t>
       </w:r>
     </w:p>
     <w:p>
       <w:r>
-        <w:t>湖北：</w:t>
-      </w:r>
-    </w:p>
-    <w:p>
-      <w:pPr>
-        <w:pStyle w:val="ListBullet"/>
-      </w:pPr>
-      <w:r>
-        <w:t>武汉经开区"中国车谷"年产能超100万辆（来源：thebureauinvestigates.com 2025年5月报道）</w:t>
-      </w:r>
-    </w:p>
-    <w:p>
-      <w:pPr>
-        <w:pStyle w:val="ListBullet"/>
-      </w:pPr>
-      <w:r>
-        <w:t>东风汽车集团总部所在地，岚图、猛士等新能源品牌加速量产</w:t>
-      </w:r>
-    </w:p>
-    <w:p>
-      <w:pPr>
-        <w:pStyle w:val="ListBullet"/>
-      </w:pPr>
-      <w:r>
-        <w:t>2024年11月，中国NEV年产量首次突破1000万辆里程碑纪念仪式在武汉举行（来源：huangpi.gov.cn）</w:t>
-      </w:r>
-    </w:p>
-    <w:p>
-      <w:pPr>
-        <w:pStyle w:val="ListBullet"/>
-      </w:pPr>
-      <w:r>
-        <w:t>汽车产业链完整度和深度居中西部首位，但增速不如河南爆发</w:t>
+        <w:t>湖北的深厚根基。 湖北是中国汽车工业的传统重镇。东风汽车集团总部坐落于武汉，武汉经开区（"中国车谷"）年产能超过100万辆（来源：thebureauinvestigates.com 2025年5月报道），数十年间积累了从整车研发设计到发动机、变速箱、三电系统、底盘零部件的全产业链体系。在新能源转型方面，岚图汽车、猛士科技等东风旗下新能源品牌加速量产，东风本田也在武汉推进全面电动化。具有标志性意义的是，2024年11月中国新能源汽车年产量首次突破1000万辆的里程碑纪念仪式选择在武汉举行（来源：huangpi.gov.cn），这充分说明了湖北在全国新能源汽车版图中的核心地位。湖北的优势不在于短期爆发力——其汽车产量增速不如河南那般惊人——而在于产业链的完整性、技术深度和长期可持续性。</w:t>
       </w:r>
     </w:p>
     <w:p>
       <w:r>
-        <w:t>[待补充：湖北2025年全年汽车/NEV产量精确数据——可从湖北统计公报或东风集团年报获取]</w:t>
+        <w:t>[待补充：湖北2025年全年汽车产量和NEV产量精确数据——可从湖北统计公报或东风汽车集团年报获取]</w:t>
       </w:r>
     </w:p>
     <w:p>
       <w:r>
-        <w:t>四川：</w:t>
-      </w:r>
-    </w:p>
-    <w:p>
-      <w:pPr>
-        <w:pStyle w:val="ListBullet"/>
-      </w:pPr>
-      <w:r>
-        <w:t>缺乏头部新能源整车龙头企业，产量规模与河南、湖北存在数倍差距</w:t>
-      </w:r>
-    </w:p>
-    <w:p>
-      <w:pPr>
-        <w:pStyle w:val="ListBullet"/>
-      </w:pPr>
-      <w:r>
-        <w:t>宜宾宁德时代项目主攻动力电池制造，但整车环节薄弱</w:t>
-      </w:r>
-    </w:p>
-    <w:p>
-      <w:pPr>
-        <w:pStyle w:val="ListBullet"/>
-      </w:pPr>
-      <w:r>
-        <w:t>优势在上游（锂矿资源、电池材料），短板在中下游（整车、零部件）</w:t>
+        <w:t>四川的明显差距。 在三省对比中，新能源汽车是四川差距最大的领域。四川缺乏比亚迪、东风这样的头部新能源整车龙头企业，全省新能源汽车年产量与河南的百万辆级规模存在数倍差距。虽然宜宾宁德时代项目使四川在动力电池制造环节占据了一席之地，但动力电池属于上游零部件，利润和产值乘数效应远不如整车制造。四川的核心困境是：拥有全国最好的锂矿资源和重要的电池制造产能，却缺少将这些上游优势转化为整车制造产值的关键环节——头部整车企业的落地。</w:t>
       </w:r>
     </w:p>
     <w:p>
       <w:r>
-        <w:t>[待补充：四川2025年全年汽车/NEV产量——可从四川统计公报获取]</w:t>
+        <w:t>[待补充：四川2025年全年汽车/NEV产量数据——可从四川统计公报获取]</w:t>
       </w:r>
     </w:p>
     <w:p>
@@ -529,128 +154,32 @@
         <w:pStyle w:val="Heading2"/>
       </w:pPr>
       <w:r>
-        <w:t>（二）光电子信息与集成电路：湖北全国领先，四川结构偏弱</w:t>
+        <w:t>（二）光电子信息与集成电路</w:t>
       </w:r>
     </w:p>
     <w:p>
       <w:r>
-        <w:t>全国背景： 2026年一季度全国规上电子信息制造业营收4.31万亿元，增长14.8%；利润总额2170亿元，增长1.25倍（来源：工信部/aastocks.com）。2025年全国工业机器人产量增长27%，集成电路晶圆产量增长19.6%（来源：english.henan.gov.cn 2025年3月）。国家2025年9月出台电子信息制造业稳增长方案，设定规上计算机通信和电子设备制造业增加值年均增长约7%目标。</w:t>
+        <w:t>光电子信息是数字经济时代的核心基础产业，也是"十五五"规划明确的战略性新兴产业重点方向。2026年一季度，全国规模以上电子信息制造业实现营业收入4.31万亿元，同比增长14.8%，利润总额2170亿元，同比增长1.25倍（来源：工信部/aastocks.com），行业已进入强劲复苏周期。此前在2025年1至2月，全国工业机器人产量增长27%，集成电路晶圆产量增长19.6%（来源：english.henan.gov.cn 2025年3月），显示产业链各环节需求旺盛。国家层面于2025年9月出台电子信息制造业稳增长方案，设定规上计算机通信和电子设备制造业增加值年均增长约7%的目标，为行业中期发展提供了明确政策预期。</w:t>
       </w:r>
     </w:p>
     <w:p>
       <w:r>
-        <w:t>湖北：</w:t>
-      </w:r>
-    </w:p>
-    <w:p>
-      <w:pPr>
-        <w:pStyle w:val="ListBullet"/>
-      </w:pPr>
-      <w:r>
-        <w:t>武汉光谷：全球最大光纤光缆研制基地，国内最大光器件生产基地</w:t>
-      </w:r>
-    </w:p>
-    <w:p>
-      <w:pPr>
-        <w:pStyle w:val="ListBullet"/>
-      </w:pPr>
-      <w:r>
-        <w:t>长飞光纤：全球光纤市占率第一；华工科技：高功率激光龙头；锐科激光：国产光纤激光器龙头</w:t>
-      </w:r>
-    </w:p>
-    <w:p>
-      <w:pPr>
-        <w:pStyle w:val="ListBullet"/>
-      </w:pPr>
-      <w:r>
-        <w:t>长江存储：中国3D NAND闪存自主研发制造唯一企业，"芯屏端网"万亿产业格局</w:t>
-      </w:r>
-    </w:p>
-    <w:p>
-      <w:pPr>
-        <w:pStyle w:val="ListBullet"/>
-      </w:pPr>
-      <w:r>
-        <w:t>光电子信息产业集群入选国家先进制造业集群</w:t>
-      </w:r>
-    </w:p>
-    <w:p>
-      <w:pPr>
-        <w:pStyle w:val="ListBullet"/>
-      </w:pPr>
-      <w:r>
-        <w:t>湖北"十五五"规划中，光电子信息和AI被列为核心赛道（来源：en.spp.gov.cn 2026年3月报道）</w:t>
+        <w:t>湖北在光电子领域的全国领先地位几乎不可撼动。 武汉东湖高新区（"中国光谷"）历经30余年发展，已成为全球最大的光纤光缆研制基地和国内最大的光器件研发生产基地。长飞光纤的光纤预制棒和光纤产品全球市场占有率连续多年位居第一；华工科技在高功率激光加工设备领域全国领先；锐科激光作为国产光纤激光器龙头，打破了国外垄断。在集成电路领域，长江存储作为中国3D NAND闪存芯片自主研发制造的唯一企业，代表了国产存储芯片的最高水平。光谷已形成"芯屏端网"万亿级产业格局，光电子信息产业集群入选国家先进制造业集群。更重要的是，湖北在"十五五"规划中已明确将光电子信息和AI列为核心发展赛道（来源：en.spp.gov.cn 2026年3月报道），政策持续性强。湖北光电子产业的核心竞争力不仅在于几家龙头企业，更在于数十年积累形成的人才梯队、上下游配套体系和创新生态——这是短期内其他省份难以复制的系统性优势。</w:t>
       </w:r>
     </w:p>
     <w:p>
       <w:r>
-        <w:t>四川：</w:t>
-      </w:r>
-    </w:p>
-    <w:p>
-      <w:pPr>
-        <w:pStyle w:val="ListBullet"/>
-      </w:pPr>
-      <w:r>
-        <w:t>电子信息是全省第一支柱产业，2024年规模突破1.6万亿元</w:t>
-      </w:r>
-    </w:p>
-    <w:p>
-      <w:pPr>
-        <w:pStyle w:val="ListBullet"/>
-      </w:pPr>
-      <w:r>
-        <w:t>但结构以代工为主：富士康成都（iPad）、京东方成都（OLED面板）</w:t>
-      </w:r>
-    </w:p>
-    <w:p>
-      <w:pPr>
-        <w:pStyle w:val="ListBullet"/>
-      </w:pPr>
-      <w:r>
-        <w:t>IC设计有基础（海光信息、振华风光），但制造端缺乏类似长江存储的战略项目</w:t>
-      </w:r>
-    </w:p>
-    <w:p>
-      <w:pPr>
-        <w:pStyle w:val="ListBullet"/>
-      </w:pPr>
-      <w:r>
-        <w:t>在光通信核心器件、光纤光缆、激光装备等领域与湖北存在代际差距</w:t>
+        <w:t>四川的电子信息产业规模不小但结构偏弱。 电子信息产业是四川第一支柱产业，2024年规模突破1.6万亿元。然而细看结构，产业以代工制造为主体——富士康成都工厂（iPad等消费电子代工）和京东方成都工厂（OLED显示面板）贡献了大部分产值，但其核心技术和研发设计环节主要在企业总部或海外，本地获取的附加值有限。在IC设计领域，四川拥有海光信息（高端CPU）、振华风光（军用集成电路）等企业，成都是全国第四大集成电路设计城市，具有一定基础。但问题在于：从设计向制造的延伸严重不足，四川缺乏类似长江存储那样的战略级芯片制造项目；在光通信核心器件、光纤光缆、激光装备等"光电子"高端领域，四川与湖北存在的不是量的差距，而是代际差距——湖北有完整的产业链和全球级龙头，四川在这些领域几乎空白。</w:t>
       </w:r>
     </w:p>
     <w:p>
       <w:r>
-        <w:t>河南：</w:t>
-      </w:r>
-    </w:p>
-    <w:p>
-      <w:pPr>
-        <w:pStyle w:val="ListBullet"/>
-      </w:pPr>
-      <w:r>
-        <w:t>郑州富士康是全球最大iPhone代工基地之一，但技术附加值有限</w:t>
-      </w:r>
-    </w:p>
-    <w:p>
-      <w:pPr>
-        <w:pStyle w:val="ListBullet"/>
-      </w:pPr>
-      <w:r>
-        <w:t>在超硬材料（人造金刚石全球第一）领域有差异化优势</w:t>
-      </w:r>
-    </w:p>
-    <w:p>
-      <w:pPr>
-        <w:pStyle w:val="ListBullet"/>
-      </w:pPr>
-      <w:r>
-        <w:t>正向芯片、传感器方向延伸，但尚处早期</w:t>
+        <w:t>河南的电子信息产业高度依赖代工模式。 郑州富士康是全球最大的iPhone生产基地之一，为河南贡献了巨大的出口额和就业。但代工制造的本质是"替人打工"——核心技术、品牌和利润留在苹果公司，河南获得的主要是加工费和就业岗位。河南在超硬材料（人造金刚石全球产量第一）领域有差异化优势，近年来也在向半导体、传感器方向延伸布局，但整体仍处于"从制造向研发攀升"的早期阶段。</w:t>
       </w:r>
     </w:p>
     <w:p>
       <w:r>
-        <w:t>[待补充：三省电子信息产业2025年营收规模对比——可从各省工信厅或统计公报获取]</w:t>
+        <w:t>[待补充：三省电子信息产业2025年营收规模精确数据——可从各省工信厅或统计公报获取]</w:t>
       </w:r>
     </w:p>
     <w:p>
@@ -658,107 +187,32 @@
         <w:pStyle w:val="Heading2"/>
       </w:pPr>
       <w:r>
-        <w:t>（三）生物医药与大健康：湖北创新药领先，四川转化偏弱</w:t>
+        <w:t>（三）生物医药与大健康</w:t>
       </w:r>
     </w:p>
     <w:p>
       <w:r>
-        <w:t>湖北：</w:t>
-      </w:r>
-    </w:p>
-    <w:p>
-      <w:pPr>
-        <w:pStyle w:val="ListBullet"/>
-      </w:pPr>
-      <w:r>
-        <w:t>光谷生物城：国家级生物产业基地，集聚人福医药（国内麻醉药市占率第一）、明德生物、禾元生物等</w:t>
-      </w:r>
-    </w:p>
-    <w:p>
-      <w:pPr>
-        <w:pStyle w:val="ListBullet"/>
-      </w:pPr>
-      <w:r>
-        <w:t>在基因治疗、mRNA疫苗、创新抗体药物等前沿方向管线丰富</w:t>
-      </w:r>
-    </w:p>
-    <w:p>
-      <w:pPr>
-        <w:pStyle w:val="ListBullet"/>
-      </w:pPr>
-      <w:r>
-        <w:t>CRO/CDMO平台建设走在中西部前列</w:t>
-      </w:r>
-    </w:p>
-    <w:p>
-      <w:pPr>
-        <w:pStyle w:val="ListBullet"/>
-      </w:pPr>
-      <w:r>
-        <w:t>华中科大同济医学院提供强大科研支撑</w:t>
+        <w:t>生物医药是三省均高度重视的战略性新兴产业，但在创新能力、产业化路径和核心竞争力方面差异明显。</w:t>
       </w:r>
     </w:p>
     <w:p>
       <w:r>
-        <w:t>四川：</w:t>
-      </w:r>
-    </w:p>
-    <w:p>
-      <w:pPr>
-        <w:pStyle w:val="ListBullet"/>
-      </w:pPr>
-      <w:r>
-        <w:t>华西医学中心全国顶尖（华西医院综合排名全国前三）</w:t>
-      </w:r>
-    </w:p>
-    <w:p>
-      <w:pPr>
-        <w:pStyle w:val="ListBullet"/>
-      </w:pPr>
-      <w:r>
-        <w:t>科伦药业、倍特药业等骨干企业规模尚可，天府国际生物城加速建设</w:t>
-      </w:r>
-    </w:p>
-    <w:p>
-      <w:pPr>
-        <w:pStyle w:val="ListBullet"/>
-      </w:pPr>
-      <w:r>
-        <w:t>核心短板：科研成果转化率低，"论文产出强、产业转化弱"</w:t>
-      </w:r>
-    </w:p>
-    <w:p>
-      <w:pPr>
-        <w:pStyle w:val="ListBullet"/>
-      </w:pPr>
-      <w:r>
-        <w:t>CRO/CDMO本地供给不足，创新药进入后期临床的项目数量少于湖北</w:t>
+        <w:t>湖北在创新药研发和产业化方面走在中西部前列。 武汉光谷生物城是国家级生物产业基地，经过十余年发展已形成涵盖生物医药、生物农业、医疗器械、智慧健康等多个板块的综合性产业集群。人福医药作为国内麻醉药领域的绝对龙头，市场占有率长期位居行业第一；明德生物在体外诊断领域表现突出；禾元生物在植物源重组蛋白方向具有技术独创性。湖北在基因治疗、mRNA技术平台、创新抗体药物等生物医药前沿方向布局较早，在研管线数量在中西部省份中最为丰富。CRO/CDMO（合同研发和合同生产）平台建设方面，武汉走在中西部前列，能够为区域内创新药企提供从药物发现到临床试验的全流程服务。华中科技大学同济医学院在基础医学研究方面的深厚积累，为产业提供了源源不断的人才和技术供给。</w:t>
       </w:r>
     </w:p>
     <w:p>
       <w:r>
-        <w:t>河南：</w:t>
-      </w:r>
-    </w:p>
-    <w:p>
-      <w:pPr>
-        <w:pStyle w:val="ListBullet"/>
-      </w:pPr>
-      <w:r>
-        <w:t>华兰生物（国内血液制品龙头）、仲景宛西制药等细分冠军</w:t>
-      </w:r>
-    </w:p>
-    <w:p>
-      <w:pPr>
-        <w:pStyle w:val="ListBullet"/>
-      </w:pPr>
-      <w:r>
-        <w:t>整体创新药管线和一类新药获批数量与湖北、四川有差距</w:t>
+        <w:t>四川拥有全国顶尖的医学研究平台，但产业转化是短板。 四川大学华西医学中心是全国综合排名前三的医学研究和临床机构，年手术量、论文产出量均居全国前列。在产业端，科伦药业在大输液和创新药两个方向双轮驱动，倍特药业、海思科等企业也具有一定规模。成都天府国际生物城近年来发展迅速，引进了一批创新型生物医药企业。然而，四川生物医药产业的核心痛点在于"论文产出强、产业转化弱"——华西体系每年产出大量高水平医学研究成果，但能够走完"实验室→中试→产业化→上市"全流程的项目比例偏低。与湖北光谷生物城相比，天府国际生物城在产业集聚度、企业密度和配套服务平台完善程度等方面仍有差距。CRO/CDMO平台的本地供给能力不足，导致许多在川孵化的创新药项目不得不将后续开发环节外包至长三角。</w:t>
       </w:r>
     </w:p>
     <w:p>
       <w:r>
-        <w:t>[待补充：三省2025年生物医药产业营收规模、一类新药获批数量、高新技术企业数量对比]</w:t>
+        <w:t>河南在特色细分领域具有优势，但整体创新能力不足。 华兰生物是国内血液制品领域的龙头企业，在血浆采集站布局和血液制品生产方面市占率位居行业前列。仲景宛西制药在中药现代化方向有品牌积累。但从整体看，河南在创新药管线数量、一类新药获批数量、生物技术前沿布局等方面与湖北和四川均有差距，生物医药产业更多停留在仿制药和传统中药层面。</w:t>
+      </w:r>
+    </w:p>
+    <w:p>
+      <w:r>
+        <w:t>[待补充：三省2025年生物医药产业营收规模、一类新药获批数量、CRO/CDMO企业数量对比——可从各省药监局、卫健委或行业报告获取]</w:t>
       </w:r>
     </w:p>
     <w:p>
@@ -766,115 +220,32 @@
         <w:pStyle w:val="Heading2"/>
       </w:pPr>
       <w:r>
-        <w:t>（四）新能源与新材料：四川"有资源无产业"困局</w:t>
+        <w:t>（四）新能源与新材料</w:t>
       </w:r>
     </w:p>
     <w:p>
       <w:r>
-        <w:t>四川：</w:t>
-      </w:r>
-    </w:p>
-    <w:p>
-      <w:pPr>
-        <w:pStyle w:val="ListBullet"/>
-      </w:pPr>
-      <w:r>
-        <w:t>锂矿资源全国第一（甘孜、阿坝锂辉石储量居全国首位），是全球重要锂资源富集区</w:t>
-      </w:r>
-    </w:p>
-    <w:p>
-      <w:pPr>
-        <w:pStyle w:val="ListBullet"/>
-      </w:pPr>
-      <w:r>
-        <w:t>"有资源无产业"问题突出：受高原生态保护约束，锂矿开发进度慢；大量锂精矿外运江西、福建加工</w:t>
-      </w:r>
-    </w:p>
-    <w:p>
-      <w:pPr>
-        <w:pStyle w:val="ListBullet"/>
-      </w:pPr>
-      <w:r>
-        <w:t>宜宾宁德时代项目是重要突破，但整体产业链完整度和规模不及沿海</w:t>
-      </w:r>
-    </w:p>
-    <w:p>
-      <w:pPr>
-        <w:pStyle w:val="ListBullet"/>
-      </w:pPr>
-      <w:r>
-        <w:t>水电装机全国第一，但廉价绿电就地转化能力不足</w:t>
-      </w:r>
-    </w:p>
-    <w:p>
-      <w:pPr>
-        <w:pStyle w:val="ListBullet"/>
-      </w:pPr>
-      <w:r>
-        <w:t>"十五五"期间将建成投产1000万千瓦新型储能项目（来源：solarbeglobal.com）</w:t>
+        <w:t>新能源与新材料是支撑新能源汽车、光伏、储能等终端产业的上游关键环节。四川在这一领域拥有得天独厚的资源禀赋——全国最丰富的锂矿资源（甘孜州、阿坝州锂辉石探明储量居全国第一）、全国第一的水电装机容量、丰富的天然气和钒钛等战略矿产——但产业转化能力与资源禀赋之间的落差恰恰是四川新兴产业发展最大的痛点。</w:t>
       </w:r>
     </w:p>
     <w:p>
       <w:r>
-        <w:t>河南：</w:t>
-      </w:r>
-    </w:p>
-    <w:p>
-      <w:pPr>
-        <w:pStyle w:val="ListBullet"/>
-      </w:pPr>
-      <w:r>
-        <w:t>锂电池正负极材料领域较早布局，引进头部企业建设生产基地</w:t>
-      </w:r>
-    </w:p>
-    <w:p>
-      <w:pPr>
-        <w:pStyle w:val="ListBullet"/>
-      </w:pPr>
-      <w:r>
-        <w:t>2025年上半年锂电池出口表现突出，是"新三样"出口重要组成（来源：tkww.hk）</w:t>
-      </w:r>
-    </w:p>
-    <w:p>
-      <w:pPr>
-        <w:pStyle w:val="ListBullet"/>
-      </w:pPr>
-      <w:r>
-        <w:t>光伏产业链（硅片-电池片-组件）在洛阳、许昌等地初步形成</w:t>
+        <w:t>四川"有资源无产业"的困局有深层原因。 锂矿资源集中在海拔3000米以上的川西高原，生态环境极为脆弱，国家对青藏高原地区的环保政策日趋严格，使得大规模开采面临审批周期长、环评要求高的现实约束。基础设施条件也是制约因素——从甘孜锂矿产区到加工基地的运输距离远、成本高。结果是大量锂精矿不得不外运至江西、福建等沿海省份进行精深加工，四川获得的只是矿石出售的初级收入，碳酸锂和氢氧化锂加工的高附加值环节被其他省份截取。宜宾宁德时代动力电池项目是四川打通"资源—材料—电池"链条的重要突破，但单个项目尚不足以改变全省产业链布局的整体格局。"十五五"期间四川规划建成投产1000万千瓦新型储能项目（来源：solarbeglobal.com），这是利用水电资源优势发展储能产业的重要部署，但储能项目本身属于基础设施投资，对高附加值制造业的直接带动有限。</w:t>
       </w:r>
     </w:p>
     <w:p>
       <w:r>
-        <w:t>湖北：</w:t>
-      </w:r>
-    </w:p>
-    <w:p>
-      <w:pPr>
-        <w:pStyle w:val="ListBullet"/>
-      </w:pPr>
-      <w:r>
-        <w:t>依托磷矿资源优势发展磷酸铁锂正极材料</w:t>
-      </w:r>
-    </w:p>
-    <w:p>
-      <w:pPr>
-        <w:pStyle w:val="ListBullet"/>
-      </w:pPr>
-      <w:r>
-        <w:t>武汉国家氢能示范城市群核心城市，氢燃料电池布局积极</w:t>
-      </w:r>
-    </w:p>
-    <w:p>
-      <w:pPr>
-        <w:pStyle w:val="ListBullet"/>
-      </w:pPr>
-      <w:r>
-        <w:t>光电功能材料与光电子产业形成协同</w:t>
+        <w:t>河南在新能源材料领域的产业化速度快于四川。 河南较早在锂电池正负极材料领域完成布局，引进了头部企业建设生产基地。2025年上半年河南锂电池出口表现突出，是"新三样"出口增长的重要组成部分（来源：tkww.hk）。在光伏产业方面，洛阳、许昌等地已形成从硅片到电池片再到组件的初步产业链。河南新能源产业的竞争力不在于资源禀赋（河南既不产锂也不产硅），而在于产业化执行效率高、与下游整车和出口渠道联动紧密、省级政策落地快。</w:t>
       </w:r>
     </w:p>
     <w:p>
       <w:r>
-        <w:t>[待补充：三省2025年锂电池产量、新能源材料产业产值对比]</w:t>
+        <w:t>湖北依托磷矿优势和氢能布局形成差异化竞争力。 湖北虽然锂矿资源不如四川，但拥有丰富的磷矿资源，在磷酸铁锂正极材料制造方面具有原料成本优势。武汉作为国家氢能示范城市群核心城市，在氢燃料电池及氢能制储运用全产业链方面布局积极。此外，湖北的光电功能材料产业与光谷光电子信息产业形成了良好的上下游协同——光纤预制棒所需的特种玻璃和稀土材料、激光器所需的光学晶体等，都在本地实现了配套供给。</w:t>
+      </w:r>
+    </w:p>
+    <w:p>
+      <w:r>
+        <w:t>[待补充：三省2025年锂电池产量、动力电池装机量、新能源材料产业产值对比——可从中国汽车动力电池产业创新联盟或各省统计公报获取]</w:t>
       </w:r>
     </w:p>
     <w:p>
@@ -882,96 +253,32 @@
         <w:pStyle w:val="Heading2"/>
       </w:pPr>
       <w:r>
-        <w:t>（五）低空经济：新万亿赛道，四川军工底蕴待释放</w:t>
+        <w:t>（五）低空经济</w:t>
       </w:r>
     </w:p>
     <w:p>
       <w:r>
-        <w:t>全国背景： 2025年低空经济市场规模约1万亿~1.5万亿元（来源：globaltimes.cn 2025年1月/daxueconsulting.com）。广东占全国无人机产量约90%，2025年产量增长39%（来源：广东省政府工作报告/网易新闻）。全国2025年底农业无人机超30万架，覆盖4.6亿亩农田（来源：people.cn 2026年3月）。</w:t>
+        <w:t>低空经济是2024年以来中国产业政策最密集支持的新赛道之一，也是"十五五"规划明确列入的战略性新兴产业。据公开数据，2025年全国低空经济市场规模约1万亿至1.5万亿元（来源：globaltimes.cn 2025年1月/daxueconsulting.com），涵盖无人机制造、低空飞行服务、eVTOL（电动垂直起降飞行器）研发运营、低空基础设施建设等多个细分领域。从全国产业分布看，广东省占据绝对主导地位——2025年全省无人机产量增长39%，占全国总产量约90%（来源：广东省政府工作报告/网易新闻），深圳凭借大疆创新、亿航智能等企业成为"全球无人机之都"。在应用端，全国2025年底农业无人机超过30万架，覆盖农田面积达4.6亿亩（来源：people.cn 2026年3月），农业植保已成为无人机最大规模化应用场景。</w:t>
       </w:r>
     </w:p>
     <w:p>
       <w:r>
-        <w:t>四川：</w:t>
-      </w:r>
-    </w:p>
-    <w:p>
-      <w:pPr>
-        <w:pStyle w:val="ListBullet"/>
-      </w:pPr>
-      <w:r>
-        <w:t>成都是全国三大航空工业基地之一（中航成飞/611所），飞行器设计、航电系统底蕴深厚</w:t>
-      </w:r>
-    </w:p>
-    <w:p>
-      <w:pPr>
-        <w:pStyle w:val="ListBullet"/>
-      </w:pPr>
-      <w:r>
-        <w:t>核心瓶颈：军民融合转化效率不高，民用无人机和eVTOL产业化慢于深圳和武汉</w:t>
-      </w:r>
-    </w:p>
-    <w:p>
-      <w:pPr>
-        <w:pStyle w:val="ListBullet"/>
-      </w:pPr>
-      <w:r>
-        <w:t>民用无人机整机企业少、规模小，低空飞行测试空域开放不足</w:t>
+        <w:t>四川在低空经济领域的矛盾最为突出：底蕴最深厚，但产业化最迟缓。 成都是全国三大航空工业基地之一，中航工业成飞（歼-20研制单位）、成都飞机设计研究所（611所）等机构在飞行器气动设计、航电系统集成、复合材料应用等核心技术领域积累深厚，人才储备居全国前列。然而这些优势主要存在于军工体系内部，向民用市场的转化受到体制机制、知识产权归属、保密规定、市场化运营能力等多重因素制约。结果是：四川拥有全国最好的飞行器设计能力，民用无人机产业规模却远不及深圳；拥有最强的航空复合材料技术，eVTOL产业化进展却落后于长三角和武汉。如何将成飞系、中电科系军工院所的技术沉淀有效释放为民用产业发展动能，是四川"十五五"期间需要重点突破的制度性瓶颈。</w:t>
       </w:r>
     </w:p>
     <w:p>
       <w:r>
-        <w:t>湖北：</w:t>
-      </w:r>
-    </w:p>
-    <w:p>
-      <w:pPr>
-        <w:pStyle w:val="ListBullet"/>
-      </w:pPr>
-      <w:r>
-        <w:t>武汉在eVTOL研发、无人机物流应用方面布局较早</w:t>
-      </w:r>
-    </w:p>
-    <w:p>
-      <w:pPr>
-        <w:pStyle w:val="ListBullet"/>
-      </w:pPr>
-      <w:r>
-        <w:t>高校资源丰富（华中科技大学等），研发人才充裕</w:t>
-      </w:r>
-    </w:p>
-    <w:p>
-      <w:pPr>
-        <w:pStyle w:val="ListBullet"/>
-      </w:pPr>
-      <w:r>
-        <w:t>已规划多条城市空中交通试飞航线</w:t>
+        <w:t>湖北在低空经济领域采取了"应用先行、研发跟进"的路径。 武汉依托丰富的高校资源和良好的空域条件，在eVTOL研发、无人机物流配送等方面布局较早，已规划多条城市空中交通试飞航线。百度Apollo在武汉的自动驾驶项目也为智能低空飞行器提供了底层技术支持。湖北低空经济发展的优势在于产学研转化链条相对畅通，武汉的科研成果能较快进入商业化验证阶段。</w:t>
       </w:r>
     </w:p>
     <w:p>
       <w:r>
-        <w:t>河南：</w:t>
-      </w:r>
-    </w:p>
-    <w:p>
-      <w:pPr>
-        <w:pStyle w:val="ListBullet"/>
-      </w:pPr>
-      <w:r>
-        <w:t>安阳国内低空经济先行区，全国首个民用无人机试验基地</w:t>
-      </w:r>
-    </w:p>
-    <w:p>
-      <w:pPr>
-        <w:pStyle w:val="ListBullet"/>
-      </w:pPr>
-      <w:r>
-        <w:t>偏重应用端（农业植保、物流配送），制造端竞争力有限</w:t>
+        <w:t>河南在低空经济领域走的是"场景牵引"路线。 安阳是国内低空经济先行试验区之一，拥有全国首个民用无人机试验基地。河南作为农业大省，在无人机农业植保领域的应用规模位居全国前列。郑州航空港区也在积极发展eVTOL相关产业。但总体看，河南低空经济更偏重应用端而非制造端，在核心整机制造和关键零部件方面的产业竞争力有限。</w:t>
       </w:r>
     </w:p>
     <w:p>
       <w:r>
-        <w:t>[待补充：三省低空经济相关企业数量、无人机产量、试飞航线数量等]</w:t>
+        <w:t>[待补充：三省低空经济相关企业数量、民用无人机整机制造企业数量、获批试飞航线数量——可从各省工信厅或民航局数据获取]</w:t>
       </w:r>
     </w:p>
     <w:p>
@@ -979,104 +286,32 @@
         <w:pStyle w:val="Heading2"/>
       </w:pPr>
       <w:r>
-        <w:t>（六）人工智能：算力竞赛加速，四川需补短板</w:t>
+        <w:t>（六）人工智能</w:t>
       </w:r>
     </w:p>
     <w:p>
       <w:r>
-        <w:t>全国背景： 中国核心AI产业规模2025年超1万亿元（来源：english.henan.gov.cn 2026年2月10日）。国务院2025年发布《关于深入实施"人工智能+"行动的意见》（国发〔2025〕11号）。"十五五"规划将AI+提升为国家运动级别的战略行动（来源：english.henan.gov.cn 2026年3月3日）。国家目标：AI到2027年覆盖70%经济领域，2030年覆盖90%（来源：chosun.com转引中国两会报道）。</w:t>
+        <w:t>人工智能是"十五五"规划中被提升至最高战略优先级的技术方向。2025年中国核心AI产业规模超过1万亿元（来源：english.henan.gov.cn 2026年2月10日），国务院于2025年发布《关于深入实施"人工智能+"行动的意见》（国发〔2025〕11号），将AI应用渗透提升为国家级行动。"十五五"规划进一步提出：AI到2027年覆盖70%经济领域，到2030年覆盖90%（来源：chosun.com转引2026年两会报道），机器人被置于现代产业体系核心（来源：ifr.org 2026年5月）。在这一波AI产业化浪潮中，算力基础设施、人才储备和应用场景是竞争的三大核心要素。</w:t>
       </w:r>
     </w:p>
     <w:p>
       <w:r>
-        <w:t>湖北：</w:t>
-      </w:r>
-    </w:p>
-    <w:p>
-      <w:pPr>
-        <w:pStyle w:val="ListBullet"/>
-      </w:pPr>
-      <w:r>
-        <w:t>武汉人工智能计算中心已建成运营，中部重要公共算力平台</w:t>
-      </w:r>
-    </w:p>
-    <w:p>
-      <w:pPr>
-        <w:pStyle w:val="ListBullet"/>
-      </w:pPr>
-      <w:r>
-        <w:t>华中科大在AI基础研究全国领先（计算机视觉、NLP方向）</w:t>
-      </w:r>
-    </w:p>
-    <w:p>
-      <w:pPr>
-        <w:pStyle w:val="ListBullet"/>
-      </w:pPr>
-      <w:r>
-        <w:t>百度Apollo自动驾驶项目在武汉大规模落地</w:t>
-      </w:r>
-    </w:p>
-    <w:p>
-      <w:pPr>
-        <w:pStyle w:val="ListBullet"/>
-      </w:pPr>
-      <w:r>
-        <w:t>"十五五"规划明确光电子信息和AI为核心赛道</w:t>
+        <w:t>湖北在AI领域形成了"算力+人才+场景"的较完整布局。 武汉人工智能计算中心已建成运营，是中部地区最重要的公共算力服务平台之一，为区域内AI企业和高校科研提供普惠算力支持。华中科技大学在计算机视觉、自然语言处理、智能制造等AI基础研究方向的学科实力全国领先，每年输出大量高层次AI研发人才。在应用端，百度Apollo自动驾驶项目在武汉的大规模商业化落地走在全国前列，形成了"智能驾驶"这一极具说服力的应用标杆。湖北"十五五"规划已明确将AI与光电子信息列为并行的两大核心赛道（来源：en.spp.gov.cn 2026年3月），政策确定性强。</w:t>
       </w:r>
     </w:p>
     <w:p>
       <w:r>
-        <w:t>四川：</w:t>
-      </w:r>
-    </w:p>
-    <w:p>
-      <w:pPr>
-        <w:pStyle w:val="ListBullet"/>
-      </w:pPr>
-      <w:r>
-        <w:t>电子科技大学AI学科全国领先，人才供给在中西部名列前茅</w:t>
-      </w:r>
-    </w:p>
-    <w:p>
-      <w:pPr>
-        <w:pStyle w:val="ListBullet"/>
-      </w:pPr>
-      <w:r>
-        <w:t>华为鲲鹏生态在蓉落地</w:t>
-      </w:r>
-    </w:p>
-    <w:p>
-      <w:pPr>
-        <w:pStyle w:val="ListBullet"/>
-      </w:pPr>
-      <w:r>
-        <w:t>短板：算力基础设施建设滞后于湖北；缺乏全国影响力的大模型企业；AI产业链中间层薄弱</w:t>
+        <w:t>四川拥有AI人才培养的突出优势，但产业化存在明显短板。 电子科技大学在人工智能、计算机科学、电子信息等学科方面全国领先，是中西部地区AI高端人才最重要的培养基地。华为鲲鹏生态在成都落地，为本地AI企业提供了基础算力框架。然而四川AI产业发展面临两个核心瓶颈：一是算力基础设施建设进度落后于湖北，缺少已投入运营的大型公共智算中心；二是大模型产业生态尚未形成，四川缺乏具有全国影响力的大模型企业或重要的AI开源社区，产业链中的模型层和平台层几乎空白，本地AI企业大多集中在应用层的定制化开发。这意味着四川有"训练AI的人才"，但缺少"承载AI训练的算力"和"驱动AI生态的核心企业"。</w:t>
       </w:r>
     </w:p>
     <w:p>
       <w:r>
-        <w:t>河南：</w:t>
-      </w:r>
-    </w:p>
-    <w:p>
-      <w:pPr>
-        <w:pStyle w:val="ListBullet"/>
-      </w:pPr>
-      <w:r>
-        <w:t>以应用场景为导向（智慧农业、智能制造）</w:t>
-      </w:r>
-    </w:p>
-    <w:p>
-      <w:pPr>
-        <w:pStyle w:val="ListBullet"/>
-      </w:pPr>
-      <w:r>
-        <w:t>算力基础设施快速建设中，但AI研发人才密度不及四川和湖北</w:t>
+        <w:t>河南在AI领域处于追赶位置，以场景驱动为主要路径。 河南在算力基础设施方面正快速追赶，超算中心和智算中心节点建设提速，但整体算力规模和AI研发人才密度不及四川和湖北。河南的策略是发挥应用场景丰富的优势——全国最大的农业省份提供了智慧农业AI的海量数据和场景；制造业大省提供了工业AI的广阔市场。但从AI产业的核心竞争力（基础模型、算法创新、芯片设计）来看，河南短期内仍将是AI技术的"应用者"而非"创造者"。</w:t>
       </w:r>
     </w:p>
     <w:p>
       <w:r>
-        <w:t>[待补充：三省AI企业数量、算力规模（FLOPS）、AI相关专利数量对比]</w:t>
+        <w:t>[待补充：三省AI企业数量、公共算力平台规模（FLOPS）、AI相关发明专利数量——可从各省科技厅或工信部数据获取]</w:t>
       </w:r>
     </w:p>
     <w:p>
@@ -1097,44 +332,22 @@
         <w:pStyle w:val="Heading2"/>
       </w:pPr>
       <w:r>
-        <w:t>（一）国家"十五五"规划产业导向</w:t>
+        <w:t>（一）国家"十五五"规划的产业导向</w:t>
       </w:r>
     </w:p>
     <w:p>
       <w:r>
-        <w:t>2026年3月全国人大通过"十五五"规划纲要（2026-2030），核心产业方向包括：</w:t>
+        <w:t>2026年3月，十四届全国人大四次会议表决通过了"十五五"规划纲要（2026-2030年）。从产业方向看，规划提出以先进制造业为骨干构建现代化产业体系，并建立了"战略性新兴产业—新兴支柱产业—未来产业"的三层梯度发展序列，实现近中远期统筹规划（来源：SCIO 2026年3月27日发布会）。</w:t>
       </w:r>
     </w:p>
     <w:p>
-      <w:pPr>
-        <w:pStyle w:val="ListBullet"/>
-      </w:pPr>
       <w:r>
-        <w:t>首要任务： 以先进制造业为骨干建设现代化产业体系（来源：english.henan.gov.cn 2025年10月31日）</w:t>
+        <w:t>具体而言，国家"十五五"重点培育的新兴支柱产业包括：集成电路、新型显示、先进材料、航空航天、低空经济、生物医药等（来源：ncsti.gov.cn 2025年12月）；布局的未来产业包括：氢能与核聚变、量子技术、生物制造、脑机接口、具身智能（人形机器人）、6G等（来源：china-briefing.com）。尤其值得关注的是，AI被提升至"国家运动"级别——"十五五"期间"AI+"行动将全面推进，目标是到2030年AI覆盖90%经济领域（来源：chosun.com/english），机器人（特别是人形机器人）被定位为现代产业体系的核心支撑（来源：ifr.org 2026年5月）。</w:t>
       </w:r>
     </w:p>
     <w:p>
-      <w:pPr>
-        <w:pStyle w:val="ListBullet"/>
-      </w:pPr>
       <w:r>
-        <w:t>战略性新兴产业： 新一代信息技术、新能源、集成电路、新型显示、先进材料、航空航天、低空经济、生物医药（来源：ncsti.gov.cn 2025年12月/SCIO 2026年3月发布会）</w:t>
-      </w:r>
-    </w:p>
-    <w:p>
-      <w:pPr>
-        <w:pStyle w:val="ListBullet"/>
-      </w:pPr>
-      <w:r>
-        <w:t>未来产业： 氢能与核聚变、量子技术、生物制造、脑机接口、具身智能（人形机器人）、6G（来源：china-briefing.com）</w:t>
-      </w:r>
-    </w:p>
-    <w:p>
-      <w:pPr>
-        <w:pStyle w:val="ListBullet"/>
-      </w:pPr>
-      <w:r>
-        <w:t>国家运动： AI+行动全面推进，机器人被置于现代产业体系核心（来源：ifr.org 2026年5月）</w:t>
+        <w:t>这些国家级产业方向对三省未来五年的新兴产业发展具有决定性的政策引导意义——哪个省的现有产业基础与国家重点方向契合度越高，就越有可能获得政策、资金和项目的倾斜支持。</w:t>
       </w:r>
     </w:p>
     <w:p>
@@ -1147,118 +360,22 @@
     </w:p>
     <w:p>
       <w:r>
-        <w:t>湖北"十五五"重点：</w:t>
-      </w:r>
-    </w:p>
-    <w:p>
-      <w:pPr>
-        <w:pStyle w:val="ListBullet"/>
-      </w:pPr>
-      <w:r>
-        <w:t>光电子信息产业继续做大做强，巩固"中国光谷"全球领先地位</w:t>
-      </w:r>
-    </w:p>
-    <w:p>
-      <w:pPr>
-        <w:pStyle w:val="ListBullet"/>
-      </w:pPr>
-      <w:r>
-        <w:t>汽车产业全面新能源化转型</w:t>
-      </w:r>
-    </w:p>
-    <w:p>
-      <w:pPr>
-        <w:pStyle w:val="ListBullet"/>
-      </w:pPr>
-      <w:r>
-        <w:t>AI与光电子融合发展</w:t>
-      </w:r>
-    </w:p>
-    <w:p>
-      <w:pPr>
-        <w:pStyle w:val="ListBullet"/>
-      </w:pPr>
-      <w:r>
-        <w:t>湖北代表团在全国两会上重点回应光电子信息、AI、产业升级等议题（来源：en.spp.gov.cn 2026年3月）</w:t>
+        <w:t>湖北的"十五五"产业布局与国家方向高度吻合。 湖北代表团在2026年全国两会期间重点回应了光电子信息、人工智能、产业升级等议题（来源：en.spp.gov.cn 2026年3月），表明光电子和AI已被确定为湖北"十五五"期间的两大核心赛道。这两个方向恰好是国家"十五五"规划中优先级最高的新兴支柱产业，意味着湖北可以直接对接国家战略红利。此外，湖北在生物医药、先进材料、航空航天等国家重点方向上也有扎实的产业基础，"十五五"期间有望实现多赛道同步突破。</w:t>
       </w:r>
     </w:p>
     <w:p>
       <w:r>
-        <w:t>河南"十五五"重点：</w:t>
-      </w:r>
-    </w:p>
-    <w:p>
-      <w:pPr>
-        <w:pStyle w:val="ListBullet"/>
-      </w:pPr>
-      <w:r>
-        <w:t>2026年目标：GDP增长约5%，规上工业增加值增长约6.5%（来源：english.henan.gov.cn 2026年1月27日）</w:t>
-      </w:r>
-    </w:p>
-    <w:p>
-      <w:pPr>
-        <w:pStyle w:val="ListBullet"/>
-      </w:pPr>
-      <w:r>
-        <w:t>继续做大新能源汽车产业集群（比亚迪二期/三期扩产预期）</w:t>
-      </w:r>
-    </w:p>
-    <w:p>
-      <w:pPr>
-        <w:pStyle w:val="ListBullet"/>
-      </w:pPr>
-      <w:r>
-        <w:t>电子信息产业从终端制造向芯片、传感器上游延伸</w:t>
-      </w:r>
-    </w:p>
-    <w:p>
-      <w:pPr>
-        <w:pStyle w:val="ListBullet"/>
-      </w:pPr>
-      <w:r>
-        <w:t>培育战略性新兴产业集群，打造先进制造业高地</w:t>
+        <w:t>河南的"十五五"聚焦于制造业规模提升和产业链延伸。 河南2026年政府工作报告提出GDP增长约5%、规上工业增加值增长约6.5%的发展目标（来源：english.henan.gov.cn 2026年1月27日），继续以工业增速跑赢GDP为核心策略。"十五五"期间河南的重点方向预计包括：继续做大新能源汽车产业集群（比亚迪郑州基地的进一步扩产是大概率事件）、推动电子信息产业从终端代工向上游芯片和传感器方向延伸、培育战略性新兴产业集群并争创国家级先进制造业集群。河南的策略是"以量取胜、以规模换结构"，通过持续的产能扩张和龙头招引来推动产业能级提升。</w:t>
       </w:r>
     </w:p>
     <w:p>
       <w:r>
-        <w:t>四川"十五五"重点：</w:t>
-      </w:r>
-    </w:p>
-    <w:p>
-      <w:pPr>
-        <w:pStyle w:val="ListBullet"/>
-      </w:pPr>
-      <w:r>
-        <w:t>"十五五"期间建成投产1000万千瓦新型储能项目（来源：solarbeglobal.com）</w:t>
-      </w:r>
-    </w:p>
-    <w:p>
-      <w:pPr>
-        <w:pStyle w:val="ListBullet"/>
-      </w:pPr>
-      <w:r>
-        <w:t>清洁能源+新材料产业化是核心方向</w:t>
-      </w:r>
-    </w:p>
-    <w:p>
-      <w:pPr>
-        <w:pStyle w:val="ListBullet"/>
-      </w:pPr>
-      <w:r>
-        <w:t>成渝双城经济圈协同发展，电子信息产业规模进一步做大</w:t>
-      </w:r>
-    </w:p>
-    <w:p>
-      <w:pPr>
-        <w:pStyle w:val="ListBullet"/>
-      </w:pPr>
-      <w:r>
-        <w:t>军民融合深化，低空经济和航空航天向民用转化</w:t>
+        <w:t>四川的"十五五"将清洁能源和新材料作为核心抓手。 四川"十五五"期间规划建成投产1000万千瓦新型储能项目（来源：solarbeglobal.com），这是利用全省水电优势发展储能产业的重要部署。清洁能源+新材料产业化是四川"十五五"的核心方向，叠加成渝双城经济圈协同发展的政策框架，电子信息产业规模有望进一步扩大。此外，军民融合的深化也是四川"十五五"的重要议题——低空经济和航空航天技术向民用领域的转化被寄予厚望。</w:t>
       </w:r>
     </w:p>
     <w:p>
       <w:r>
-        <w:t>[待补充：三省"十五五"规划纲要中关于新兴产业的具体量化目标——可从各省人大审议通过的规划纲要全文获取]</w:t>
+        <w:t>[待补充：三省"十五五"规划纲要中关于新兴产业的具体量化目标和重点项目清单——可从各省人大审议通过的规划纲要全文获取]</w:t>
       </w:r>
     </w:p>
     <w:p>
@@ -1271,115 +388,22 @@
     </w:p>
     <w:p>
       <w:r>
-        <w:t>结论：湖北未来五年新兴产业发展潜力最大，河南次之，四川第三。</w:t>
+        <w:t>综合以上分析，我们对三省未来五年（2026-2030年）新兴产业发展潜力做出如下判断：湖北发展潜力最大，河南次之，四川第三。</w:t>
       </w:r>
     </w:p>
     <w:p>
       <w:r>
-        <w:t>理由如下：</w:t>
+        <w:t>湖北潜力最大的核心逻辑： 第一，赛道契合度最高。"十五五"国家重点支持的集成电路、光电子信息、AI、生物医药、先进材料等方向，恰好是湖北经过多年积累形成的传统强项，湖北不需要"另起炉灶"，只需要在现有基础上加速发展即可承接国家战略红利。第二，产业基础最为扎实。光谷集群历经20余年的持续投入，已形成"科研—中试—产业化"的完整链条和自我造血能力，产业发展不依赖单一企业或单个项目，抗风险能力强。第三，创新转化效率在中西部最高。华中科技大学、武汉大学等高校的科研成果就地转化率领先，产学研融合机制成熟。第四，增速惯性强。2025年GDP增速已领跑全国主要经济大省，各项先行指标显示经济动能有望在"十五五"期间延续。</w:t>
       </w:r>
     </w:p>
     <w:p>
       <w:r>
-        <w:t>湖北（潜力最大）：</w:t>
-      </w:r>
-    </w:p>
-    <w:p>
-      <w:pPr>
-        <w:pStyle w:val="ListNumber"/>
-      </w:pPr>
-      <w:r>
-        <w:t>赛道契合度最高。 "十五五"国家重点支持的集成电路、光电子信息、AI、生物医药等方向恰好是湖北的传统强项，湖北可以直接承接国家战略红利。</w:t>
-      </w:r>
-    </w:p>
-    <w:p>
-      <w:pPr>
-        <w:pStyle w:val="ListNumber"/>
-      </w:pPr>
-      <w:r>
-        <w:t>产业基础最扎实。 光谷集群历经20余年积累，已形成"科研—中试—产业化"完整链条和自我造血能力，不依赖单一企业或项目。</w:t>
-      </w:r>
-    </w:p>
-    <w:p>
-      <w:pPr>
-        <w:pStyle w:val="ListNumber"/>
-      </w:pPr>
-      <w:r>
-        <w:t>创新转化效率高。 华中科大、武大等高校科研成果就地转化率在中西部最高，产学研融合机制成熟。</w:t>
-      </w:r>
-    </w:p>
-    <w:p>
-      <w:pPr>
-        <w:pStyle w:val="ListNumber"/>
-      </w:pPr>
-      <w:r>
-        <w:t>增速惯性强。 2025年GDP增速已领跑主要经济大省，经济动能有望延续。</w:t>
+        <w:t>河南潜力排第二的逻辑： 河南的最大优势在于新能源汽车赛道仍处于快速放量期。比亚迪郑州基地尚有扩产空间，上汽等其他整车企业也在持续投产，河南有望在"十五五"期间跻身全国汽车产量前五省份，仅汽车一个产业即可为全省工业增长提供强大支撑。此外，河南人口多、劳动力成本适中、物流区位优越，在大规模制造环节对企业有持续吸引力。但河南面临的风险也不容忽视：产业结构过度依赖少数龙头企业（比亚迪贡献了全省汽车增量的绝大部分，富士康贡献了电子信息产业的主要产值），一旦龙头企业产能转移或经营波动，对全省经济的冲击将非常大。更关键的是，河南在AI、生物医药、集成电路等"深科技"领域的人才储备和创新能力相对薄弱，这些恰恰是"十五五"期间国家重点扶持的方向。河南如果不能在"十五五"期间补上创新能力的短板，可能会在下一个五年周期（"十六五"）面临增长后劲不足的问题。</w:t>
       </w:r>
     </w:p>
     <w:p>
       <w:r>
-        <w:t>河南（潜力第二）：</w:t>
-      </w:r>
-    </w:p>
-    <w:p>
-      <w:pPr>
-        <w:pStyle w:val="ListNumber"/>
-      </w:pPr>
-      <w:r>
-        <w:t>新能源汽车赛道处于快速放量期。 比亚迪郑州基地仍有扩产空间，河南有望在"十五五"期间跻身全国汽车产量前五省份。</w:t>
-      </w:r>
-    </w:p>
-    <w:p>
-      <w:pPr>
-        <w:pStyle w:val="ListNumber"/>
-      </w:pPr>
-      <w:r>
-        <w:t>制造业规模化优势明显。 河南人口多、劳动力成本适中、物流区位优越，在大规模制造环节有持续吸引力。</w:t>
-      </w:r>
-    </w:p>
-    <w:p>
-      <w:pPr>
-        <w:pStyle w:val="ListNumber"/>
-      </w:pPr>
-      <w:r>
-        <w:t>风险点： 产业结构过度依赖少数龙头企业（比亚迪、富士康），内生创新能力不足，若龙头企业产能转移则面临较大冲击。同时在AI、生物医药等"深科技"领域人才储备薄弱。</w:t>
-      </w:r>
-    </w:p>
-    <w:p>
-      <w:r>
-        <w:t>四川（潜力第三）：</w:t>
-      </w:r>
-    </w:p>
-    <w:p>
-      <w:pPr>
-        <w:pStyle w:val="ListNumber"/>
-      </w:pPr>
-      <w:r>
-        <w:t>优势未充分释放。 锂矿资源、军工技术、清洁能源、高校科研等"家底"很厚，但转化链条不畅，多项优势处于"沉睡"状态。</w:t>
-      </w:r>
-    </w:p>
-    <w:p>
-      <w:pPr>
-        <w:pStyle w:val="ListNumber"/>
-      </w:pPr>
-      <w:r>
-        <w:t>缺乏近期爆发点。 与河南（汽车翻番）和湖北（光谷+长江存储双轮驱动）相比，四川新兴产业缺少一个年内可见效的突破性增长极。</w:t>
-      </w:r>
-    </w:p>
-    <w:p>
-      <w:pPr>
-        <w:pStyle w:val="ListNumber"/>
-      </w:pPr>
-      <w:r>
-        <w:t>"十五五"储能项目是亮点但不够。 1000万千瓦储能虽是重大工程，但属于基础设施型投入，对高附加值制造业带动有限。</w:t>
-      </w:r>
-    </w:p>
-    <w:p>
-      <w:pPr>
-        <w:pStyle w:val="ListNumber"/>
-      </w:pPr>
-      <w:r>
-        <w:t>希望在中长期。 若能在"十五五"期间成功破解锂矿就地转化、军民融合效率提升、整车龙头引进三个关键瓶颈，四川的后发潜力可能超过河南。</w:t>
+        <w:t>四川排第三但蕴含后发潜力的逻辑： 四川当前排位靠后并非因为"家底"不够——恰恰相反，四川的资源禀赋（锂矿、水电、军工技术、高校科研）在三省中最为丰厚。问题在于这些优势大多处于"沉睡"或"半转化"状态：锂矿有资源但缺加工产能，军工有技术但缺民用转化机制，高校有人才但缺留人条件，水电有电量但缺就地消纳产业。四川在"十五五"期间缺乏一个像河南比亚迪或湖北光谷那样已经进入"收获期"的增长极，多数布局还处于"播种期"或"培育期"。1000万千瓦储能项目虽是重大工程，但属于基础设施型投入而非高附加值制造，对GDP和工业增加值的直接拉动有限。四川的希望在于：如果能在"十五五"期间成功破解三个关键瓶颈——锂矿资源就地转化、军民融合效率实质性提升、头部整车企业成功落地——那么四川凭借其综合资源禀赋的厚度，在"十六五"期间（2031-2035年）的发展潜力完全可能超越河南甚至追平湖北。但如果这三个瓶颈在"十五五"期间仍未实质突破，四川与河南、湖北的差距将进一步拉大。</w:t>
       </w:r>
     </w:p>
     <w:p>
@@ -1396,147 +420,38 @@
       </w:r>
     </w:p>
     <w:p>
-      <w:pPr>
-        <w:pStyle w:val="Heading2"/>
-      </w:pPr>
       <w:r>
-        <w:t>（一）新能源汽车：龙头招引是第一要务</w:t>
+        <w:t>基于以上六大领域的对比分析和未来五年趋势研判，四川在新能源汽车整车制造、光电子信息高端环节、生物医药产业化、锂资源就地转化、低空经济民用化、AI算力基础设施等方面存在需要紧迫补齐的短板。以下提出12条短期（1至2年内可操作、可见效）的针对性建议：</w:t>
       </w:r>
     </w:p>
     <w:p>
-      <w:pPr>
-        <w:pStyle w:val="ListNumber"/>
-      </w:pPr>
       <w:r>
-        <w:t>全力引进一家头部NEV整车企业设立超级工厂。 对标河南比亚迪郑州模式，以四川电力成本、消费市场、辐射南亚东南亚区位为筹码。目标：2年内落地年产能20万辆+项目。</w:t>
+        <w:t>新能源汽车方面： 第一，全力引进一家头部新能源整车企业在川设立超级工厂，对标河南引进比亚迪的成功经验，以四川的电力成本优势（水电电价远低于中东部）、3000万人的消费市场、辐射南亚东南亚的区位优势为招商筹码，目标是2年内实现单一工厂年产能20万辆以上的项目落地。第二，以宜宾宁德时代项目为核心加速动力电池集群建设，引导其增资扩产的同时同步引进正极材料、负极材料、电解液、隔膜等配套企业，打通"甘孜锂矿—锂电材料走廊—宜宾电池制造"的产业链闭环。</w:t>
       </w:r>
     </w:p>
     <w:p>
-      <w:pPr>
-        <w:pStyle w:val="ListNumber"/>
-      </w:pPr>
       <w:r>
-        <w:t>以宜宾宁德时代为核心加速电池集群。 引导增资扩产，同步引进正极/负极/电解液/隔膜企业，打通甘孜锂矿至宜宾电池的"锂电走廊"。</w:t>
+        <w:t>光电子信息方面： 第三，聚焦第三代半导体（碳化硅/氮化镓）推动6英寸或8英寸衬底生产线在成都或绵阳落地，这是避开与武汉光谷在传统光通信领域正面竞争、实现错位发展的关键方向。第四，依托电子科技大学设立光电子与集成电路产业研究院，重点攻关硅光芯片、车规级激光雷达核心器件等"光电融合"技术方向。</w:t>
       </w:r>
     </w:p>
     <w:p>
-      <w:pPr>
-        <w:pStyle w:val="Heading2"/>
-      </w:pPr>
       <w:r>
-        <w:t>（二）光电子信息：错位突破第三代半导体</w:t>
+        <w:t>生物医药方面： 第五，设立"创新药加速转化平台"，对进入II期和III期临床阶段的在研药物给予专项资金支持，协调审评审批绿色通道，充分发挥华西医院临床资源优势。第六，引进1至2家头部CRO/CDMO企业在天府国际生物城设立西部总部或重大生产基地，解决省内创新药企"有分子找不到人做临床、有工艺找不到厂做生产"的瓶颈。</w:t>
       </w:r>
     </w:p>
     <w:p>
-      <w:pPr>
-        <w:pStyle w:val="ListNumber"/>
-      </w:pPr>
       <w:r>
-        <w:t>聚焦碳化硅/氮化镓功率半导体。 推动6/8英寸衬底产线在成都或绵阳落地，抢占新能源汽车用功率器件上游。</w:t>
+        <w:t>新能源材料方面： 第七，在甘孜-阿坝-遂宁区域规划"锂电材料走廊"，制定兼顾高原生态保护与产业发展的锂矿开发指导意见，给企业明确的政策预期和开发边界。第八，打造"绿电+绿色材料"产业化示范项目，利用四川水电电价低廉的突出优势定向招引多晶硅、电解铝精深加工等高附加值材料项目。</w:t>
       </w:r>
     </w:p>
     <w:p>
-      <w:pPr>
-        <w:pStyle w:val="ListNumber"/>
-      </w:pPr>
       <w:r>
-        <w:t>依托电子科技大学设立光电子产业研究院。 重点攻关硅光芯片、激光雷达核心器件。</w:t>
+        <w:t>低空经济方面： 第九，设立省级低空经济产业引导基金（首期规模建议50亿元），重点支持成飞系、中电科系企业内部孵化的民用无人机和eVTOL项目。第十，在成都、绵阳等地划设专用低空飞行试验区，对接民航局空域管理改革试点政策，力争2年内推动2至3款民用无人机或eVTOL产品完成适航认证。</w:t>
       </w:r>
     </w:p>
     <w:p>
-      <w:pPr>
-        <w:pStyle w:val="Heading2"/>
-      </w:pPr>
       <w:r>
-        <w:t>（三）生物医药：打通华西转化链</w:t>
-      </w:r>
-    </w:p>
-    <w:p>
-      <w:pPr>
-        <w:pStyle w:val="ListNumber"/>
-      </w:pPr>
-      <w:r>
-        <w:t>设立"创新药加速转化平台"。 对进入II/III期临床的在研药物给予专项支持，缩短从实验室到市场的周期。</w:t>
-      </w:r>
-    </w:p>
-    <w:p>
-      <w:pPr>
-        <w:pStyle w:val="ListNumber"/>
-      </w:pPr>
-      <w:r>
-        <w:t>引进头部CRO/CDMO企业在天府国际生物城设西部总部。</w:t>
-      </w:r>
-    </w:p>
-    <w:p>
-      <w:pPr>
-        <w:pStyle w:val="Heading2"/>
-      </w:pPr>
-      <w:r>
-        <w:t>（四）新能源材料：加速锂资源就地转化</w:t>
-      </w:r>
-    </w:p>
-    <w:p>
-      <w:pPr>
-        <w:pStyle w:val="ListNumber"/>
-      </w:pPr>
-      <w:r>
-        <w:t>规划"锂电材料走廊"。 制定兼顾生态与产业的锂矿开发指导意见，推动碳酸锂就地加工。</w:t>
-      </w:r>
-    </w:p>
-    <w:p>
-      <w:pPr>
-        <w:pStyle w:val="ListNumber"/>
-      </w:pPr>
-      <w:r>
-        <w:t>打造"绿电+绿色材料"示范。 利用水电低价优势招引高附加值材料加工项目。</w:t>
-      </w:r>
-    </w:p>
-    <w:p>
-      <w:pPr>
-        <w:pStyle w:val="Heading2"/>
-      </w:pPr>
-      <w:r>
-        <w:t>（五）低空经济：军民融合释放</w:t>
-      </w:r>
-    </w:p>
-    <w:p>
-      <w:pPr>
-        <w:pStyle w:val="ListNumber"/>
-      </w:pPr>
-      <w:r>
-        <w:t>设立省级低空经济产业基金（50亿元）。 支持成飞系企业孵化民用项目。</w:t>
-      </w:r>
-    </w:p>
-    <w:p>
-      <w:pPr>
-        <w:pStyle w:val="ListNumber"/>
-      </w:pPr>
-      <w:r>
-        <w:t>划设专用低空试验区， 推动2-3款民用产品完成适航认证。</w:t>
-      </w:r>
-    </w:p>
-    <w:p>
-      <w:pPr>
-        <w:pStyle w:val="Heading2"/>
-      </w:pPr>
-      <w:r>
-        <w:t>（六）人工智能：算力先行</w:t>
-      </w:r>
-    </w:p>
-    <w:p>
-      <w:pPr>
-        <w:pStyle w:val="ListNumber"/>
-      </w:pPr>
-      <w:r>
-        <w:t>加快建设省级公共智算中心（目标1000P FLOPS+）。</w:t>
-      </w:r>
-    </w:p>
-    <w:p>
-      <w:pPr>
-        <w:pStyle w:val="ListNumber"/>
-      </w:pPr>
-      <w:r>
-        <w:t>聚焦AI+医疗（华西）和AI+制造两个垂直领域。</w:t>
+        <w:t>人工智能方面： 第十一，加快建设省级公共智算中心，目标总算力不低于1000P FLOPS，为本地AI企业和高校科研提供普惠算力服务，同时积极争取国家智算中心西部节点在川布局。第十二，聚焦"AI+医疗"和"AI+制造"两个最具本地优势的垂直领域建设应用标杆——利用华西医院的海量医疗数据和电子科技大学的AI技术优势，在医学影像AI、智能诊断等方向形成全国示范。</w:t>
       </w:r>
     </w:p>
     <w:p>
@@ -1554,7 +469,7 @@
     </w:p>
     <w:p>
       <w:r>
-        <w:t>本报告数据来源如下，标注[待补充]处需从各省统计局或政府工作报告获取精确数据：</w:t>
+        <w:t>本报告引用数据均来自公开官方渠道，文中标注[待补充]处需从各省统计局或政府工作报告获取精确数据以增强说服力：</w:t>
       </w:r>
     </w:p>
     <w:p>
@@ -1562,7 +477,7 @@
         <w:pStyle w:val="ListNumber"/>
       </w:pPr>
       <w:r>
-        <w:t>河南省政府英文网站（english.henan.gov.cn）：GDP、汽车产量、NEV产量、工业数据</w:t>
+        <w:t>河南省政府英文网站（english.henan.gov.cn）：GDP、汽车产量、NEV产量、工业数据、十五五目标</w:t>
       </w:r>
     </w:p>
     <w:p>
@@ -1570,7 +485,7 @@
         <w:pStyle w:val="ListNumber"/>
       </w:pPr>
       <w:r>
-        <w:t>国务院新闻办SCIO（scio.gov.cn）：全国制造业增加值、高技术制造业数据</w:t>
+        <w:t>国务院新闻办SCIO（scio.gov.cn）：全国制造业增加值、高技术制造业数据、十五五规划发布会</w:t>
       </w:r>
     </w:p>
     <w:p>
@@ -1578,7 +493,7 @@
         <w:pStyle w:val="ListNumber"/>
       </w:pPr>
       <w:r>
-        <w:t>中汽协/chinadailyasia.com：全国汽车产销数据</w:t>
+        <w:t>中国汽车工业协会/chinadailyasia.com：全国汽车产销数据</w:t>
       </w:r>
     </w:p>
     <w:p>
@@ -1642,7 +557,7 @@
         <w:pStyle w:val="ListNumber"/>
       </w:pPr>
       <w:r>
-        <w:t>ncsti.gov.cn/SCIO/china-briefing.com：国家十五五规划产业方向</w:t>
+        <w:t>ncsti.gov.cn/china-briefing.com：国家十五五规划产业方向</w:t>
       </w:r>
     </w:p>
     <w:p>
@@ -2041,7 +956,7 @@
     <w:rsid w:val="00FC693F"/>
     <w:rPr>
       <w:rFonts w:ascii="SimSun" w:hAnsi="SimSun"/>
-      <w:sz w:val="20"/>
+      <w:sz w:val="22"/>
     </w:rPr>
   </w:style>
   <w:style w:type="paragraph" w:styleId="Header">
